--- a/dogovor.docx
+++ b/dogovor.docx
@@ -3,12 +3,3105 @@
 <w:document xmlns:wpc="http://schemas.microsoft.com/office/word/2010/wordprocessingCanvas" xmlns:cx="http://schemas.microsoft.com/office/drawing/2014/chartex" xmlns:mc="http://schemas.openxmlformats.org/markup-compatibility/2006" xmlns:o="urn:schemas-microsoft-com:office:office" xmlns:r="http://schemas.openxmlformats.org/officeDocument/2006/relationships" xmlns:m="http://schemas.openxmlformats.org/officeDocument/2006/math" xmlns:v="urn:schemas-microsoft-com:vml" xmlns:wp14="http://schemas.microsoft.com/office/word/2010/wordprocessingDrawing" xmlns:wp="http://schemas.openxmlformats.org/drawingml/2006/wordprocessingDrawing" xmlns:w10="urn:schemas-microsoft-com:office:word" xmlns:w="http://schemas.openxmlformats.org/wordprocessingml/2006/main" xmlns:w14="http://schemas.microsoft.com/office/word/2010/wordml" xmlns:w15="http://schemas.microsoft.com/office/word/2012/wordml" xmlns:w16se="http://schemas.microsoft.com/office/word/2015/wordml/symex" xmlns:wpg="http://schemas.microsoft.com/office/word/2010/wordprocessingGroup" xmlns:wpi="http://schemas.microsoft.com/office/word/2010/wordprocessingInk" xmlns:wne="http://schemas.microsoft.com/office/word/2006/wordml" xmlns:wps="http://schemas.microsoft.com/office/word/2010/wordprocessingShape" mc:Ignorable="w14 w15 w16se wp14">
   <w:body>
     <w:p>
-      <w:r>
-        <w:t>Тест скачивания договора</w:t>
-      </w:r>
+      <w:pPr>
+        <w:spacing w:before="100" w:beforeAutospacing="1" w:after="100" w:afterAutospacing="1" w:line="240" w:lineRule="auto"/>
+        <w:jc w:val="center"/>
+        <w:outlineLvl w:val="1"/>
+        <w:rPr>
+          <w:rFonts w:ascii="Times New Roman" w:eastAsia="Times New Roman" w:hAnsi="Times New Roman" w:cs="Times New Roman"/>
+          <w:b/>
+          <w:bCs/>
+          <w:sz w:val="24"/>
+          <w:szCs w:val="36"/>
+          <w:lang w:eastAsia="ru-RU"/>
+        </w:rPr>
+      </w:pPr>
+      <w:r>
+        <w:rPr>
+          <w:rFonts w:ascii="Times New Roman" w:eastAsia="Times New Roman" w:hAnsi="Times New Roman" w:cs="Times New Roman"/>
+          <w:b/>
+          <w:bCs/>
+          <w:sz w:val="24"/>
+          <w:szCs w:val="36"/>
+          <w:lang w:eastAsia="ru-RU"/>
+        </w:rPr>
+        <w:t>ДОГОВОР ВОЗМЕЗДНОГО ОКАЗАНИЯ УСЛУГ (РЕПЕТИТОРСТВО)</w:t>
+      </w:r>
+    </w:p>
+    <w:p>
+      <w:pPr>
+        <w:spacing w:before="100" w:beforeAutospacing="1" w:after="100" w:afterAutospacing="1" w:line="240" w:lineRule="auto"/>
+        <w:rPr>
+          <w:rFonts w:ascii="Times New Roman" w:eastAsia="Times New Roman" w:hAnsi="Times New Roman" w:cs="Times New Roman"/>
+          <w:sz w:val="24"/>
+          <w:szCs w:val="24"/>
+          <w:lang w:eastAsia="ru-RU"/>
+        </w:rPr>
+      </w:pPr>
+      <w:proofErr w:type="spellStart"/>
+      <w:r>
+        <w:rPr>
+          <w:rFonts w:ascii="Times New Roman" w:eastAsia="Times New Roman" w:hAnsi="Times New Roman" w:cs="Times New Roman"/>
+          <w:sz w:val="24"/>
+          <w:szCs w:val="24"/>
+          <w:lang w:eastAsia="ru-RU"/>
+        </w:rPr>
+        <w:t>пгт</w:t>
+      </w:r>
+      <w:proofErr w:type="spellEnd"/>
+      <w:r>
+        <w:rPr>
+          <w:rFonts w:ascii="Times New Roman" w:eastAsia="Times New Roman" w:hAnsi="Times New Roman" w:cs="Times New Roman"/>
+          <w:sz w:val="24"/>
+          <w:szCs w:val="24"/>
+          <w:lang w:eastAsia="ru-RU"/>
+        </w:rPr>
+        <w:t>. </w:t>
+      </w:r>
+      <w:r>
+        <w:rPr>
+          <w:rFonts w:ascii="Times New Roman" w:eastAsia="Times New Roman" w:hAnsi="Times New Roman" w:cs="Times New Roman"/>
+          <w:sz w:val="24"/>
+          <w:szCs w:val="24"/>
+          <w:lang w:eastAsia="ru-RU"/>
+        </w:rPr>
+        <w:t>Морки</w:t>
+      </w:r>
+      <w:r>
+        <w:rPr>
+          <w:rFonts w:ascii="Times New Roman" w:eastAsia="Times New Roman" w:hAnsi="Times New Roman" w:cs="Times New Roman"/>
+          <w:sz w:val="24"/>
+          <w:szCs w:val="24"/>
+          <w:lang w:eastAsia="ru-RU"/>
+        </w:rPr>
+        <w:tab/>
+      </w:r>
+      <w:r>
+        <w:rPr>
+          <w:rFonts w:ascii="Times New Roman" w:eastAsia="Times New Roman" w:hAnsi="Times New Roman" w:cs="Times New Roman"/>
+          <w:sz w:val="24"/>
+          <w:szCs w:val="24"/>
+          <w:lang w:eastAsia="ru-RU"/>
+        </w:rPr>
+        <w:tab/>
+      </w:r>
+      <w:r>
+        <w:rPr>
+          <w:rFonts w:ascii="Times New Roman" w:eastAsia="Times New Roman" w:hAnsi="Times New Roman" w:cs="Times New Roman"/>
+          <w:sz w:val="24"/>
+          <w:szCs w:val="24"/>
+          <w:lang w:eastAsia="ru-RU"/>
+        </w:rPr>
+        <w:tab/>
+      </w:r>
+      <w:r>
+        <w:rPr>
+          <w:rFonts w:ascii="Times New Roman" w:eastAsia="Times New Roman" w:hAnsi="Times New Roman" w:cs="Times New Roman"/>
+          <w:sz w:val="24"/>
+          <w:szCs w:val="24"/>
+          <w:lang w:eastAsia="ru-RU"/>
+        </w:rPr>
+        <w:tab/>
+      </w:r>
+      <w:r>
+        <w:rPr>
+          <w:rFonts w:ascii="Times New Roman" w:eastAsia="Times New Roman" w:hAnsi="Times New Roman" w:cs="Times New Roman"/>
+          <w:sz w:val="24"/>
+          <w:szCs w:val="24"/>
+          <w:lang w:eastAsia="ru-RU"/>
+        </w:rPr>
+        <w:tab/>
+      </w:r>
+      <w:r>
+        <w:rPr>
+          <w:rFonts w:ascii="Times New Roman" w:eastAsia="Times New Roman" w:hAnsi="Times New Roman" w:cs="Times New Roman"/>
+          <w:sz w:val="24"/>
+          <w:szCs w:val="24"/>
+          <w:lang w:eastAsia="ru-RU"/>
+        </w:rPr>
+        <w:tab/>
+      </w:r>
+      <w:r>
+        <w:rPr>
+          <w:rFonts w:ascii="Times New Roman" w:eastAsia="Times New Roman" w:hAnsi="Times New Roman" w:cs="Times New Roman"/>
+          <w:sz w:val="24"/>
+          <w:szCs w:val="24"/>
+          <w:lang w:eastAsia="ru-RU"/>
+        </w:rPr>
+        <w:tab/>
+      </w:r>
+      <w:r>
+        <w:rPr>
+          <w:rFonts w:ascii="Times New Roman" w:eastAsia="Times New Roman" w:hAnsi="Times New Roman" w:cs="Times New Roman"/>
+          <w:sz w:val="24"/>
+          <w:szCs w:val="24"/>
+          <w:lang w:eastAsia="ru-RU"/>
+        </w:rPr>
+        <w:tab/>
+      </w:r>
+      <w:r>
+        <w:rPr>
+          <w:rFonts w:ascii="Times New Roman" w:eastAsia="Times New Roman" w:hAnsi="Times New Roman" w:cs="Times New Roman"/>
+          <w:sz w:val="24"/>
+          <w:szCs w:val="24"/>
+          <w:lang w:eastAsia="ru-RU"/>
+        </w:rPr>
+        <w:tab/>
+      </w:r>
+      <w:r>
+        <w:rPr>
+          <w:rFonts w:ascii="Times New Roman" w:eastAsia="Times New Roman" w:hAnsi="Times New Roman" w:cs="Times New Roman"/>
+          <w:sz w:val="24"/>
+          <w:szCs w:val="24"/>
+          <w:lang w:eastAsia="ru-RU"/>
+        </w:rPr>
+        <w:t>«</w:t>
+      </w:r>
+      <w:r>
+        <w:rPr>
+          <w:rFonts w:ascii="Times New Roman" w:eastAsia="Times New Roman" w:hAnsi="Times New Roman" w:cs="Times New Roman"/>
+          <w:sz w:val="24"/>
+          <w:szCs w:val="24"/>
+          <w:lang w:eastAsia="ru-RU"/>
+        </w:rPr>
+        <w:t>___</w:t>
+      </w:r>
+      <w:r>
+        <w:rPr>
+          <w:rFonts w:ascii="Times New Roman" w:eastAsia="Times New Roman" w:hAnsi="Times New Roman" w:cs="Times New Roman"/>
+          <w:b/>
+          <w:bCs/>
+          <w:sz w:val="24"/>
+          <w:szCs w:val="24"/>
+          <w:lang w:eastAsia="ru-RU"/>
+        </w:rPr>
+        <w:t>» _________ 20</w:t>
+      </w:r>
+      <w:r>
+        <w:rPr>
+          <w:rFonts w:ascii="Times New Roman" w:eastAsia="Times New Roman" w:hAnsi="Times New Roman" w:cs="Times New Roman"/>
+          <w:sz w:val="24"/>
+          <w:szCs w:val="24"/>
+          <w:lang w:eastAsia="ru-RU"/>
+        </w:rPr>
+        <w:t> г.</w:t>
+      </w:r>
+    </w:p>
+    <w:p>
+      <w:pPr>
+        <w:spacing w:after="0" w:line="240" w:lineRule="auto"/>
+        <w:jc w:val="both"/>
+        <w:rPr>
+          <w:rFonts w:ascii="Times New Roman" w:eastAsia="Times New Roman" w:hAnsi="Times New Roman" w:cs="Times New Roman"/>
+          <w:sz w:val="24"/>
+          <w:szCs w:val="24"/>
+          <w:lang w:eastAsia="ru-RU"/>
+        </w:rPr>
+      </w:pPr>
+      <w:r>
+        <w:rPr>
+          <w:rFonts w:ascii="Times New Roman" w:eastAsia="Times New Roman" w:hAnsi="Times New Roman" w:cs="Times New Roman"/>
+          <w:b/>
+          <w:bCs/>
+          <w:sz w:val="24"/>
+          <w:szCs w:val="24"/>
+          <w:lang w:eastAsia="ru-RU"/>
+        </w:rPr>
+        <w:t>Исполнитель</w:t>
+      </w:r>
+      <w:r>
+        <w:rPr>
+          <w:rFonts w:ascii="Times New Roman" w:eastAsia="Times New Roman" w:hAnsi="Times New Roman" w:cs="Times New Roman"/>
+          <w:sz w:val="24"/>
+          <w:szCs w:val="24"/>
+          <w:lang w:eastAsia="ru-RU"/>
+        </w:rPr>
+        <w:t>: Индивидуальный предприниматель Федоров Алексей Владимирович</w:t>
+      </w:r>
+      <w:r>
+        <w:rPr>
+          <w:rFonts w:ascii="Times New Roman" w:eastAsia="Times New Roman" w:hAnsi="Times New Roman" w:cs="Times New Roman"/>
+          <w:sz w:val="24"/>
+          <w:szCs w:val="24"/>
+          <w:lang w:eastAsia="ru-RU"/>
+        </w:rPr>
+        <w:t xml:space="preserve"> (ИП Федоров А.В.)</w:t>
+      </w:r>
+      <w:r>
+        <w:rPr>
+          <w:rFonts w:ascii="Times New Roman" w:eastAsia="Times New Roman" w:hAnsi="Times New Roman" w:cs="Times New Roman"/>
+          <w:sz w:val="24"/>
+          <w:szCs w:val="24"/>
+          <w:lang w:eastAsia="ru-RU"/>
+        </w:rPr>
+        <w:t>, ОГРНИП</w:t>
+      </w:r>
+      <w:r>
+        <w:rPr>
+          <w:rFonts w:ascii="Times New Roman" w:eastAsia="Times New Roman" w:hAnsi="Times New Roman" w:cs="Times New Roman"/>
+          <w:sz w:val="24"/>
+          <w:szCs w:val="24"/>
+          <w:lang w:eastAsia="ru-RU"/>
+        </w:rPr>
+        <w:t xml:space="preserve"> 326120000034585, ИНН 120801748033, </w:t>
+      </w:r>
+      <w:r>
+        <w:rPr>
+          <w:rFonts w:ascii="Times New Roman" w:eastAsia="Times New Roman" w:hAnsi="Times New Roman" w:cs="Times New Roman"/>
+          <w:sz w:val="24"/>
+          <w:szCs w:val="24"/>
+          <w:lang w:eastAsia="ru-RU"/>
+        </w:rPr>
+        <w:t>действующий на основании государственной регистрации в качестве индивидуального предпринимателя</w:t>
+      </w:r>
+      <w:r>
+        <w:rPr>
+          <w:rFonts w:ascii="Times New Roman" w:eastAsia="Times New Roman" w:hAnsi="Times New Roman" w:cs="Times New Roman"/>
+          <w:sz w:val="24"/>
+          <w:szCs w:val="24"/>
+          <w:lang w:eastAsia="ru-RU"/>
+        </w:rPr>
+        <w:t>,</w:t>
+      </w:r>
+      <w:r>
+        <w:rPr>
+          <w:rFonts w:ascii="Times New Roman" w:eastAsia="Times New Roman" w:hAnsi="Times New Roman" w:cs="Times New Roman"/>
+          <w:sz w:val="24"/>
+          <w:szCs w:val="24"/>
+          <w:lang w:eastAsia="ru-RU"/>
+        </w:rPr>
+        <w:t xml:space="preserve"> </w:t>
+      </w:r>
+      <w:r>
+        <w:rPr>
+          <w:rFonts w:ascii="Times New Roman" w:eastAsia="Times New Roman" w:hAnsi="Times New Roman" w:cs="Times New Roman"/>
+          <w:b/>
+          <w:bCs/>
+          <w:sz w:val="24"/>
+          <w:szCs w:val="24"/>
+          <w:lang w:eastAsia="ru-RU"/>
+        </w:rPr>
+        <w:t>Заказчик</w:t>
+      </w:r>
+      <w:r>
+        <w:rPr>
+          <w:rFonts w:ascii="Times New Roman" w:eastAsia="Times New Roman" w:hAnsi="Times New Roman" w:cs="Times New Roman"/>
+          <w:sz w:val="24"/>
+          <w:szCs w:val="24"/>
+          <w:lang w:eastAsia="ru-RU"/>
+        </w:rPr>
+        <w:t xml:space="preserve">: </w:t>
+      </w:r>
+      <w:r>
+        <w:rPr>
+          <w:rFonts w:ascii="Times New Roman" w:eastAsia="Times New Roman" w:hAnsi="Times New Roman" w:cs="Times New Roman"/>
+          <w:sz w:val="24"/>
+          <w:szCs w:val="24"/>
+          <w:lang w:eastAsia="ru-RU"/>
+        </w:rPr>
+        <w:t>____________________________________________________________________</w:t>
+      </w:r>
+    </w:p>
+    <w:p>
+      <w:pPr>
+        <w:spacing w:after="0" w:line="240" w:lineRule="auto"/>
+        <w:ind w:firstLine="708"/>
+        <w:jc w:val="both"/>
+        <w:rPr>
+          <w:rFonts w:ascii="Times New Roman" w:eastAsia="Times New Roman" w:hAnsi="Times New Roman" w:cs="Times New Roman"/>
+          <w:sz w:val="24"/>
+          <w:szCs w:val="24"/>
+          <w:vertAlign w:val="superscript"/>
+          <w:lang w:eastAsia="ru-RU"/>
+        </w:rPr>
+      </w:pPr>
+      <w:r>
+        <w:rPr>
+          <w:rFonts w:ascii="Times New Roman" w:eastAsia="Times New Roman" w:hAnsi="Times New Roman" w:cs="Times New Roman"/>
+          <w:sz w:val="24"/>
+          <w:szCs w:val="24"/>
+          <w:vertAlign w:val="superscript"/>
+          <w:lang w:eastAsia="ru-RU"/>
+        </w:rPr>
+        <w:t xml:space="preserve">                                                  </w:t>
+      </w:r>
+      <w:r>
+        <w:rPr>
+          <w:rFonts w:ascii="Times New Roman" w:eastAsia="Times New Roman" w:hAnsi="Times New Roman" w:cs="Times New Roman"/>
+          <w:sz w:val="24"/>
+          <w:szCs w:val="24"/>
+          <w:vertAlign w:val="superscript"/>
+          <w:lang w:eastAsia="ru-RU"/>
+        </w:rPr>
+        <w:t>Ф. И. О. родителя/законного представителя или самого обучающегося</w:t>
+      </w:r>
+      <w:r>
+        <w:rPr>
+          <w:rFonts w:ascii="Times New Roman" w:eastAsia="Times New Roman" w:hAnsi="Times New Roman" w:cs="Times New Roman"/>
+          <w:sz w:val="24"/>
+          <w:szCs w:val="24"/>
+          <w:vertAlign w:val="superscript"/>
+          <w:lang w:eastAsia="ru-RU"/>
+        </w:rPr>
+        <w:t xml:space="preserve"> </w:t>
+      </w:r>
+    </w:p>
+    <w:p>
+      <w:pPr>
+        <w:spacing w:after="0" w:line="240" w:lineRule="auto"/>
+        <w:jc w:val="both"/>
+        <w:rPr>
+          <w:rFonts w:ascii="Times New Roman" w:eastAsia="Times New Roman" w:hAnsi="Times New Roman" w:cs="Times New Roman"/>
+          <w:sz w:val="24"/>
+          <w:szCs w:val="24"/>
+          <w:lang w:eastAsia="ru-RU"/>
+        </w:rPr>
+      </w:pPr>
+      <w:r>
+        <w:rPr>
+          <w:rFonts w:ascii="Times New Roman" w:eastAsia="Times New Roman" w:hAnsi="Times New Roman" w:cs="Times New Roman"/>
+          <w:sz w:val="24"/>
+          <w:szCs w:val="24"/>
+          <w:lang w:eastAsia="ru-RU"/>
+        </w:rPr>
+        <w:t>д</w:t>
+      </w:r>
+      <w:r>
+        <w:rPr>
+          <w:rFonts w:ascii="Times New Roman" w:hAnsi="Times New Roman" w:cs="Times New Roman"/>
+          <w:spacing w:val="3"/>
+          <w:sz w:val="24"/>
+          <w:szCs w:val="24"/>
+          <w:shd w:val="clear" w:color="auto" w:fill="FFFFFF"/>
+        </w:rPr>
+        <w:t>ействующий</w:t>
+      </w:r>
+      <w:r>
+        <w:rPr>
+          <w:rFonts w:ascii="Times New Roman" w:hAnsi="Times New Roman" w:cs="Times New Roman"/>
+          <w:spacing w:val="3"/>
+          <w:sz w:val="24"/>
+          <w:szCs w:val="24"/>
+          <w:shd w:val="clear" w:color="auto" w:fill="FFFFFF"/>
+        </w:rPr>
+        <w:t>(-</w:t>
+      </w:r>
+      <w:proofErr w:type="spellStart"/>
+      <w:r>
+        <w:rPr>
+          <w:rFonts w:ascii="Times New Roman" w:hAnsi="Times New Roman" w:cs="Times New Roman"/>
+          <w:spacing w:val="3"/>
+          <w:sz w:val="24"/>
+          <w:szCs w:val="24"/>
+          <w:shd w:val="clear" w:color="auto" w:fill="FFFFFF"/>
+        </w:rPr>
+        <w:t>ая</w:t>
+      </w:r>
+      <w:proofErr w:type="spellEnd"/>
+      <w:r>
+        <w:rPr>
+          <w:rFonts w:ascii="Times New Roman" w:hAnsi="Times New Roman" w:cs="Times New Roman"/>
+          <w:spacing w:val="3"/>
+          <w:sz w:val="24"/>
+          <w:szCs w:val="24"/>
+          <w:shd w:val="clear" w:color="auto" w:fill="FFFFFF"/>
+        </w:rPr>
+        <w:t>)</w:t>
+      </w:r>
+      <w:r>
+        <w:rPr>
+          <w:rFonts w:ascii="Times New Roman" w:hAnsi="Times New Roman" w:cs="Times New Roman"/>
+          <w:spacing w:val="3"/>
+          <w:sz w:val="24"/>
+          <w:szCs w:val="24"/>
+          <w:shd w:val="clear" w:color="auto" w:fill="FFFFFF"/>
+        </w:rPr>
+        <w:t xml:space="preserve"> в интересах несовершеннолетне</w:t>
+      </w:r>
+      <w:r>
+        <w:rPr>
+          <w:rFonts w:ascii="Times New Roman" w:hAnsi="Times New Roman" w:cs="Times New Roman"/>
+          <w:spacing w:val="3"/>
+          <w:sz w:val="24"/>
+          <w:szCs w:val="24"/>
+          <w:shd w:val="clear" w:color="auto" w:fill="FFFFFF"/>
+        </w:rPr>
+        <w:t>го(-</w:t>
+      </w:r>
+      <w:proofErr w:type="gramStart"/>
+      <w:r>
+        <w:rPr>
+          <w:rFonts w:ascii="Times New Roman" w:hAnsi="Times New Roman" w:cs="Times New Roman"/>
+          <w:spacing w:val="3"/>
+          <w:sz w:val="24"/>
+          <w:szCs w:val="24"/>
+          <w:shd w:val="clear" w:color="auto" w:fill="FFFFFF"/>
+        </w:rPr>
+        <w:t>ней)_</w:t>
+      </w:r>
+      <w:proofErr w:type="gramEnd"/>
+      <w:r>
+        <w:rPr>
+          <w:rFonts w:ascii="Times New Roman" w:hAnsi="Times New Roman" w:cs="Times New Roman"/>
+          <w:spacing w:val="3"/>
+          <w:sz w:val="24"/>
+          <w:szCs w:val="24"/>
+          <w:shd w:val="clear" w:color="auto" w:fill="FFFFFF"/>
+        </w:rPr>
+        <w:t>______________________</w:t>
+      </w:r>
+      <w:r>
+        <w:rPr>
+          <w:rFonts w:ascii="Times New Roman" w:hAnsi="Times New Roman" w:cs="Times New Roman"/>
+          <w:spacing w:val="3"/>
+          <w:sz w:val="24"/>
+          <w:szCs w:val="24"/>
+          <w:shd w:val="clear" w:color="auto" w:fill="FFFFFF"/>
+        </w:rPr>
+        <w:t xml:space="preserve"> </w:t>
+      </w:r>
+      <w:r>
+        <w:rPr>
+          <w:rFonts w:ascii="Times New Roman" w:eastAsia="Times New Roman" w:hAnsi="Times New Roman" w:cs="Times New Roman"/>
+          <w:sz w:val="24"/>
+          <w:szCs w:val="24"/>
+          <w:lang w:eastAsia="ru-RU"/>
+        </w:rPr>
+        <w:t>_____________________________________________________________________________</w:t>
+      </w:r>
+    </w:p>
+    <w:p>
+      <w:pPr>
+        <w:spacing w:after="0" w:line="240" w:lineRule="auto"/>
+        <w:rPr>
+          <w:rFonts w:ascii="Times New Roman" w:eastAsia="Times New Roman" w:hAnsi="Times New Roman" w:cs="Times New Roman"/>
+          <w:sz w:val="24"/>
+          <w:szCs w:val="24"/>
+          <w:lang w:eastAsia="ru-RU"/>
+        </w:rPr>
+      </w:pPr>
+      <w:r>
+        <w:rPr>
+          <w:rFonts w:ascii="Times New Roman" w:eastAsia="Times New Roman" w:hAnsi="Times New Roman" w:cs="Times New Roman"/>
+          <w:sz w:val="24"/>
+          <w:szCs w:val="24"/>
+          <w:vertAlign w:val="superscript"/>
+          <w:lang w:eastAsia="ru-RU"/>
+        </w:rPr>
+        <w:t xml:space="preserve">                                                                               </w:t>
+      </w:r>
+      <w:r>
+        <w:rPr>
+          <w:rFonts w:ascii="Times New Roman" w:eastAsia="Times New Roman" w:hAnsi="Times New Roman" w:cs="Times New Roman"/>
+          <w:sz w:val="24"/>
+          <w:szCs w:val="24"/>
+          <w:vertAlign w:val="superscript"/>
+          <w:lang w:eastAsia="ru-RU"/>
+        </w:rPr>
+        <w:t xml:space="preserve">Ф. И. О. </w:t>
+      </w:r>
+      <w:r>
+        <w:rPr>
+          <w:rFonts w:ascii="Times New Roman" w:eastAsia="Times New Roman" w:hAnsi="Times New Roman" w:cs="Times New Roman"/>
+          <w:sz w:val="24"/>
+          <w:szCs w:val="24"/>
+          <w:vertAlign w:val="superscript"/>
+          <w:lang w:eastAsia="ru-RU"/>
+        </w:rPr>
+        <w:t>обучаемого, дата рождения обучаемого</w:t>
+      </w:r>
+      <w:r>
+        <w:rPr>
+          <w:rFonts w:ascii="Times New Roman" w:eastAsia="Times New Roman" w:hAnsi="Times New Roman" w:cs="Times New Roman"/>
+          <w:sz w:val="24"/>
+          <w:szCs w:val="24"/>
+          <w:lang w:eastAsia="ru-RU"/>
+        </w:rPr>
+        <w:br/>
+        <w:t>(далее совместно — «Стороны», по отдельности — «Сторона»)</w:t>
+      </w:r>
+    </w:p>
+    <w:p>
+      <w:pPr>
+        <w:spacing w:before="100" w:beforeAutospacing="1" w:after="100" w:afterAutospacing="1" w:line="240" w:lineRule="auto"/>
+        <w:outlineLvl w:val="2"/>
+        <w:rPr>
+          <w:rFonts w:ascii="Times New Roman" w:eastAsia="Times New Roman" w:hAnsi="Times New Roman" w:cs="Times New Roman"/>
+          <w:b/>
+          <w:bCs/>
+          <w:sz w:val="27"/>
+          <w:szCs w:val="27"/>
+          <w:lang w:eastAsia="ru-RU"/>
+        </w:rPr>
+      </w:pPr>
+      <w:r>
+        <w:rPr>
+          <w:rFonts w:ascii="Times New Roman" w:eastAsia="Times New Roman" w:hAnsi="Times New Roman" w:cs="Times New Roman"/>
+          <w:b/>
+          <w:bCs/>
+          <w:sz w:val="27"/>
+          <w:szCs w:val="27"/>
+          <w:lang w:eastAsia="ru-RU"/>
+        </w:rPr>
+        <w:t>1. Предмет договора</w:t>
+      </w:r>
+    </w:p>
+    <w:p>
+      <w:pPr>
+        <w:spacing w:after="0" w:line="240" w:lineRule="auto"/>
+        <w:jc w:val="both"/>
+        <w:rPr>
+          <w:rFonts w:ascii="Times New Roman" w:eastAsia="Times New Roman" w:hAnsi="Times New Roman" w:cs="Times New Roman"/>
+          <w:sz w:val="24"/>
+          <w:szCs w:val="24"/>
+          <w:lang w:eastAsia="ru-RU"/>
+        </w:rPr>
+      </w:pPr>
+      <w:r>
+        <w:rPr>
+          <w:rFonts w:ascii="Times New Roman" w:eastAsia="Times New Roman" w:hAnsi="Times New Roman" w:cs="Times New Roman"/>
+          <w:sz w:val="24"/>
+          <w:szCs w:val="24"/>
+          <w:lang w:eastAsia="ru-RU"/>
+        </w:rPr>
+        <w:t>1.1. Исполнитель обязуется оказать Заказчику услуги по репетиторству</w:t>
+      </w:r>
+      <w:r>
+        <w:rPr>
+          <w:rFonts w:ascii="Times New Roman" w:eastAsia="Times New Roman" w:hAnsi="Times New Roman" w:cs="Times New Roman"/>
+          <w:sz w:val="24"/>
+          <w:szCs w:val="24"/>
+          <w:lang w:eastAsia="ru-RU"/>
+        </w:rPr>
+        <w:t xml:space="preserve"> </w:t>
+      </w:r>
+      <w:r>
+        <w:rPr>
+          <w:rFonts w:ascii="Times New Roman" w:eastAsia="Times New Roman" w:hAnsi="Times New Roman" w:cs="Times New Roman"/>
+          <w:sz w:val="24"/>
+          <w:szCs w:val="24"/>
+          <w:lang w:eastAsia="ru-RU"/>
+        </w:rPr>
+        <w:t>по предмету </w:t>
+      </w:r>
+      <w:sdt>
+        <w:sdtPr>
+          <w:alias w:val="Предмет"/>
+          <w:tag w:val="Предмет"/>
+          <w:id w:val="1035074070"/>
+          <w:placeholder>
+            <w:docPart w:val="DefaultPlaceholder_-1854013439"/>
+          </w:placeholder>
+          <w:showingPlcHdr/>
+          <w15:color w:val="008000"/>
+          <w:comboBox>
+            <w:listItem w:displayText="&quot;Python&quot;" w:value="&quot;Python&quot;"/>
+            <w:listItem w:displayText="&quot;Excel&quot;" w:value="&quot;Excel&quot;"/>
+            <w:listItem w:displayText="&quot;Подготовка к ОГЭ по информатике&quot;" w:value="&quot;Подготовка к ОГЭ по информатике&quot;"/>
+            <w:listItem w:displayText="&quot;Подготовка к ЕГЭ по информатике&quot;" w:value="&quot;Подготовка к ЕГЭ по информатике&quot;"/>
+          </w:comboBox>
+        </w:sdtPr>
+        <w:sdtEndPr>
+          <w:rPr>
+            <w:rFonts w:ascii="Times New Roman" w:eastAsia="Times New Roman" w:hAnsi="Times New Roman" w:cs="Times New Roman"/>
+            <w:sz w:val="24"/>
+            <w:szCs w:val="24"/>
+            <w:lang w:eastAsia="ru-RU"/>
+          </w:rPr>
+        </w:sdtEndPr>
+        <w:sdtContent>
+          <w:r>
+            <w:rPr>
+              <w:rStyle w:val="a5"/>
+              <w:u w:val="single"/>
+            </w:rPr>
+            <w:t>Выберите элемент.</w:t>
+          </w:r>
+        </w:sdtContent>
+      </w:sdt>
+      <w:r>
+        <w:rPr>
+          <w:rFonts w:ascii="Times New Roman" w:eastAsia="Times New Roman" w:hAnsi="Times New Roman" w:cs="Times New Roman"/>
+          <w:sz w:val="24"/>
+          <w:szCs w:val="24"/>
+          <w:lang w:eastAsia="ru-RU"/>
+        </w:rPr>
+        <w:t>, а Заказчик обязуется оплатить эти услуги на условиях настоящего Договора.</w:t>
+      </w:r>
+    </w:p>
+    <w:p>
+      <w:pPr>
+        <w:spacing w:after="0" w:line="240" w:lineRule="auto"/>
+        <w:jc w:val="both"/>
+        <w:rPr>
+          <w:rFonts w:ascii="Times New Roman" w:eastAsia="Times New Roman" w:hAnsi="Times New Roman" w:cs="Times New Roman"/>
+          <w:sz w:val="24"/>
+          <w:szCs w:val="24"/>
+          <w:lang w:eastAsia="ru-RU"/>
+        </w:rPr>
+      </w:pPr>
+      <w:r>
+        <w:rPr>
+          <w:rFonts w:ascii="Times New Roman" w:eastAsia="Times New Roman" w:hAnsi="Times New Roman" w:cs="Times New Roman"/>
+          <w:sz w:val="24"/>
+          <w:szCs w:val="24"/>
+          <w:lang w:eastAsia="ru-RU"/>
+        </w:rPr>
+        <w:t>1.2. Формат занятий:</w:t>
+      </w:r>
+      <w:r>
+        <w:rPr>
+          <w:rFonts w:ascii="Times New Roman" w:eastAsia="Times New Roman" w:hAnsi="Times New Roman" w:cs="Times New Roman"/>
+          <w:sz w:val="24"/>
+          <w:szCs w:val="24"/>
+          <w:lang w:eastAsia="ru-RU"/>
+        </w:rPr>
+        <w:t xml:space="preserve"> очная</w:t>
+      </w:r>
+      <w:r>
+        <w:rPr>
+          <w:rFonts w:ascii="Times New Roman" w:eastAsia="Times New Roman" w:hAnsi="Times New Roman" w:cs="Times New Roman"/>
+          <w:sz w:val="24"/>
+          <w:szCs w:val="24"/>
+          <w:lang w:eastAsia="ru-RU"/>
+        </w:rPr>
+        <w:t>, продолжительность одного занятия </w:t>
+      </w:r>
+      <w:r>
+        <w:rPr>
+          <w:rFonts w:ascii="Times New Roman" w:eastAsia="Times New Roman" w:hAnsi="Times New Roman" w:cs="Times New Roman"/>
+          <w:sz w:val="24"/>
+          <w:szCs w:val="24"/>
+          <w:lang w:eastAsia="ru-RU"/>
+        </w:rPr>
+        <w:t>–</w:t>
+      </w:r>
+      <w:r>
+        <w:rPr>
+          <w:rFonts w:ascii="Times New Roman" w:eastAsia="Times New Roman" w:hAnsi="Times New Roman" w:cs="Times New Roman"/>
+          <w:sz w:val="24"/>
+          <w:szCs w:val="24"/>
+          <w:lang w:eastAsia="ru-RU"/>
+        </w:rPr>
+        <w:t> </w:t>
+      </w:r>
+      <w:r>
+        <w:rPr>
+          <w:rFonts w:ascii="Times New Roman" w:eastAsia="Times New Roman" w:hAnsi="Times New Roman" w:cs="Times New Roman"/>
+          <w:b/>
+          <w:sz w:val="24"/>
+          <w:szCs w:val="24"/>
+          <w:lang w:eastAsia="ru-RU"/>
+        </w:rPr>
+        <w:t>45</w:t>
+      </w:r>
+      <w:r>
+        <w:rPr>
+          <w:rFonts w:ascii="Times New Roman" w:eastAsia="Times New Roman" w:hAnsi="Times New Roman" w:cs="Times New Roman"/>
+          <w:sz w:val="24"/>
+          <w:szCs w:val="24"/>
+          <w:lang w:eastAsia="ru-RU"/>
+        </w:rPr>
+        <w:t xml:space="preserve"> </w:t>
+      </w:r>
+      <w:r>
+        <w:rPr>
+          <w:rFonts w:ascii="Times New Roman" w:eastAsia="Times New Roman" w:hAnsi="Times New Roman" w:cs="Times New Roman"/>
+          <w:b/>
+          <w:bCs/>
+          <w:sz w:val="24"/>
+          <w:szCs w:val="24"/>
+          <w:lang w:eastAsia="ru-RU"/>
+        </w:rPr>
+        <w:t>минут, периодичность — </w:t>
+      </w:r>
+      <w:r>
+        <w:rPr>
+          <w:rFonts w:ascii="Times New Roman" w:eastAsia="Times New Roman" w:hAnsi="Times New Roman" w:cs="Times New Roman"/>
+          <w:b/>
+          <w:bCs/>
+          <w:sz w:val="24"/>
+          <w:szCs w:val="24"/>
+          <w:lang w:eastAsia="ru-RU"/>
+        </w:rPr>
+        <w:t>1 раз в неделю</w:t>
+      </w:r>
+      <w:r>
+        <w:rPr>
+          <w:rFonts w:ascii="Times New Roman" w:eastAsia="Times New Roman" w:hAnsi="Times New Roman" w:cs="Times New Roman"/>
+          <w:sz w:val="24"/>
+          <w:szCs w:val="24"/>
+          <w:lang w:eastAsia="ru-RU"/>
+        </w:rPr>
+        <w:t>.</w:t>
+      </w:r>
+    </w:p>
+    <w:p>
+      <w:pPr>
+        <w:spacing w:after="0" w:line="240" w:lineRule="auto"/>
+        <w:jc w:val="both"/>
+        <w:rPr>
+          <w:rFonts w:ascii="Times New Roman" w:eastAsia="Times New Roman" w:hAnsi="Times New Roman" w:cs="Times New Roman"/>
+          <w:sz w:val="24"/>
+          <w:szCs w:val="24"/>
+          <w:lang w:eastAsia="ru-RU"/>
+        </w:rPr>
+      </w:pPr>
+      <w:r>
+        <w:rPr>
+          <w:rFonts w:ascii="Times New Roman" w:eastAsia="Times New Roman" w:hAnsi="Times New Roman" w:cs="Times New Roman"/>
+          <w:sz w:val="24"/>
+          <w:szCs w:val="24"/>
+          <w:lang w:eastAsia="ru-RU"/>
+        </w:rPr>
+        <w:t>1.3. Место</w:t>
+      </w:r>
+      <w:r>
+        <w:rPr>
+          <w:rFonts w:ascii="Times New Roman" w:eastAsia="Times New Roman" w:hAnsi="Times New Roman" w:cs="Times New Roman"/>
+          <w:sz w:val="24"/>
+          <w:szCs w:val="24"/>
+          <w:lang w:eastAsia="ru-RU"/>
+        </w:rPr>
+        <w:t xml:space="preserve"> проведения занятий: </w:t>
+      </w:r>
+      <w:proofErr w:type="spellStart"/>
+      <w:proofErr w:type="gramStart"/>
+      <w:r>
+        <w:rPr>
+          <w:rFonts w:ascii="Times New Roman" w:eastAsia="Times New Roman" w:hAnsi="Times New Roman" w:cs="Times New Roman"/>
+          <w:sz w:val="24"/>
+          <w:szCs w:val="24"/>
+          <w:lang w:eastAsia="ru-RU"/>
+        </w:rPr>
+        <w:t>пгт.Морки</w:t>
+      </w:r>
+      <w:proofErr w:type="spellEnd"/>
+      <w:proofErr w:type="gramEnd"/>
+      <w:r>
+        <w:rPr>
+          <w:rFonts w:ascii="Times New Roman" w:eastAsia="Times New Roman" w:hAnsi="Times New Roman" w:cs="Times New Roman"/>
+          <w:sz w:val="24"/>
+          <w:szCs w:val="24"/>
+          <w:lang w:eastAsia="ru-RU"/>
+        </w:rPr>
+        <w:t xml:space="preserve"> </w:t>
+      </w:r>
+      <w:proofErr w:type="spellStart"/>
+      <w:r>
+        <w:rPr>
+          <w:rFonts w:ascii="Times New Roman" w:eastAsia="Times New Roman" w:hAnsi="Times New Roman" w:cs="Times New Roman"/>
+          <w:sz w:val="24"/>
+          <w:szCs w:val="24"/>
+          <w:lang w:eastAsia="ru-RU"/>
+        </w:rPr>
+        <w:t>ул.Механизаторов</w:t>
+      </w:r>
+      <w:proofErr w:type="spellEnd"/>
+      <w:r>
+        <w:rPr>
+          <w:rFonts w:ascii="Times New Roman" w:eastAsia="Times New Roman" w:hAnsi="Times New Roman" w:cs="Times New Roman"/>
+          <w:sz w:val="24"/>
+          <w:szCs w:val="24"/>
+          <w:lang w:eastAsia="ru-RU"/>
+        </w:rPr>
+        <w:t>, д.10В (в здании магазина "ФАНТ", 2 этаж)</w:t>
+      </w:r>
+      <w:r>
+        <w:rPr>
+          <w:rFonts w:ascii="Times New Roman" w:eastAsia="Times New Roman" w:hAnsi="Times New Roman" w:cs="Times New Roman"/>
+          <w:sz w:val="24"/>
+          <w:szCs w:val="24"/>
+          <w:lang w:eastAsia="ru-RU"/>
+        </w:rPr>
+        <w:t>.</w:t>
+      </w:r>
+    </w:p>
+    <w:p>
+      <w:pPr>
+        <w:spacing w:after="0" w:line="240" w:lineRule="auto"/>
+        <w:jc w:val="both"/>
+        <w:rPr>
+          <w:rFonts w:ascii="Times New Roman" w:eastAsia="Times New Roman" w:hAnsi="Times New Roman" w:cs="Times New Roman"/>
+          <w:sz w:val="24"/>
+          <w:szCs w:val="24"/>
+          <w:lang w:eastAsia="ru-RU"/>
+        </w:rPr>
+      </w:pPr>
+      <w:r>
+        <w:rPr>
+          <w:rFonts w:ascii="Times New Roman" w:eastAsia="Times New Roman" w:hAnsi="Times New Roman" w:cs="Times New Roman"/>
+          <w:sz w:val="24"/>
+          <w:szCs w:val="24"/>
+          <w:lang w:eastAsia="ru-RU"/>
+        </w:rPr>
+        <w:t xml:space="preserve">1.4. Срок оказания услуг: </w:t>
+      </w:r>
+      <w:r>
+        <w:rPr>
+          <w:rFonts w:ascii="Times New Roman" w:eastAsia="Times New Roman" w:hAnsi="Times New Roman" w:cs="Times New Roman"/>
+          <w:sz w:val="24"/>
+          <w:szCs w:val="24"/>
+          <w:lang w:eastAsia="ru-RU"/>
+        </w:rPr>
+        <w:t>по соглашению Сторон</w:t>
+      </w:r>
+      <w:r>
+        <w:rPr>
+          <w:rFonts w:ascii="Times New Roman" w:eastAsia="Times New Roman" w:hAnsi="Times New Roman" w:cs="Times New Roman"/>
+          <w:sz w:val="24"/>
+          <w:szCs w:val="24"/>
+          <w:lang w:eastAsia="ru-RU"/>
+        </w:rPr>
+        <w:t>.</w:t>
+      </w:r>
+    </w:p>
+    <w:p>
+      <w:pPr>
+        <w:spacing w:after="0" w:line="240" w:lineRule="auto"/>
+        <w:rPr>
+          <w:rFonts w:ascii="Times New Roman" w:eastAsia="Times New Roman" w:hAnsi="Times New Roman" w:cs="Times New Roman"/>
+          <w:sz w:val="24"/>
+          <w:szCs w:val="24"/>
+          <w:lang w:eastAsia="ru-RU"/>
+        </w:rPr>
+      </w:pPr>
+      <w:r>
+        <w:rPr>
+          <w:rFonts w:ascii="Times New Roman" w:eastAsia="Times New Roman" w:hAnsi="Times New Roman" w:cs="Times New Roman"/>
+          <w:sz w:val="24"/>
+          <w:szCs w:val="24"/>
+          <w:lang w:eastAsia="ru-RU"/>
+        </w:rPr>
+        <w:pict>
+          <v:rect id="_x0000_i1025" style="width:0;height:1.5pt" o:hralign="center" o:hrstd="t" o:hr="t" fillcolor="#a0a0a0" stroked="f"/>
+        </w:pict>
+      </w:r>
+    </w:p>
+    <w:p>
+      <w:pPr>
+        <w:spacing w:before="100" w:beforeAutospacing="1" w:after="100" w:afterAutospacing="1" w:line="240" w:lineRule="auto"/>
+        <w:outlineLvl w:val="2"/>
+        <w:rPr>
+          <w:rFonts w:ascii="Times New Roman" w:eastAsia="Times New Roman" w:hAnsi="Times New Roman" w:cs="Times New Roman"/>
+          <w:b/>
+          <w:bCs/>
+          <w:sz w:val="27"/>
+          <w:szCs w:val="27"/>
+          <w:lang w:eastAsia="ru-RU"/>
+        </w:rPr>
+      </w:pPr>
+      <w:r>
+        <w:rPr>
+          <w:rFonts w:ascii="Times New Roman" w:eastAsia="Times New Roman" w:hAnsi="Times New Roman" w:cs="Times New Roman"/>
+          <w:b/>
+          <w:bCs/>
+          <w:sz w:val="27"/>
+          <w:szCs w:val="27"/>
+          <w:lang w:eastAsia="ru-RU"/>
+        </w:rPr>
+        <w:t>2. Стоимость услуг и порядок расчётов</w:t>
+      </w:r>
+    </w:p>
+    <w:p>
+      <w:pPr>
+        <w:spacing w:after="0" w:line="240" w:lineRule="auto"/>
+        <w:jc w:val="both"/>
+        <w:rPr>
+          <w:rFonts w:ascii="Times New Roman" w:eastAsia="Times New Roman" w:hAnsi="Times New Roman" w:cs="Times New Roman"/>
+          <w:sz w:val="24"/>
+          <w:szCs w:val="24"/>
+          <w:lang w:eastAsia="ru-RU"/>
+        </w:rPr>
+      </w:pPr>
+      <w:r>
+        <w:rPr>
+          <w:rFonts w:ascii="Times New Roman" w:eastAsia="Times New Roman" w:hAnsi="Times New Roman" w:cs="Times New Roman"/>
+          <w:sz w:val="24"/>
+          <w:szCs w:val="24"/>
+          <w:lang w:eastAsia="ru-RU"/>
+        </w:rPr>
+        <w:t>2.1. Стоимость одного за</w:t>
+      </w:r>
+      <w:r>
+        <w:rPr>
+          <w:rFonts w:ascii="Times New Roman" w:eastAsia="Times New Roman" w:hAnsi="Times New Roman" w:cs="Times New Roman"/>
+          <w:sz w:val="24"/>
+          <w:szCs w:val="24"/>
+          <w:lang w:eastAsia="ru-RU"/>
+        </w:rPr>
+        <w:t>нятия составляет </w:t>
+      </w:r>
+      <w:r>
+        <w:rPr>
+          <w:rFonts w:ascii="Times New Roman" w:eastAsia="Times New Roman" w:hAnsi="Times New Roman" w:cs="Times New Roman"/>
+          <w:b/>
+          <w:sz w:val="24"/>
+          <w:szCs w:val="24"/>
+          <w:lang w:eastAsia="ru-RU"/>
+        </w:rPr>
+        <w:t>500 (Пятьсот)</w:t>
+      </w:r>
+      <w:r>
+        <w:rPr>
+          <w:rFonts w:ascii="Times New Roman" w:eastAsia="Times New Roman" w:hAnsi="Times New Roman" w:cs="Times New Roman"/>
+          <w:sz w:val="24"/>
+          <w:szCs w:val="24"/>
+          <w:lang w:eastAsia="ru-RU"/>
+        </w:rPr>
+        <w:t> рублей.</w:t>
+      </w:r>
+    </w:p>
+    <w:p>
+      <w:pPr>
+        <w:spacing w:after="0" w:line="240" w:lineRule="auto"/>
+        <w:jc w:val="both"/>
+        <w:rPr>
+          <w:rFonts w:ascii="Times New Roman" w:eastAsia="Times New Roman" w:hAnsi="Times New Roman" w:cs="Times New Roman"/>
+          <w:sz w:val="24"/>
+          <w:szCs w:val="24"/>
+          <w:lang w:eastAsia="ru-RU"/>
+        </w:rPr>
+      </w:pPr>
+      <w:r>
+        <w:rPr>
+          <w:rFonts w:ascii="Times New Roman" w:eastAsia="Times New Roman" w:hAnsi="Times New Roman" w:cs="Times New Roman"/>
+          <w:sz w:val="24"/>
+          <w:szCs w:val="24"/>
+          <w:lang w:eastAsia="ru-RU"/>
+        </w:rPr>
+        <w:t>2.2. Оплата производится в форме предоплаты:</w:t>
+      </w:r>
+    </w:p>
+    <w:p>
+      <w:pPr>
+        <w:numPr>
+          <w:ilvl w:val="0"/>
+          <w:numId w:val="1"/>
+        </w:numPr>
+        <w:spacing w:after="0" w:line="240" w:lineRule="auto"/>
+        <w:ind w:hanging="153"/>
+        <w:jc w:val="both"/>
+        <w:rPr>
+          <w:rFonts w:ascii="Times New Roman" w:eastAsia="Times New Roman" w:hAnsi="Times New Roman" w:cs="Times New Roman"/>
+          <w:sz w:val="24"/>
+          <w:szCs w:val="24"/>
+          <w:lang w:eastAsia="ru-RU"/>
+        </w:rPr>
+      </w:pPr>
+      <w:r>
+        <w:rPr>
+          <w:rFonts w:ascii="Times New Roman" w:eastAsia="Times New Roman" w:hAnsi="Times New Roman" w:cs="Times New Roman"/>
+          <w:sz w:val="24"/>
+          <w:szCs w:val="24"/>
+          <w:lang w:eastAsia="ru-RU"/>
+        </w:rPr>
+        <w:t>вариант А: предоплата за каждое отдельное занятие не позднее </w:t>
+      </w:r>
+      <w:r>
+        <w:rPr>
+          <w:rFonts w:ascii="Times New Roman" w:eastAsia="Times New Roman" w:hAnsi="Times New Roman" w:cs="Times New Roman"/>
+          <w:sz w:val="24"/>
+          <w:szCs w:val="24"/>
+          <w:lang w:eastAsia="ru-RU"/>
+        </w:rPr>
+        <w:t>24 часов до начала занятия;</w:t>
+      </w:r>
+    </w:p>
+    <w:p>
+      <w:pPr>
+        <w:numPr>
+          <w:ilvl w:val="0"/>
+          <w:numId w:val="1"/>
+        </w:numPr>
+        <w:tabs>
+          <w:tab w:val="num" w:pos="851"/>
+        </w:tabs>
+        <w:spacing w:after="0" w:line="240" w:lineRule="auto"/>
+        <w:ind w:left="0" w:firstLine="567"/>
+        <w:jc w:val="both"/>
+        <w:rPr>
+          <w:rFonts w:ascii="Times New Roman" w:eastAsia="Times New Roman" w:hAnsi="Times New Roman" w:cs="Times New Roman"/>
+          <w:sz w:val="24"/>
+          <w:szCs w:val="24"/>
+          <w:lang w:eastAsia="ru-RU"/>
+        </w:rPr>
+      </w:pPr>
+      <w:r>
+        <w:rPr>
+          <w:rFonts w:ascii="Times New Roman" w:eastAsia="Times New Roman" w:hAnsi="Times New Roman" w:cs="Times New Roman"/>
+          <w:sz w:val="24"/>
+          <w:szCs w:val="24"/>
+          <w:lang w:eastAsia="ru-RU"/>
+        </w:rPr>
+        <w:t xml:space="preserve">вариант Б: предоплата за месяц занятий в срок </w:t>
+      </w:r>
+      <w:r>
+        <w:rPr>
+          <w:rFonts w:ascii="Times New Roman" w:eastAsia="Times New Roman" w:hAnsi="Times New Roman" w:cs="Times New Roman"/>
+          <w:sz w:val="24"/>
+          <w:szCs w:val="24"/>
+          <w:lang w:eastAsia="ru-RU"/>
+        </w:rPr>
+        <w:t>не позднее </w:t>
+      </w:r>
+      <w:r>
+        <w:rPr>
+          <w:rFonts w:ascii="Times New Roman" w:eastAsia="Times New Roman" w:hAnsi="Times New Roman" w:cs="Times New Roman"/>
+          <w:sz w:val="24"/>
+          <w:szCs w:val="24"/>
+          <w:lang w:eastAsia="ru-RU"/>
+        </w:rPr>
+        <w:t xml:space="preserve">24 часов до начала </w:t>
+      </w:r>
+      <w:r>
+        <w:rPr>
+          <w:rFonts w:ascii="Times New Roman" w:eastAsia="Times New Roman" w:hAnsi="Times New Roman" w:cs="Times New Roman"/>
+          <w:sz w:val="24"/>
+          <w:szCs w:val="24"/>
+          <w:lang w:eastAsia="ru-RU"/>
+        </w:rPr>
+        <w:t xml:space="preserve">первого </w:t>
+      </w:r>
+      <w:r>
+        <w:rPr>
+          <w:rFonts w:ascii="Times New Roman" w:eastAsia="Times New Roman" w:hAnsi="Times New Roman" w:cs="Times New Roman"/>
+          <w:sz w:val="24"/>
+          <w:szCs w:val="24"/>
+          <w:lang w:eastAsia="ru-RU"/>
+        </w:rPr>
+        <w:t>занятия</w:t>
+      </w:r>
+      <w:r>
+        <w:rPr>
+          <w:rFonts w:ascii="Times New Roman" w:eastAsia="Times New Roman" w:hAnsi="Times New Roman" w:cs="Times New Roman"/>
+          <w:sz w:val="24"/>
+          <w:szCs w:val="24"/>
+          <w:lang w:eastAsia="ru-RU"/>
+        </w:rPr>
+        <w:t>.</w:t>
+      </w:r>
+      <w:r>
+        <w:rPr>
+          <w:rFonts w:ascii="Times New Roman" w:eastAsia="Times New Roman" w:hAnsi="Times New Roman" w:cs="Times New Roman"/>
+          <w:sz w:val="24"/>
+          <w:szCs w:val="24"/>
+          <w:lang w:eastAsia="ru-RU"/>
+        </w:rPr>
+        <w:br/>
+        <w:t>Стороны вправе согласовать применение одного из вариантов либо их комбинацию.</w:t>
+      </w:r>
+      <w:r>
+        <w:rPr>
+          <w:rFonts w:ascii="Times New Roman" w:eastAsia="Times New Roman" w:hAnsi="Times New Roman" w:cs="Times New Roman"/>
+          <w:sz w:val="24"/>
+          <w:szCs w:val="24"/>
+          <w:lang w:eastAsia="ru-RU"/>
+        </w:rPr>
+        <w:br/>
+        <w:t>2.3. Оплата осуществляется путём перевода на счёт/карту Исполнителя</w:t>
+      </w:r>
+      <w:r>
+        <w:rPr>
+          <w:rFonts w:ascii="Times New Roman" w:eastAsia="Times New Roman" w:hAnsi="Times New Roman" w:cs="Times New Roman"/>
+          <w:sz w:val="24"/>
+          <w:szCs w:val="24"/>
+          <w:lang w:eastAsia="ru-RU"/>
+        </w:rPr>
+        <w:t>, указанным в реквизитах сторон по одному из перечисленных вариантов</w:t>
+      </w:r>
+      <w:r>
+        <w:rPr>
+          <w:rFonts w:ascii="Times New Roman" w:eastAsia="Times New Roman" w:hAnsi="Times New Roman" w:cs="Times New Roman"/>
+          <w:sz w:val="24"/>
+          <w:szCs w:val="24"/>
+          <w:lang w:eastAsia="ru-RU"/>
+        </w:rPr>
+        <w:t>. Датой оплаты считается дата зачисления денежных средств на счёт Исполнителя.</w:t>
+      </w:r>
+      <w:r>
+        <w:rPr>
+          <w:rFonts w:ascii="Times New Roman" w:eastAsia="Times New Roman" w:hAnsi="Times New Roman" w:cs="Times New Roman"/>
+          <w:sz w:val="24"/>
+          <w:szCs w:val="24"/>
+          <w:lang w:eastAsia="ru-RU"/>
+        </w:rPr>
+        <w:t xml:space="preserve"> </w:t>
+      </w:r>
+      <w:r>
+        <w:rPr>
+          <w:rFonts w:ascii="Times New Roman" w:eastAsia="Times New Roman" w:hAnsi="Times New Roman" w:cs="Times New Roman"/>
+          <w:b/>
+          <w:sz w:val="24"/>
+          <w:szCs w:val="24"/>
+          <w:lang w:eastAsia="ru-RU"/>
+        </w:rPr>
+        <w:t xml:space="preserve">В назначении платежа </w:t>
+      </w:r>
+      <w:r>
+        <w:rPr>
+          <w:rFonts w:ascii="Times New Roman" w:eastAsia="Times New Roman" w:hAnsi="Times New Roman" w:cs="Times New Roman"/>
+          <w:b/>
+          <w:sz w:val="24"/>
+          <w:szCs w:val="24"/>
+          <w:lang w:eastAsia="ru-RU"/>
+        </w:rPr>
+        <w:t xml:space="preserve">обязательно </w:t>
+      </w:r>
+      <w:r>
+        <w:rPr>
+          <w:rFonts w:ascii="Times New Roman" w:eastAsia="Times New Roman" w:hAnsi="Times New Roman" w:cs="Times New Roman"/>
+          <w:b/>
+          <w:sz w:val="24"/>
+          <w:szCs w:val="24"/>
+          <w:lang w:eastAsia="ru-RU"/>
+        </w:rPr>
+        <w:t xml:space="preserve">необходимо указать </w:t>
+      </w:r>
+      <w:r>
+        <w:rPr>
+          <w:rFonts w:ascii="Times New Roman" w:eastAsia="Times New Roman" w:hAnsi="Times New Roman" w:cs="Times New Roman"/>
+          <w:sz w:val="24"/>
+          <w:szCs w:val="24"/>
+          <w:lang w:eastAsia="ru-RU"/>
+        </w:rPr>
+        <w:t>«Оплата по Договору № от «__» ________202__г. за репетиторство по предмету _</w:t>
+      </w:r>
+      <w:r>
+        <w:rPr>
+          <w:rFonts w:ascii="Times New Roman" w:eastAsia="Times New Roman" w:hAnsi="Times New Roman" w:cs="Times New Roman"/>
+          <w:i/>
+          <w:sz w:val="24"/>
+          <w:szCs w:val="24"/>
+          <w:u w:val="single"/>
+          <w:lang w:eastAsia="ru-RU"/>
+        </w:rPr>
+        <w:t>[предмет]</w:t>
+      </w:r>
+      <w:r>
+        <w:rPr>
+          <w:rFonts w:ascii="Times New Roman" w:eastAsia="Times New Roman" w:hAnsi="Times New Roman" w:cs="Times New Roman"/>
+          <w:sz w:val="24"/>
+          <w:szCs w:val="24"/>
+          <w:lang w:eastAsia="ru-RU"/>
+        </w:rPr>
+        <w:t>_. Обучаемый</w:t>
+      </w:r>
+      <w:r>
+        <w:rPr>
+          <w:rFonts w:ascii="Times New Roman" w:eastAsia="Times New Roman" w:hAnsi="Times New Roman" w:cs="Times New Roman"/>
+          <w:sz w:val="24"/>
+          <w:szCs w:val="24"/>
+          <w:lang w:eastAsia="ru-RU"/>
+        </w:rPr>
+        <w:t>(-</w:t>
+      </w:r>
+      <w:proofErr w:type="spellStart"/>
+      <w:r>
+        <w:rPr>
+          <w:rFonts w:ascii="Times New Roman" w:eastAsia="Times New Roman" w:hAnsi="Times New Roman" w:cs="Times New Roman"/>
+          <w:sz w:val="24"/>
+          <w:szCs w:val="24"/>
+          <w:lang w:eastAsia="ru-RU"/>
+        </w:rPr>
+        <w:t>ая</w:t>
+      </w:r>
+      <w:proofErr w:type="spellEnd"/>
+      <w:r>
+        <w:rPr>
+          <w:rFonts w:ascii="Times New Roman" w:eastAsia="Times New Roman" w:hAnsi="Times New Roman" w:cs="Times New Roman"/>
+          <w:sz w:val="24"/>
+          <w:szCs w:val="24"/>
+          <w:lang w:eastAsia="ru-RU"/>
+        </w:rPr>
+        <w:t>)</w:t>
+      </w:r>
+      <w:r>
+        <w:rPr>
+          <w:rFonts w:ascii="Times New Roman" w:eastAsia="Times New Roman" w:hAnsi="Times New Roman" w:cs="Times New Roman"/>
+          <w:sz w:val="24"/>
+          <w:szCs w:val="24"/>
+          <w:lang w:eastAsia="ru-RU"/>
+        </w:rPr>
+        <w:t xml:space="preserve"> </w:t>
+      </w:r>
+      <w:r>
+        <w:rPr>
+          <w:rFonts w:ascii="Times New Roman" w:eastAsia="Times New Roman" w:hAnsi="Times New Roman" w:cs="Times New Roman"/>
+          <w:i/>
+          <w:sz w:val="24"/>
+          <w:szCs w:val="24"/>
+          <w:u w:val="single"/>
+          <w:lang w:eastAsia="ru-RU"/>
+        </w:rPr>
+        <w:t>[ФИО обучаемого]</w:t>
+      </w:r>
+      <w:r>
+        <w:rPr>
+          <w:rFonts w:ascii="Times New Roman" w:eastAsia="Times New Roman" w:hAnsi="Times New Roman" w:cs="Times New Roman"/>
+          <w:sz w:val="24"/>
+          <w:szCs w:val="24"/>
+          <w:lang w:eastAsia="ru-RU"/>
+        </w:rPr>
+        <w:t>.</w:t>
+      </w:r>
+    </w:p>
+    <w:p>
+      <w:pPr>
+        <w:tabs>
+          <w:tab w:val="num" w:pos="851"/>
+        </w:tabs>
+        <w:spacing w:after="0" w:line="240" w:lineRule="auto"/>
+        <w:jc w:val="both"/>
+        <w:rPr>
+          <w:rFonts w:ascii="Times New Roman" w:eastAsia="Times New Roman" w:hAnsi="Times New Roman" w:cs="Times New Roman"/>
+          <w:sz w:val="24"/>
+          <w:szCs w:val="24"/>
+          <w:lang w:eastAsia="ru-RU"/>
+        </w:rPr>
+      </w:pPr>
+      <w:r>
+        <w:rPr>
+          <w:rFonts w:ascii="Times New Roman" w:eastAsia="Times New Roman" w:hAnsi="Times New Roman" w:cs="Times New Roman"/>
+          <w:sz w:val="24"/>
+          <w:szCs w:val="24"/>
+          <w:lang w:eastAsia="ru-RU"/>
+        </w:rPr>
+        <w:t>2.4. Стороны подтверждают, что стоимость услуг согласована, изменения цены возможны только по письменному соглашению Сторон.</w:t>
+      </w:r>
+    </w:p>
+    <w:p>
+      <w:pPr>
+        <w:spacing w:after="0" w:line="240" w:lineRule="auto"/>
+        <w:rPr>
+          <w:rFonts w:ascii="Times New Roman" w:eastAsia="Times New Roman" w:hAnsi="Times New Roman" w:cs="Times New Roman"/>
+          <w:sz w:val="24"/>
+          <w:szCs w:val="24"/>
+          <w:lang w:eastAsia="ru-RU"/>
+        </w:rPr>
+      </w:pPr>
+      <w:r>
+        <w:rPr>
+          <w:rFonts w:ascii="Times New Roman" w:eastAsia="Times New Roman" w:hAnsi="Times New Roman" w:cs="Times New Roman"/>
+          <w:sz w:val="24"/>
+          <w:szCs w:val="24"/>
+          <w:lang w:eastAsia="ru-RU"/>
+        </w:rPr>
+        <w:pict>
+          <v:rect id="_x0000_i1026" style="width:0;height:1.5pt" o:hralign="center" o:hrstd="t" o:hr="t" fillcolor="#a0a0a0" stroked="f"/>
+        </w:pict>
+      </w:r>
+    </w:p>
+    <w:p>
+      <w:pPr>
+        <w:spacing w:before="100" w:beforeAutospacing="1" w:after="100" w:afterAutospacing="1" w:line="240" w:lineRule="auto"/>
+        <w:outlineLvl w:val="2"/>
+        <w:rPr>
+          <w:rFonts w:ascii="Times New Roman" w:eastAsia="Times New Roman" w:hAnsi="Times New Roman" w:cs="Times New Roman"/>
+          <w:b/>
+          <w:bCs/>
+          <w:sz w:val="27"/>
+          <w:szCs w:val="27"/>
+          <w:lang w:eastAsia="ru-RU"/>
+        </w:rPr>
+      </w:pPr>
+      <w:r>
+        <w:rPr>
+          <w:rFonts w:ascii="Times New Roman" w:eastAsia="Times New Roman" w:hAnsi="Times New Roman" w:cs="Times New Roman"/>
+          <w:b/>
+          <w:bCs/>
+          <w:sz w:val="27"/>
+          <w:szCs w:val="27"/>
+          <w:lang w:eastAsia="ru-RU"/>
+        </w:rPr>
+        <w:t>3. Порядок проведения и учёта занятий</w:t>
+      </w:r>
+    </w:p>
+    <w:p>
+      <w:pPr>
+        <w:spacing w:after="0" w:line="240" w:lineRule="auto"/>
+        <w:jc w:val="both"/>
+        <w:rPr>
+          <w:rFonts w:ascii="Times New Roman" w:eastAsia="Times New Roman" w:hAnsi="Times New Roman" w:cs="Times New Roman"/>
+          <w:sz w:val="24"/>
+          <w:szCs w:val="24"/>
+          <w:lang w:eastAsia="ru-RU"/>
+        </w:rPr>
+      </w:pPr>
+      <w:r>
+        <w:rPr>
+          <w:rFonts w:ascii="Times New Roman" w:eastAsia="Times New Roman" w:hAnsi="Times New Roman" w:cs="Times New Roman"/>
+          <w:sz w:val="24"/>
+          <w:szCs w:val="24"/>
+          <w:lang w:eastAsia="ru-RU"/>
+        </w:rPr>
+        <w:t>3.1. Занятия проводятся по расписанию, согласованному Сторонами в письменной форме (в т. ч. в мессенджере</w:t>
+      </w:r>
+      <w:r>
+        <w:rPr>
+          <w:rFonts w:ascii="Times New Roman" w:eastAsia="Times New Roman" w:hAnsi="Times New Roman" w:cs="Times New Roman"/>
+          <w:sz w:val="24"/>
+          <w:szCs w:val="24"/>
+          <w:lang w:eastAsia="ru-RU"/>
+        </w:rPr>
+        <w:t xml:space="preserve"> </w:t>
+      </w:r>
+      <w:r>
+        <w:rPr>
+          <w:rFonts w:ascii="Times New Roman" w:eastAsia="Times New Roman" w:hAnsi="Times New Roman" w:cs="Times New Roman"/>
+          <w:sz w:val="24"/>
+          <w:szCs w:val="24"/>
+          <w:lang w:val="en-US" w:eastAsia="ru-RU"/>
+        </w:rPr>
+        <w:t>MAX</w:t>
+      </w:r>
+      <w:r>
+        <w:rPr>
+          <w:rFonts w:ascii="Times New Roman" w:eastAsia="Times New Roman" w:hAnsi="Times New Roman" w:cs="Times New Roman"/>
+          <w:sz w:val="24"/>
+          <w:szCs w:val="24"/>
+          <w:lang w:eastAsia="ru-RU"/>
+        </w:rPr>
+        <w:t>).</w:t>
+      </w:r>
+    </w:p>
+    <w:p>
+      <w:pPr>
+        <w:spacing w:after="0" w:line="240" w:lineRule="auto"/>
+        <w:jc w:val="both"/>
+        <w:rPr>
+          <w:rFonts w:ascii="Times New Roman" w:eastAsia="Times New Roman" w:hAnsi="Times New Roman" w:cs="Times New Roman"/>
+          <w:sz w:val="24"/>
+          <w:szCs w:val="24"/>
+          <w:lang w:eastAsia="ru-RU"/>
+        </w:rPr>
+      </w:pPr>
+      <w:r>
+        <w:rPr>
+          <w:rFonts w:ascii="Times New Roman" w:eastAsia="Times New Roman" w:hAnsi="Times New Roman" w:cs="Times New Roman"/>
+          <w:sz w:val="24"/>
+          <w:szCs w:val="24"/>
+          <w:lang w:eastAsia="ru-RU"/>
+        </w:rPr>
+        <w:t xml:space="preserve">3.2. Перенос занятия возможен по </w:t>
+      </w:r>
+      <w:r>
+        <w:rPr>
+          <w:rFonts w:ascii="Times New Roman" w:eastAsia="Times New Roman" w:hAnsi="Times New Roman" w:cs="Times New Roman"/>
+          <w:sz w:val="24"/>
+          <w:szCs w:val="24"/>
+          <w:lang w:eastAsia="ru-RU"/>
+        </w:rPr>
+        <w:t>инициативе Исполнителя</w:t>
+      </w:r>
+      <w:r>
+        <w:rPr>
+          <w:rFonts w:ascii="Times New Roman" w:eastAsia="Times New Roman" w:hAnsi="Times New Roman" w:cs="Times New Roman"/>
+          <w:sz w:val="24"/>
+          <w:szCs w:val="24"/>
+          <w:lang w:eastAsia="ru-RU"/>
+        </w:rPr>
+        <w:t>, при этом новое время фиксируется письменно.</w:t>
+      </w:r>
+    </w:p>
+    <w:p>
+      <w:pPr>
+        <w:spacing w:after="0" w:line="240" w:lineRule="auto"/>
+        <w:jc w:val="both"/>
+        <w:rPr>
+          <w:rFonts w:ascii="Times New Roman" w:eastAsia="Times New Roman" w:hAnsi="Times New Roman" w:cs="Times New Roman"/>
+          <w:sz w:val="24"/>
+          <w:szCs w:val="24"/>
+          <w:lang w:eastAsia="ru-RU"/>
+        </w:rPr>
+      </w:pPr>
+      <w:r>
+        <w:rPr>
+          <w:rFonts w:ascii="Times New Roman" w:eastAsia="Times New Roman" w:hAnsi="Times New Roman" w:cs="Times New Roman"/>
+          <w:sz w:val="24"/>
+          <w:szCs w:val="24"/>
+          <w:lang w:eastAsia="ru-RU"/>
+        </w:rPr>
+        <w:t>3.3. Факт проведения занятия подтверждается отчётом Исполнителя в переписке</w:t>
+      </w:r>
+      <w:r>
+        <w:rPr>
+          <w:rFonts w:ascii="Times New Roman" w:eastAsia="Times New Roman" w:hAnsi="Times New Roman" w:cs="Times New Roman"/>
+          <w:sz w:val="24"/>
+          <w:szCs w:val="24"/>
+          <w:lang w:eastAsia="ru-RU"/>
+        </w:rPr>
+        <w:t xml:space="preserve"> в мессенджере </w:t>
+      </w:r>
+      <w:r>
+        <w:rPr>
+          <w:rFonts w:ascii="Times New Roman" w:eastAsia="Times New Roman" w:hAnsi="Times New Roman" w:cs="Times New Roman"/>
+          <w:sz w:val="24"/>
+          <w:szCs w:val="24"/>
+          <w:lang w:val="en-US" w:eastAsia="ru-RU"/>
+        </w:rPr>
+        <w:t>MAX</w:t>
+      </w:r>
+      <w:r>
+        <w:rPr>
+          <w:rFonts w:ascii="Times New Roman" w:eastAsia="Times New Roman" w:hAnsi="Times New Roman" w:cs="Times New Roman"/>
+          <w:sz w:val="24"/>
+          <w:szCs w:val="24"/>
+          <w:lang w:eastAsia="ru-RU"/>
+        </w:rPr>
+        <w:t>.</w:t>
+      </w:r>
+    </w:p>
+    <w:p>
+      <w:pPr>
+        <w:spacing w:after="0" w:line="240" w:lineRule="auto"/>
+        <w:rPr>
+          <w:rFonts w:ascii="Times New Roman" w:eastAsia="Times New Roman" w:hAnsi="Times New Roman" w:cs="Times New Roman"/>
+          <w:sz w:val="24"/>
+          <w:szCs w:val="24"/>
+          <w:lang w:eastAsia="ru-RU"/>
+        </w:rPr>
+      </w:pPr>
+      <w:r>
+        <w:rPr>
+          <w:rFonts w:ascii="Times New Roman" w:eastAsia="Times New Roman" w:hAnsi="Times New Roman" w:cs="Times New Roman"/>
+          <w:sz w:val="24"/>
+          <w:szCs w:val="24"/>
+          <w:lang w:eastAsia="ru-RU"/>
+        </w:rPr>
+        <w:lastRenderedPageBreak/>
+        <w:pict>
+          <v:rect id="_x0000_i1027" style="width:0;height:1.5pt" o:hralign="center" o:hrstd="t" o:hr="t" fillcolor="#a0a0a0" stroked="f"/>
+        </w:pict>
+      </w:r>
+    </w:p>
+    <w:p>
+      <w:pPr>
+        <w:spacing w:before="100" w:beforeAutospacing="1" w:after="100" w:afterAutospacing="1" w:line="240" w:lineRule="auto"/>
+        <w:outlineLvl w:val="2"/>
+        <w:rPr>
+          <w:rFonts w:ascii="Times New Roman" w:eastAsia="Times New Roman" w:hAnsi="Times New Roman" w:cs="Times New Roman"/>
+          <w:b/>
+          <w:bCs/>
+          <w:sz w:val="27"/>
+          <w:szCs w:val="27"/>
+          <w:lang w:eastAsia="ru-RU"/>
+        </w:rPr>
+      </w:pPr>
+      <w:r>
+        <w:rPr>
+          <w:rFonts w:ascii="Times New Roman" w:eastAsia="Times New Roman" w:hAnsi="Times New Roman" w:cs="Times New Roman"/>
+          <w:b/>
+          <w:bCs/>
+          <w:sz w:val="27"/>
+          <w:szCs w:val="27"/>
+          <w:lang w:eastAsia="ru-RU"/>
+        </w:rPr>
+        <w:t>4. Ответственность Сторон и условия прекращения услуг</w:t>
+      </w:r>
+    </w:p>
+    <w:p>
+      <w:pPr>
+        <w:spacing w:after="0" w:line="240" w:lineRule="auto"/>
+        <w:jc w:val="both"/>
+        <w:rPr>
+          <w:rFonts w:ascii="Times New Roman" w:eastAsia="Times New Roman" w:hAnsi="Times New Roman" w:cs="Times New Roman"/>
+          <w:sz w:val="24"/>
+          <w:szCs w:val="24"/>
+          <w:lang w:eastAsia="ru-RU"/>
+        </w:rPr>
+      </w:pPr>
+      <w:r>
+        <w:rPr>
+          <w:rFonts w:ascii="Times New Roman" w:eastAsia="Times New Roman" w:hAnsi="Times New Roman" w:cs="Times New Roman"/>
+          <w:sz w:val="24"/>
+          <w:szCs w:val="24"/>
+          <w:lang w:eastAsia="ru-RU"/>
+        </w:rPr>
+        <w:t xml:space="preserve">4.1. </w:t>
+      </w:r>
+      <w:r>
+        <w:rPr>
+          <w:rFonts w:ascii="Times New Roman" w:eastAsia="Times New Roman" w:hAnsi="Times New Roman" w:cs="Times New Roman"/>
+          <w:b/>
+          <w:bCs/>
+          <w:sz w:val="24"/>
+          <w:szCs w:val="24"/>
+          <w:lang w:eastAsia="ru-RU"/>
+        </w:rPr>
+        <w:t>Непосещение занятия обучаемым</w:t>
+      </w:r>
+      <w:r>
+        <w:rPr>
+          <w:rFonts w:ascii="Times New Roman" w:eastAsia="Times New Roman" w:hAnsi="Times New Roman" w:cs="Times New Roman"/>
+          <w:sz w:val="24"/>
+          <w:szCs w:val="24"/>
+          <w:lang w:eastAsia="ru-RU"/>
+        </w:rPr>
+        <w:t xml:space="preserve"> (в том числе по вине Заказчика/обучаемого) </w:t>
+      </w:r>
+      <w:r>
+        <w:rPr>
+          <w:rFonts w:ascii="Times New Roman" w:eastAsia="Times New Roman" w:hAnsi="Times New Roman" w:cs="Times New Roman"/>
+          <w:b/>
+          <w:bCs/>
+          <w:sz w:val="24"/>
+          <w:szCs w:val="24"/>
+          <w:lang w:eastAsia="ru-RU"/>
+        </w:rPr>
+        <w:t>не является основанием для возврата уплаченных за это занятие денежных средств</w:t>
+      </w:r>
+      <w:r>
+        <w:rPr>
+          <w:rFonts w:ascii="Times New Roman" w:eastAsia="Times New Roman" w:hAnsi="Times New Roman" w:cs="Times New Roman"/>
+          <w:sz w:val="24"/>
+          <w:szCs w:val="24"/>
+          <w:lang w:eastAsia="ru-RU"/>
+        </w:rPr>
+        <w:t xml:space="preserve">, за исключением обстоятельств, указанных в п. 5.2. Договора. При этом изучением пройденного материала обучаемый занимается самостоятельно по теме, предоставленной Исполнителем, либо на индивидуальных занятиях, оплачиваемых </w:t>
+      </w:r>
+      <w:r>
+        <w:rPr>
+          <w:rFonts w:ascii="Times New Roman" w:eastAsia="Times New Roman" w:hAnsi="Times New Roman" w:cs="Times New Roman"/>
+          <w:b/>
+          <w:sz w:val="24"/>
+          <w:szCs w:val="24"/>
+          <w:lang w:eastAsia="ru-RU"/>
+        </w:rPr>
+        <w:t>в двойном размере</w:t>
+      </w:r>
+      <w:r>
+        <w:rPr>
+          <w:rFonts w:ascii="Times New Roman" w:eastAsia="Times New Roman" w:hAnsi="Times New Roman" w:cs="Times New Roman"/>
+          <w:sz w:val="24"/>
+          <w:szCs w:val="24"/>
+          <w:lang w:eastAsia="ru-RU"/>
+        </w:rPr>
+        <w:t>.</w:t>
+      </w:r>
+      <w:r>
+        <w:rPr>
+          <w:rFonts w:ascii="Times New Roman" w:eastAsia="Times New Roman" w:hAnsi="Times New Roman" w:cs="Times New Roman"/>
+          <w:sz w:val="24"/>
+          <w:szCs w:val="24"/>
+          <w:lang w:eastAsia="ru-RU"/>
+        </w:rPr>
+        <w:br/>
+        <w:t xml:space="preserve">4.2. Исполнитель вправе </w:t>
+      </w:r>
+      <w:r>
+        <w:rPr>
+          <w:rFonts w:ascii="Times New Roman" w:eastAsia="Times New Roman" w:hAnsi="Times New Roman" w:cs="Times New Roman"/>
+          <w:bCs/>
+          <w:sz w:val="24"/>
+          <w:szCs w:val="24"/>
+          <w:lang w:eastAsia="ru-RU"/>
+        </w:rPr>
+        <w:t>прекратить оказание услуг без возмещения уплаченных сумм</w:t>
+      </w:r>
+      <w:r>
+        <w:rPr>
+          <w:rFonts w:ascii="Times New Roman" w:eastAsia="Times New Roman" w:hAnsi="Times New Roman" w:cs="Times New Roman"/>
+          <w:sz w:val="24"/>
+          <w:szCs w:val="24"/>
+          <w:lang w:eastAsia="ru-RU"/>
+        </w:rPr>
+        <w:t xml:space="preserve"> в случае:</w:t>
+      </w:r>
+    </w:p>
+    <w:p>
+      <w:pPr>
+        <w:numPr>
+          <w:ilvl w:val="0"/>
+          <w:numId w:val="2"/>
+        </w:numPr>
+        <w:tabs>
+          <w:tab w:val="clear" w:pos="720"/>
+          <w:tab w:val="num" w:pos="567"/>
+        </w:tabs>
+        <w:spacing w:after="0" w:line="240" w:lineRule="auto"/>
+        <w:ind w:left="142" w:firstLine="0"/>
+        <w:jc w:val="both"/>
+        <w:rPr>
+          <w:rFonts w:ascii="Times New Roman" w:eastAsia="Times New Roman" w:hAnsi="Times New Roman" w:cs="Times New Roman"/>
+          <w:sz w:val="24"/>
+          <w:szCs w:val="24"/>
+          <w:lang w:eastAsia="ru-RU"/>
+        </w:rPr>
+      </w:pPr>
+      <w:r>
+        <w:rPr>
+          <w:rFonts w:ascii="Times New Roman" w:eastAsia="Times New Roman" w:hAnsi="Times New Roman" w:cs="Times New Roman"/>
+          <w:sz w:val="24"/>
+          <w:szCs w:val="24"/>
+          <w:lang w:eastAsia="ru-RU"/>
+        </w:rPr>
+        <w:t>систематического (2 и более раз) неудовлетворительного поведения обучаемого (грубость, оскорбления, угрозы, агрессивное поведение, нарушение дисциплины, мешающее проведению занятия);</w:t>
+      </w:r>
+    </w:p>
+    <w:p>
+      <w:pPr>
+        <w:numPr>
+          <w:ilvl w:val="0"/>
+          <w:numId w:val="2"/>
+        </w:numPr>
+        <w:tabs>
+          <w:tab w:val="clear" w:pos="720"/>
+          <w:tab w:val="num" w:pos="567"/>
+        </w:tabs>
+        <w:spacing w:after="0" w:line="240" w:lineRule="auto"/>
+        <w:ind w:left="142" w:firstLine="0"/>
+        <w:jc w:val="both"/>
+        <w:rPr>
+          <w:rFonts w:ascii="Times New Roman" w:eastAsia="Times New Roman" w:hAnsi="Times New Roman" w:cs="Times New Roman"/>
+          <w:sz w:val="24"/>
+          <w:szCs w:val="24"/>
+          <w:lang w:eastAsia="ru-RU"/>
+        </w:rPr>
+      </w:pPr>
+      <w:r>
+        <w:rPr>
+          <w:rFonts w:ascii="Times New Roman" w:eastAsia="Times New Roman" w:hAnsi="Times New Roman" w:cs="Times New Roman"/>
+          <w:sz w:val="24"/>
+          <w:szCs w:val="24"/>
+          <w:lang w:eastAsia="ru-RU"/>
+        </w:rPr>
+        <w:t>нарушени</w:t>
+      </w:r>
+      <w:r>
+        <w:rPr>
+          <w:rFonts w:ascii="Times New Roman" w:eastAsia="Times New Roman" w:hAnsi="Times New Roman" w:cs="Times New Roman"/>
+          <w:sz w:val="24"/>
+          <w:szCs w:val="24"/>
+          <w:lang w:eastAsia="ru-RU"/>
+        </w:rPr>
+        <w:t>я обучаемым правил безопасности</w:t>
+      </w:r>
+      <w:r>
+        <w:rPr>
+          <w:rFonts w:ascii="Times New Roman" w:eastAsia="Times New Roman" w:hAnsi="Times New Roman" w:cs="Times New Roman"/>
+          <w:sz w:val="24"/>
+          <w:szCs w:val="24"/>
+          <w:lang w:eastAsia="ru-RU"/>
+        </w:rPr>
+        <w:t>;</w:t>
+      </w:r>
+    </w:p>
+    <w:p>
+      <w:pPr>
+        <w:numPr>
+          <w:ilvl w:val="0"/>
+          <w:numId w:val="2"/>
+        </w:numPr>
+        <w:tabs>
+          <w:tab w:val="clear" w:pos="720"/>
+          <w:tab w:val="num" w:pos="567"/>
+        </w:tabs>
+        <w:spacing w:after="0" w:line="240" w:lineRule="auto"/>
+        <w:ind w:left="142" w:firstLine="0"/>
+        <w:jc w:val="both"/>
+        <w:rPr>
+          <w:rFonts w:ascii="Times New Roman" w:eastAsia="Times New Roman" w:hAnsi="Times New Roman" w:cs="Times New Roman"/>
+          <w:sz w:val="24"/>
+          <w:szCs w:val="24"/>
+          <w:lang w:eastAsia="ru-RU"/>
+        </w:rPr>
+      </w:pPr>
+      <w:r>
+        <w:rPr>
+          <w:rFonts w:ascii="Times New Roman" w:eastAsia="Times New Roman" w:hAnsi="Times New Roman" w:cs="Times New Roman"/>
+          <w:sz w:val="24"/>
+          <w:szCs w:val="24"/>
+          <w:lang w:eastAsia="ru-RU"/>
+        </w:rPr>
+        <w:t>иных действий, делающих невозможным оказание услуги надлежащего качества.</w:t>
+      </w:r>
+    </w:p>
+    <w:p>
+      <w:pPr>
+        <w:spacing w:after="0" w:line="240" w:lineRule="auto"/>
+        <w:jc w:val="both"/>
+        <w:rPr>
+          <w:rFonts w:ascii="Times New Roman" w:eastAsia="Times New Roman" w:hAnsi="Times New Roman" w:cs="Times New Roman"/>
+          <w:sz w:val="24"/>
+          <w:szCs w:val="24"/>
+          <w:lang w:eastAsia="ru-RU"/>
+        </w:rPr>
+      </w:pPr>
+      <w:r>
+        <w:rPr>
+          <w:rFonts w:ascii="Times New Roman" w:eastAsia="Times New Roman" w:hAnsi="Times New Roman" w:cs="Times New Roman"/>
+          <w:sz w:val="24"/>
+          <w:szCs w:val="24"/>
+          <w:lang w:eastAsia="ru-RU"/>
+        </w:rPr>
+        <w:t>4.3. Факт неудовлетворительного поведения фиксируется Исполнителем в письменном уведомлении (в т. ч. сообщением в мессенджере</w:t>
+      </w:r>
+      <w:r>
+        <w:rPr>
+          <w:rFonts w:ascii="Times New Roman" w:eastAsia="Times New Roman" w:hAnsi="Times New Roman" w:cs="Times New Roman"/>
+          <w:sz w:val="24"/>
+          <w:szCs w:val="24"/>
+          <w:lang w:eastAsia="ru-RU"/>
+        </w:rPr>
+        <w:t xml:space="preserve"> </w:t>
+      </w:r>
+      <w:r>
+        <w:rPr>
+          <w:rFonts w:ascii="Times New Roman" w:eastAsia="Times New Roman" w:hAnsi="Times New Roman" w:cs="Times New Roman"/>
+          <w:sz w:val="24"/>
+          <w:szCs w:val="24"/>
+          <w:lang w:val="en-US" w:eastAsia="ru-RU"/>
+        </w:rPr>
+        <w:t>MAX</w:t>
+      </w:r>
+      <w:r>
+        <w:rPr>
+          <w:rFonts w:ascii="Times New Roman" w:eastAsia="Times New Roman" w:hAnsi="Times New Roman" w:cs="Times New Roman"/>
+          <w:sz w:val="24"/>
+          <w:szCs w:val="24"/>
+          <w:lang w:eastAsia="ru-RU"/>
+        </w:rPr>
+        <w:t>) с описанием обстоятельств и датой. При отсутствии возражений Заказчика в течение </w:t>
+      </w:r>
+      <w:r>
+        <w:rPr>
+          <w:rFonts w:ascii="Times New Roman" w:eastAsia="Times New Roman" w:hAnsi="Times New Roman" w:cs="Times New Roman"/>
+          <w:sz w:val="24"/>
+          <w:szCs w:val="24"/>
+          <w:lang w:eastAsia="ru-RU"/>
+        </w:rPr>
+        <w:t>1</w:t>
+      </w:r>
+      <w:r>
+        <w:rPr>
+          <w:rFonts w:ascii="Times New Roman" w:eastAsia="Times New Roman" w:hAnsi="Times New Roman" w:cs="Times New Roman"/>
+          <w:sz w:val="24"/>
+          <w:szCs w:val="24"/>
+          <w:lang w:eastAsia="ru-RU"/>
+        </w:rPr>
+        <w:t xml:space="preserve"> (Одного)</w:t>
+      </w:r>
+      <w:r>
+        <w:rPr>
+          <w:rFonts w:ascii="Times New Roman" w:eastAsia="Times New Roman" w:hAnsi="Times New Roman" w:cs="Times New Roman"/>
+          <w:sz w:val="24"/>
+          <w:szCs w:val="24"/>
+          <w:lang w:eastAsia="ru-RU"/>
+        </w:rPr>
+        <w:t xml:space="preserve"> </w:t>
+      </w:r>
+      <w:r>
+        <w:rPr>
+          <w:rFonts w:ascii="Times New Roman" w:eastAsia="Times New Roman" w:hAnsi="Times New Roman" w:cs="Times New Roman"/>
+          <w:sz w:val="24"/>
+          <w:szCs w:val="24"/>
+          <w:lang w:eastAsia="ru-RU"/>
+        </w:rPr>
+        <w:t>кал</w:t>
+      </w:r>
+      <w:r>
+        <w:rPr>
+          <w:rFonts w:ascii="Times New Roman" w:eastAsia="Times New Roman" w:hAnsi="Times New Roman" w:cs="Times New Roman"/>
+          <w:sz w:val="24"/>
+          <w:szCs w:val="24"/>
+          <w:lang w:eastAsia="ru-RU"/>
+        </w:rPr>
+        <w:t>ендарного</w:t>
+      </w:r>
+      <w:r>
+        <w:rPr>
+          <w:rFonts w:ascii="Times New Roman" w:eastAsia="Times New Roman" w:hAnsi="Times New Roman" w:cs="Times New Roman"/>
+          <w:sz w:val="24"/>
+          <w:szCs w:val="24"/>
+          <w:lang w:eastAsia="ru-RU"/>
+        </w:rPr>
+        <w:t xml:space="preserve"> дн</w:t>
+      </w:r>
+      <w:r>
+        <w:rPr>
+          <w:rFonts w:ascii="Times New Roman" w:eastAsia="Times New Roman" w:hAnsi="Times New Roman" w:cs="Times New Roman"/>
+          <w:sz w:val="24"/>
+          <w:szCs w:val="24"/>
+          <w:lang w:eastAsia="ru-RU"/>
+        </w:rPr>
+        <w:t>я</w:t>
+      </w:r>
+      <w:r>
+        <w:rPr>
+          <w:rFonts w:ascii="Times New Roman" w:eastAsia="Times New Roman" w:hAnsi="Times New Roman" w:cs="Times New Roman"/>
+          <w:sz w:val="24"/>
+          <w:szCs w:val="24"/>
+          <w:lang w:eastAsia="ru-RU"/>
+        </w:rPr>
+        <w:t xml:space="preserve"> поведение считается подтверждённым.</w:t>
+      </w:r>
+    </w:p>
+    <w:p>
+      <w:pPr>
+        <w:spacing w:after="0" w:line="240" w:lineRule="auto"/>
+        <w:jc w:val="both"/>
+        <w:rPr>
+          <w:rFonts w:ascii="Times New Roman" w:eastAsia="Times New Roman" w:hAnsi="Times New Roman" w:cs="Times New Roman"/>
+          <w:sz w:val="24"/>
+          <w:szCs w:val="24"/>
+          <w:lang w:eastAsia="ru-RU"/>
+        </w:rPr>
+      </w:pPr>
+      <w:r>
+        <w:rPr>
+          <w:rFonts w:ascii="Times New Roman" w:eastAsia="Times New Roman" w:hAnsi="Times New Roman" w:cs="Times New Roman"/>
+          <w:sz w:val="24"/>
+          <w:szCs w:val="24"/>
+          <w:lang w:eastAsia="ru-RU"/>
+        </w:rPr>
+        <w:t>4.4. При наступлении обстоятельств, указанных в п. 4.2, Договор считается расторгнутым с даты направления уведомления Исполнителем. Денежные средства, уплаченные за будущие занятия, не возвращаются. Денежные средства за фактически оказанные услуги не подлежат возврату в любом случае.</w:t>
+      </w:r>
+    </w:p>
+    <w:p>
+      <w:pPr>
+        <w:spacing w:after="0" w:line="240" w:lineRule="auto"/>
+        <w:rPr>
+          <w:rFonts w:ascii="Times New Roman" w:eastAsia="Times New Roman" w:hAnsi="Times New Roman" w:cs="Times New Roman"/>
+          <w:sz w:val="24"/>
+          <w:szCs w:val="24"/>
+          <w:lang w:eastAsia="ru-RU"/>
+        </w:rPr>
+      </w:pPr>
+      <w:r>
+        <w:rPr>
+          <w:rFonts w:ascii="Times New Roman" w:eastAsia="Times New Roman" w:hAnsi="Times New Roman" w:cs="Times New Roman"/>
+          <w:sz w:val="24"/>
+          <w:szCs w:val="24"/>
+          <w:lang w:eastAsia="ru-RU"/>
+        </w:rPr>
+        <w:pict>
+          <v:rect id="_x0000_i1028" style="width:0;height:1.5pt" o:hralign="center" o:hrstd="t" o:hr="t" fillcolor="#a0a0a0" stroked="f"/>
+        </w:pict>
+      </w:r>
+    </w:p>
+    <w:p>
+      <w:pPr>
+        <w:spacing w:before="100" w:beforeAutospacing="1" w:after="100" w:afterAutospacing="1" w:line="240" w:lineRule="auto"/>
+        <w:outlineLvl w:val="2"/>
+        <w:rPr>
+          <w:rFonts w:ascii="Times New Roman" w:eastAsia="Times New Roman" w:hAnsi="Times New Roman" w:cs="Times New Roman"/>
+          <w:b/>
+          <w:bCs/>
+          <w:sz w:val="27"/>
+          <w:szCs w:val="27"/>
+          <w:lang w:eastAsia="ru-RU"/>
+        </w:rPr>
+      </w:pPr>
+      <w:r>
+        <w:rPr>
+          <w:rFonts w:ascii="Times New Roman" w:eastAsia="Times New Roman" w:hAnsi="Times New Roman" w:cs="Times New Roman"/>
+          <w:b/>
+          <w:bCs/>
+          <w:sz w:val="27"/>
+          <w:szCs w:val="27"/>
+          <w:lang w:eastAsia="ru-RU"/>
+        </w:rPr>
+        <w:t>5. Права и обязанности Сторон</w:t>
+      </w:r>
+    </w:p>
+    <w:p>
+      <w:pPr>
+        <w:spacing w:after="0" w:line="240" w:lineRule="auto"/>
+        <w:rPr>
+          <w:rFonts w:ascii="Times New Roman" w:eastAsia="Times New Roman" w:hAnsi="Times New Roman" w:cs="Times New Roman"/>
+          <w:sz w:val="24"/>
+          <w:szCs w:val="24"/>
+          <w:lang w:eastAsia="ru-RU"/>
+        </w:rPr>
+      </w:pPr>
+      <w:r>
+        <w:rPr>
+          <w:rFonts w:ascii="Times New Roman" w:eastAsia="Times New Roman" w:hAnsi="Times New Roman" w:cs="Times New Roman"/>
+          <w:sz w:val="24"/>
+          <w:szCs w:val="24"/>
+          <w:lang w:eastAsia="ru-RU"/>
+        </w:rPr>
+        <w:t>5.1. Исполнитель обязан:</w:t>
+      </w:r>
+    </w:p>
+    <w:p>
+      <w:pPr>
+        <w:numPr>
+          <w:ilvl w:val="0"/>
+          <w:numId w:val="3"/>
+        </w:numPr>
+        <w:tabs>
+          <w:tab w:val="clear" w:pos="720"/>
+          <w:tab w:val="num" w:pos="709"/>
+        </w:tabs>
+        <w:spacing w:after="0" w:line="240" w:lineRule="auto"/>
+        <w:ind w:left="284" w:hanging="283"/>
+        <w:rPr>
+          <w:rFonts w:ascii="Times New Roman" w:eastAsia="Times New Roman" w:hAnsi="Times New Roman" w:cs="Times New Roman"/>
+          <w:sz w:val="24"/>
+          <w:szCs w:val="24"/>
+          <w:lang w:eastAsia="ru-RU"/>
+        </w:rPr>
+      </w:pPr>
+      <w:r>
+        <w:rPr>
+          <w:rFonts w:ascii="Times New Roman" w:eastAsia="Times New Roman" w:hAnsi="Times New Roman" w:cs="Times New Roman"/>
+          <w:sz w:val="24"/>
+          <w:szCs w:val="24"/>
+          <w:lang w:eastAsia="ru-RU"/>
+        </w:rPr>
+        <w:t>проводить занятия в соответствии с предметом Договора и согласованным планом;</w:t>
+      </w:r>
+    </w:p>
+    <w:p>
+      <w:pPr>
+        <w:numPr>
+          <w:ilvl w:val="0"/>
+          <w:numId w:val="3"/>
+        </w:numPr>
+        <w:tabs>
+          <w:tab w:val="clear" w:pos="720"/>
+          <w:tab w:val="num" w:pos="709"/>
+        </w:tabs>
+        <w:spacing w:after="0" w:line="240" w:lineRule="auto"/>
+        <w:ind w:left="284" w:hanging="283"/>
+        <w:rPr>
+          <w:rFonts w:ascii="Times New Roman" w:eastAsia="Times New Roman" w:hAnsi="Times New Roman" w:cs="Times New Roman"/>
+          <w:sz w:val="24"/>
+          <w:szCs w:val="24"/>
+          <w:lang w:eastAsia="ru-RU"/>
+        </w:rPr>
+      </w:pPr>
+      <w:r>
+        <w:rPr>
+          <w:rFonts w:ascii="Times New Roman" w:eastAsia="Times New Roman" w:hAnsi="Times New Roman" w:cs="Times New Roman"/>
+          <w:sz w:val="24"/>
+          <w:szCs w:val="24"/>
+          <w:lang w:eastAsia="ru-RU"/>
+        </w:rPr>
+        <w:t>своевременно информировать Заказчика о переносах/отменах по своей вине;</w:t>
+      </w:r>
+    </w:p>
+    <w:p>
+      <w:pPr>
+        <w:numPr>
+          <w:ilvl w:val="0"/>
+          <w:numId w:val="3"/>
+        </w:numPr>
+        <w:tabs>
+          <w:tab w:val="clear" w:pos="720"/>
+          <w:tab w:val="num" w:pos="709"/>
+        </w:tabs>
+        <w:spacing w:after="0" w:line="240" w:lineRule="auto"/>
+        <w:ind w:left="284" w:hanging="283"/>
+        <w:rPr>
+          <w:rFonts w:ascii="Times New Roman" w:eastAsia="Times New Roman" w:hAnsi="Times New Roman" w:cs="Times New Roman"/>
+          <w:sz w:val="24"/>
+          <w:szCs w:val="24"/>
+          <w:lang w:eastAsia="ru-RU"/>
+        </w:rPr>
+      </w:pPr>
+      <w:r>
+        <w:rPr>
+          <w:rFonts w:ascii="Times New Roman" w:eastAsia="Times New Roman" w:hAnsi="Times New Roman" w:cs="Times New Roman"/>
+          <w:sz w:val="24"/>
+          <w:szCs w:val="24"/>
+          <w:lang w:eastAsia="ru-RU"/>
+        </w:rPr>
+        <w:t>соблюдать профессиональную этику и не допускать дискриминации, оскорблений и угроз.</w:t>
+      </w:r>
+    </w:p>
+    <w:p>
+      <w:pPr>
+        <w:spacing w:after="0" w:line="240" w:lineRule="auto"/>
+        <w:rPr>
+          <w:rFonts w:ascii="Times New Roman" w:eastAsia="Times New Roman" w:hAnsi="Times New Roman" w:cs="Times New Roman"/>
+          <w:sz w:val="24"/>
+          <w:szCs w:val="24"/>
+          <w:lang w:eastAsia="ru-RU"/>
+        </w:rPr>
+      </w:pPr>
+      <w:r>
+        <w:rPr>
+          <w:rFonts w:ascii="Times New Roman" w:eastAsia="Times New Roman" w:hAnsi="Times New Roman" w:cs="Times New Roman"/>
+          <w:sz w:val="24"/>
+          <w:szCs w:val="24"/>
+          <w:lang w:eastAsia="ru-RU"/>
+        </w:rPr>
+        <w:t>5.2. Заказчик обязан:</w:t>
+      </w:r>
+    </w:p>
+    <w:p>
+      <w:pPr>
+        <w:numPr>
+          <w:ilvl w:val="0"/>
+          <w:numId w:val="3"/>
+        </w:numPr>
+        <w:tabs>
+          <w:tab w:val="clear" w:pos="720"/>
+          <w:tab w:val="num" w:pos="284"/>
+        </w:tabs>
+        <w:spacing w:after="0" w:line="240" w:lineRule="auto"/>
+        <w:ind w:left="426"/>
+        <w:rPr>
+          <w:rFonts w:ascii="Times New Roman" w:eastAsia="Times New Roman" w:hAnsi="Times New Roman" w:cs="Times New Roman"/>
+          <w:sz w:val="24"/>
+          <w:szCs w:val="24"/>
+          <w:lang w:eastAsia="ru-RU"/>
+        </w:rPr>
+      </w:pPr>
+      <w:r>
+        <w:rPr>
+          <w:rFonts w:ascii="Times New Roman" w:eastAsia="Times New Roman" w:hAnsi="Times New Roman" w:cs="Times New Roman"/>
+          <w:sz w:val="24"/>
+          <w:szCs w:val="24"/>
+          <w:lang w:eastAsia="ru-RU"/>
+        </w:rPr>
+        <w:t>обеспечить своевременную оплату услуг;</w:t>
+      </w:r>
+    </w:p>
+    <w:p>
+      <w:pPr>
+        <w:numPr>
+          <w:ilvl w:val="0"/>
+          <w:numId w:val="3"/>
+        </w:numPr>
+        <w:tabs>
+          <w:tab w:val="clear" w:pos="720"/>
+          <w:tab w:val="num" w:pos="284"/>
+        </w:tabs>
+        <w:spacing w:before="100" w:beforeAutospacing="1" w:after="100" w:afterAutospacing="1" w:line="240" w:lineRule="auto"/>
+        <w:ind w:left="426"/>
+        <w:rPr>
+          <w:rFonts w:ascii="Times New Roman" w:eastAsia="Times New Roman" w:hAnsi="Times New Roman" w:cs="Times New Roman"/>
+          <w:sz w:val="24"/>
+          <w:szCs w:val="24"/>
+          <w:lang w:eastAsia="ru-RU"/>
+        </w:rPr>
+      </w:pPr>
+      <w:r>
+        <w:rPr>
+          <w:rFonts w:ascii="Times New Roman" w:eastAsia="Times New Roman" w:hAnsi="Times New Roman" w:cs="Times New Roman"/>
+          <w:sz w:val="24"/>
+          <w:szCs w:val="24"/>
+          <w:lang w:eastAsia="ru-RU"/>
+        </w:rPr>
+        <w:t>обеспечить дисциплину и уважительное отношение обучаемого к Исполнителю;</w:t>
+      </w:r>
+    </w:p>
+    <w:p>
+      <w:pPr>
+        <w:numPr>
+          <w:ilvl w:val="0"/>
+          <w:numId w:val="3"/>
+        </w:numPr>
+        <w:tabs>
+          <w:tab w:val="clear" w:pos="720"/>
+          <w:tab w:val="num" w:pos="284"/>
+        </w:tabs>
+        <w:spacing w:before="100" w:beforeAutospacing="1" w:after="100" w:afterAutospacing="1" w:line="240" w:lineRule="auto"/>
+        <w:ind w:left="426"/>
+        <w:rPr>
+          <w:rFonts w:ascii="Times New Roman" w:eastAsia="Times New Roman" w:hAnsi="Times New Roman" w:cs="Times New Roman"/>
+          <w:sz w:val="24"/>
+          <w:szCs w:val="24"/>
+          <w:lang w:eastAsia="ru-RU"/>
+        </w:rPr>
+      </w:pPr>
+      <w:r>
+        <w:rPr>
+          <w:rFonts w:ascii="Times New Roman" w:eastAsia="Times New Roman" w:hAnsi="Times New Roman" w:cs="Times New Roman"/>
+          <w:sz w:val="24"/>
+          <w:szCs w:val="24"/>
+          <w:lang w:eastAsia="ru-RU"/>
+        </w:rPr>
+        <w:t>сообщать об изменениях, влияющих на проведение занятий (болезнь, отъезд и т. п.), в разумные сроки.</w:t>
+      </w:r>
+    </w:p>
+    <w:p>
+      <w:pPr>
+        <w:spacing w:after="0" w:line="240" w:lineRule="auto"/>
+        <w:rPr>
+          <w:rFonts w:ascii="Times New Roman" w:eastAsia="Times New Roman" w:hAnsi="Times New Roman" w:cs="Times New Roman"/>
+          <w:sz w:val="24"/>
+          <w:szCs w:val="24"/>
+          <w:lang w:eastAsia="ru-RU"/>
+        </w:rPr>
+      </w:pPr>
+      <w:r>
+        <w:rPr>
+          <w:rFonts w:ascii="Times New Roman" w:eastAsia="Times New Roman" w:hAnsi="Times New Roman" w:cs="Times New Roman"/>
+          <w:sz w:val="24"/>
+          <w:szCs w:val="24"/>
+          <w:lang w:eastAsia="ru-RU"/>
+        </w:rPr>
+        <w:pict>
+          <v:rect id="_x0000_i1029" style="width:0;height:1.5pt" o:hralign="center" o:hrstd="t" o:hr="t" fillcolor="#a0a0a0" stroked="f"/>
+        </w:pict>
+      </w:r>
+    </w:p>
+    <w:p>
+      <w:pPr>
+        <w:spacing w:before="100" w:beforeAutospacing="1" w:after="100" w:afterAutospacing="1" w:line="240" w:lineRule="auto"/>
+        <w:outlineLvl w:val="2"/>
+        <w:rPr>
+          <w:rFonts w:ascii="Times New Roman" w:eastAsia="Times New Roman" w:hAnsi="Times New Roman" w:cs="Times New Roman"/>
+          <w:b/>
+          <w:bCs/>
+          <w:sz w:val="27"/>
+          <w:szCs w:val="27"/>
+          <w:lang w:eastAsia="ru-RU"/>
+        </w:rPr>
+      </w:pPr>
+      <w:r>
+        <w:rPr>
+          <w:rFonts w:ascii="Times New Roman" w:eastAsia="Times New Roman" w:hAnsi="Times New Roman" w:cs="Times New Roman"/>
+          <w:b/>
+          <w:bCs/>
+          <w:sz w:val="27"/>
+          <w:szCs w:val="27"/>
+          <w:lang w:eastAsia="ru-RU"/>
+        </w:rPr>
+        <w:t>6. Форс</w:t>
+      </w:r>
+      <w:r>
+        <w:rPr>
+          <w:rFonts w:ascii="Times New Roman" w:eastAsia="Times New Roman" w:hAnsi="Times New Roman" w:cs="Times New Roman"/>
+          <w:b/>
+          <w:bCs/>
+          <w:sz w:val="27"/>
+          <w:szCs w:val="27"/>
+          <w:lang w:eastAsia="ru-RU"/>
+        </w:rPr>
+        <w:noBreakHyphen/>
+        <w:t>мажор и иные обстоятельства</w:t>
+      </w:r>
+    </w:p>
+    <w:p>
+      <w:pPr>
+        <w:spacing w:before="100" w:beforeAutospacing="1" w:after="100" w:afterAutospacing="1" w:line="240" w:lineRule="auto"/>
+        <w:rPr>
+          <w:rFonts w:ascii="Times New Roman" w:eastAsia="Times New Roman" w:hAnsi="Times New Roman" w:cs="Times New Roman"/>
+          <w:sz w:val="24"/>
+          <w:szCs w:val="24"/>
+          <w:lang w:eastAsia="ru-RU"/>
+        </w:rPr>
+      </w:pPr>
+      <w:r>
+        <w:rPr>
+          <w:rFonts w:ascii="Times New Roman" w:eastAsia="Times New Roman" w:hAnsi="Times New Roman" w:cs="Times New Roman"/>
+          <w:sz w:val="24"/>
+          <w:szCs w:val="24"/>
+          <w:lang w:eastAsia="ru-RU"/>
+        </w:rPr>
+        <w:t>6.1. Стороны освобождаются от ответственности за неисполнение обязательств, если оно вызвано обстоятельствами непреодолимой силы (пожар, наводнение, военные действия, эпидемии, акты госорганов и т. п.) при условии документального подтверждения.</w:t>
+      </w:r>
+      <w:r>
+        <w:rPr>
+          <w:rFonts w:ascii="Times New Roman" w:eastAsia="Times New Roman" w:hAnsi="Times New Roman" w:cs="Times New Roman"/>
+          <w:sz w:val="24"/>
+          <w:szCs w:val="24"/>
+          <w:lang w:eastAsia="ru-RU"/>
+        </w:rPr>
+        <w:br/>
+        <w:t>6.2. При наступлении форс</w:t>
+      </w:r>
+      <w:r>
+        <w:rPr>
+          <w:rFonts w:ascii="Times New Roman" w:eastAsia="Times New Roman" w:hAnsi="Times New Roman" w:cs="Times New Roman"/>
+          <w:sz w:val="24"/>
+          <w:szCs w:val="24"/>
+          <w:lang w:eastAsia="ru-RU"/>
+        </w:rPr>
+        <w:noBreakHyphen/>
+        <w:t>мажора срок исполнения обязательств продлевается на период действия таких обстоятельств.</w:t>
+      </w:r>
+    </w:p>
+    <w:p>
+      <w:pPr>
+        <w:spacing w:after="0" w:line="240" w:lineRule="auto"/>
+        <w:rPr>
+          <w:rFonts w:ascii="Times New Roman" w:eastAsia="Times New Roman" w:hAnsi="Times New Roman" w:cs="Times New Roman"/>
+          <w:sz w:val="24"/>
+          <w:szCs w:val="24"/>
+          <w:lang w:eastAsia="ru-RU"/>
+        </w:rPr>
+      </w:pPr>
+      <w:r>
+        <w:rPr>
+          <w:rFonts w:ascii="Times New Roman" w:eastAsia="Times New Roman" w:hAnsi="Times New Roman" w:cs="Times New Roman"/>
+          <w:sz w:val="24"/>
+          <w:szCs w:val="24"/>
+          <w:lang w:eastAsia="ru-RU"/>
+        </w:rPr>
+        <w:pict>
+          <v:rect id="_x0000_i1030" style="width:0;height:1.5pt" o:hralign="center" o:hrstd="t" o:hr="t" fillcolor="#a0a0a0" stroked="f"/>
+        </w:pict>
+      </w:r>
+    </w:p>
+    <w:p>
+      <w:pPr>
+        <w:spacing w:before="100" w:beforeAutospacing="1" w:after="100" w:afterAutospacing="1" w:line="240" w:lineRule="auto"/>
+        <w:outlineLvl w:val="2"/>
+        <w:rPr>
+          <w:rFonts w:ascii="Times New Roman" w:eastAsia="Times New Roman" w:hAnsi="Times New Roman" w:cs="Times New Roman"/>
+          <w:b/>
+          <w:bCs/>
+          <w:sz w:val="27"/>
+          <w:szCs w:val="27"/>
+          <w:lang w:eastAsia="ru-RU"/>
+        </w:rPr>
+      </w:pPr>
       <w:bookmarkStart w:id="0" w:name="_GoBack"/>
       <w:bookmarkEnd w:id="0"/>
     </w:p>
+    <w:p>
+      <w:pPr>
+        <w:spacing w:before="100" w:beforeAutospacing="1" w:after="100" w:afterAutospacing="1" w:line="240" w:lineRule="auto"/>
+        <w:outlineLvl w:val="2"/>
+        <w:rPr>
+          <w:rFonts w:ascii="Times New Roman" w:eastAsia="Times New Roman" w:hAnsi="Times New Roman" w:cs="Times New Roman"/>
+          <w:b/>
+          <w:bCs/>
+          <w:sz w:val="27"/>
+          <w:szCs w:val="27"/>
+          <w:lang w:eastAsia="ru-RU"/>
+        </w:rPr>
+      </w:pPr>
+      <w:r>
+        <w:rPr>
+          <w:rFonts w:ascii="Times New Roman" w:eastAsia="Times New Roman" w:hAnsi="Times New Roman" w:cs="Times New Roman"/>
+          <w:b/>
+          <w:bCs/>
+          <w:sz w:val="27"/>
+          <w:szCs w:val="27"/>
+          <w:lang w:eastAsia="ru-RU"/>
+        </w:rPr>
+        <w:lastRenderedPageBreak/>
+        <w:t>7. Конфиденциальность и персональные данные</w:t>
+      </w:r>
+    </w:p>
+    <w:p>
+      <w:pPr>
+        <w:spacing w:before="100" w:beforeAutospacing="1" w:after="100" w:afterAutospacing="1" w:line="240" w:lineRule="auto"/>
+        <w:rPr>
+          <w:rFonts w:ascii="Times New Roman" w:eastAsia="Times New Roman" w:hAnsi="Times New Roman" w:cs="Times New Roman"/>
+          <w:sz w:val="24"/>
+          <w:szCs w:val="24"/>
+          <w:lang w:eastAsia="ru-RU"/>
+        </w:rPr>
+      </w:pPr>
+      <w:r>
+        <w:rPr>
+          <w:rFonts w:ascii="Times New Roman" w:eastAsia="Times New Roman" w:hAnsi="Times New Roman" w:cs="Times New Roman"/>
+          <w:sz w:val="24"/>
+          <w:szCs w:val="24"/>
+          <w:lang w:eastAsia="ru-RU"/>
+        </w:rPr>
+        <w:t>7.1. Стороны обязуются не разглашать конфиденциальную информацию, ставшую известной в связи с исполнением Договора.</w:t>
+      </w:r>
+      <w:r>
+        <w:rPr>
+          <w:rFonts w:ascii="Times New Roman" w:eastAsia="Times New Roman" w:hAnsi="Times New Roman" w:cs="Times New Roman"/>
+          <w:sz w:val="24"/>
+          <w:szCs w:val="24"/>
+          <w:lang w:eastAsia="ru-RU"/>
+        </w:rPr>
+        <w:br/>
+        <w:t>7.2. Обработка персональных данных осуществляется в соответствии с законодательством РФ и с согласия субъекта персональных данных.</w:t>
+      </w:r>
+    </w:p>
+    <w:p>
+      <w:pPr>
+        <w:spacing w:after="0" w:line="240" w:lineRule="auto"/>
+        <w:rPr>
+          <w:rFonts w:ascii="Times New Roman" w:eastAsia="Times New Roman" w:hAnsi="Times New Roman" w:cs="Times New Roman"/>
+          <w:sz w:val="24"/>
+          <w:szCs w:val="24"/>
+          <w:lang w:eastAsia="ru-RU"/>
+        </w:rPr>
+      </w:pPr>
+      <w:r>
+        <w:rPr>
+          <w:rFonts w:ascii="Times New Roman" w:eastAsia="Times New Roman" w:hAnsi="Times New Roman" w:cs="Times New Roman"/>
+          <w:sz w:val="24"/>
+          <w:szCs w:val="24"/>
+          <w:lang w:eastAsia="ru-RU"/>
+        </w:rPr>
+        <w:pict>
+          <v:rect id="_x0000_i1031" style="width:0;height:1.5pt" o:hralign="center" o:hrstd="t" o:hr="t" fillcolor="#a0a0a0" stroked="f"/>
+        </w:pict>
+      </w:r>
+    </w:p>
+    <w:p>
+      <w:pPr>
+        <w:spacing w:before="100" w:beforeAutospacing="1" w:after="100" w:afterAutospacing="1" w:line="240" w:lineRule="auto"/>
+        <w:outlineLvl w:val="2"/>
+        <w:rPr>
+          <w:rFonts w:ascii="Times New Roman" w:eastAsia="Times New Roman" w:hAnsi="Times New Roman" w:cs="Times New Roman"/>
+          <w:b/>
+          <w:bCs/>
+          <w:sz w:val="27"/>
+          <w:szCs w:val="27"/>
+          <w:lang w:eastAsia="ru-RU"/>
+        </w:rPr>
+      </w:pPr>
+      <w:r>
+        <w:rPr>
+          <w:rFonts w:ascii="Times New Roman" w:eastAsia="Times New Roman" w:hAnsi="Times New Roman" w:cs="Times New Roman"/>
+          <w:b/>
+          <w:bCs/>
+          <w:sz w:val="27"/>
+          <w:szCs w:val="27"/>
+          <w:lang w:eastAsia="ru-RU"/>
+        </w:rPr>
+        <w:t>8. Порядок разрешения споров</w:t>
+      </w:r>
+    </w:p>
+    <w:p>
+      <w:pPr>
+        <w:spacing w:before="100" w:beforeAutospacing="1" w:after="100" w:afterAutospacing="1" w:line="240" w:lineRule="auto"/>
+        <w:rPr>
+          <w:rFonts w:ascii="Times New Roman" w:eastAsia="Times New Roman" w:hAnsi="Times New Roman" w:cs="Times New Roman"/>
+          <w:sz w:val="24"/>
+          <w:szCs w:val="24"/>
+          <w:lang w:eastAsia="ru-RU"/>
+        </w:rPr>
+      </w:pPr>
+      <w:r>
+        <w:rPr>
+          <w:rFonts w:ascii="Times New Roman" w:eastAsia="Times New Roman" w:hAnsi="Times New Roman" w:cs="Times New Roman"/>
+          <w:sz w:val="24"/>
+          <w:szCs w:val="24"/>
+          <w:lang w:eastAsia="ru-RU"/>
+        </w:rPr>
+        <w:t>8.1. Все споры и разногласия разрешаются путём переговоров.</w:t>
+      </w:r>
+      <w:r>
+        <w:rPr>
+          <w:rFonts w:ascii="Times New Roman" w:eastAsia="Times New Roman" w:hAnsi="Times New Roman" w:cs="Times New Roman"/>
+          <w:sz w:val="24"/>
+          <w:szCs w:val="24"/>
+          <w:lang w:eastAsia="ru-RU"/>
+        </w:rPr>
+        <w:br/>
+        <w:t xml:space="preserve">8.2. При </w:t>
+      </w:r>
+      <w:proofErr w:type="spellStart"/>
+      <w:r>
+        <w:rPr>
+          <w:rFonts w:ascii="Times New Roman" w:eastAsia="Times New Roman" w:hAnsi="Times New Roman" w:cs="Times New Roman"/>
+          <w:sz w:val="24"/>
+          <w:szCs w:val="24"/>
+          <w:lang w:eastAsia="ru-RU"/>
+        </w:rPr>
+        <w:t>недостижении</w:t>
+      </w:r>
+      <w:proofErr w:type="spellEnd"/>
+      <w:r>
+        <w:rPr>
+          <w:rFonts w:ascii="Times New Roman" w:eastAsia="Times New Roman" w:hAnsi="Times New Roman" w:cs="Times New Roman"/>
+          <w:sz w:val="24"/>
+          <w:szCs w:val="24"/>
+          <w:lang w:eastAsia="ru-RU"/>
+        </w:rPr>
+        <w:t xml:space="preserve"> согласия споры подлежат рассмотрению в суде по месту нахождения Исполнителя (либо указать иной порядок).</w:t>
+      </w:r>
+    </w:p>
+    <w:p>
+      <w:pPr>
+        <w:spacing w:after="0" w:line="240" w:lineRule="auto"/>
+        <w:rPr>
+          <w:rFonts w:ascii="Times New Roman" w:eastAsia="Times New Roman" w:hAnsi="Times New Roman" w:cs="Times New Roman"/>
+          <w:sz w:val="24"/>
+          <w:szCs w:val="24"/>
+          <w:lang w:eastAsia="ru-RU"/>
+        </w:rPr>
+      </w:pPr>
+      <w:r>
+        <w:rPr>
+          <w:rFonts w:ascii="Times New Roman" w:eastAsia="Times New Roman" w:hAnsi="Times New Roman" w:cs="Times New Roman"/>
+          <w:sz w:val="24"/>
+          <w:szCs w:val="24"/>
+          <w:lang w:eastAsia="ru-RU"/>
+        </w:rPr>
+        <w:pict>
+          <v:rect id="_x0000_i1032" style="width:0;height:1.5pt" o:hralign="center" o:hrstd="t" o:hr="t" fillcolor="#a0a0a0" stroked="f"/>
+        </w:pict>
+      </w:r>
+    </w:p>
+    <w:p>
+      <w:pPr>
+        <w:spacing w:before="100" w:beforeAutospacing="1" w:after="100" w:afterAutospacing="1" w:line="240" w:lineRule="auto"/>
+        <w:outlineLvl w:val="2"/>
+        <w:rPr>
+          <w:rFonts w:ascii="Times New Roman" w:eastAsia="Times New Roman" w:hAnsi="Times New Roman" w:cs="Times New Roman"/>
+          <w:b/>
+          <w:bCs/>
+          <w:sz w:val="27"/>
+          <w:szCs w:val="27"/>
+          <w:lang w:eastAsia="ru-RU"/>
+        </w:rPr>
+      </w:pPr>
+      <w:r>
+        <w:rPr>
+          <w:rFonts w:ascii="Times New Roman" w:eastAsia="Times New Roman" w:hAnsi="Times New Roman" w:cs="Times New Roman"/>
+          <w:b/>
+          <w:bCs/>
+          <w:sz w:val="27"/>
+          <w:szCs w:val="27"/>
+          <w:lang w:eastAsia="ru-RU"/>
+        </w:rPr>
+        <w:t>9. Заключительные положения</w:t>
+      </w:r>
+    </w:p>
+    <w:p>
+      <w:pPr>
+        <w:spacing w:before="100" w:beforeAutospacing="1" w:after="100" w:afterAutospacing="1" w:line="240" w:lineRule="auto"/>
+        <w:rPr>
+          <w:rFonts w:ascii="Times New Roman" w:eastAsia="Times New Roman" w:hAnsi="Times New Roman" w:cs="Times New Roman"/>
+          <w:sz w:val="24"/>
+          <w:szCs w:val="24"/>
+          <w:lang w:eastAsia="ru-RU"/>
+        </w:rPr>
+      </w:pPr>
+      <w:r>
+        <w:rPr>
+          <w:rFonts w:ascii="Times New Roman" w:eastAsia="Times New Roman" w:hAnsi="Times New Roman" w:cs="Times New Roman"/>
+          <w:sz w:val="24"/>
+          <w:szCs w:val="24"/>
+          <w:lang w:eastAsia="ru-RU"/>
+        </w:rPr>
+        <w:t>9.1. Договор вступает в силу с момента подписания и действует до полного исполнения Сторонами обязательств.</w:t>
+      </w:r>
+      <w:r>
+        <w:rPr>
+          <w:rFonts w:ascii="Times New Roman" w:eastAsia="Times New Roman" w:hAnsi="Times New Roman" w:cs="Times New Roman"/>
+          <w:sz w:val="24"/>
+          <w:szCs w:val="24"/>
+          <w:lang w:eastAsia="ru-RU"/>
+        </w:rPr>
+        <w:br/>
+        <w:t>9.2. Любые изменения и дополнения к Договору действительны только в письменной форме и подписаны обеими Сторонами.</w:t>
+      </w:r>
+      <w:r>
+        <w:rPr>
+          <w:rFonts w:ascii="Times New Roman" w:eastAsia="Times New Roman" w:hAnsi="Times New Roman" w:cs="Times New Roman"/>
+          <w:sz w:val="24"/>
+          <w:szCs w:val="24"/>
+          <w:lang w:eastAsia="ru-RU"/>
+        </w:rPr>
+        <w:br/>
+        <w:t>9.3. Договор составлен в двух экземплярах, имеющих равную юридическую силу, по одному для каждой из Сторон.</w:t>
+      </w:r>
+    </w:p>
+    <w:p>
+      <w:pPr>
+        <w:spacing w:after="0" w:line="240" w:lineRule="auto"/>
+        <w:rPr>
+          <w:rFonts w:ascii="Times New Roman" w:eastAsia="Times New Roman" w:hAnsi="Times New Roman" w:cs="Times New Roman"/>
+          <w:sz w:val="24"/>
+          <w:szCs w:val="24"/>
+          <w:lang w:eastAsia="ru-RU"/>
+        </w:rPr>
+      </w:pPr>
+      <w:r>
+        <w:rPr>
+          <w:rFonts w:ascii="Times New Roman" w:eastAsia="Times New Roman" w:hAnsi="Times New Roman" w:cs="Times New Roman"/>
+          <w:sz w:val="24"/>
+          <w:szCs w:val="24"/>
+          <w:lang w:eastAsia="ru-RU"/>
+        </w:rPr>
+        <w:pict>
+          <v:rect id="_x0000_i1033" style="width:0;height:1.5pt" o:hralign="center" o:hrstd="t" o:hr="t" fillcolor="#a0a0a0" stroked="f"/>
+        </w:pict>
+      </w:r>
+    </w:p>
+    <w:p>
+      <w:pPr>
+        <w:spacing w:before="100" w:beforeAutospacing="1" w:after="100" w:afterAutospacing="1" w:line="240" w:lineRule="auto"/>
+        <w:outlineLvl w:val="2"/>
+        <w:rPr>
+          <w:rFonts w:ascii="Times New Roman" w:eastAsia="Times New Roman" w:hAnsi="Times New Roman" w:cs="Times New Roman"/>
+          <w:b/>
+          <w:bCs/>
+          <w:sz w:val="27"/>
+          <w:szCs w:val="27"/>
+          <w:lang w:eastAsia="ru-RU"/>
+        </w:rPr>
+      </w:pPr>
+      <w:r>
+        <w:rPr>
+          <w:rFonts w:ascii="Times New Roman" w:eastAsia="Times New Roman" w:hAnsi="Times New Roman" w:cs="Times New Roman"/>
+          <w:b/>
+          <w:bCs/>
+          <w:sz w:val="27"/>
+          <w:szCs w:val="27"/>
+          <w:lang w:eastAsia="ru-RU"/>
+        </w:rPr>
+        <w:t>Реквизиты и подписи Сторон</w:t>
+      </w:r>
+    </w:p>
+    <w:p>
+      <w:pPr>
+        <w:spacing w:after="0" w:line="240" w:lineRule="auto"/>
+        <w:rPr>
+          <w:rFonts w:ascii="Times New Roman" w:eastAsia="Times New Roman" w:hAnsi="Times New Roman" w:cs="Times New Roman"/>
+          <w:sz w:val="24"/>
+          <w:szCs w:val="24"/>
+          <w:lang w:eastAsia="ru-RU"/>
+        </w:rPr>
+      </w:pPr>
+      <w:r>
+        <w:rPr>
+          <w:rFonts w:ascii="Times New Roman" w:eastAsia="Times New Roman" w:hAnsi="Times New Roman" w:cs="Times New Roman"/>
+          <w:b/>
+          <w:bCs/>
+          <w:sz w:val="24"/>
+          <w:szCs w:val="24"/>
+          <w:lang w:eastAsia="ru-RU"/>
+        </w:rPr>
+        <w:t>Исполнитель</w:t>
+      </w:r>
+      <w:r>
+        <w:rPr>
+          <w:rFonts w:ascii="Times New Roman" w:eastAsia="Times New Roman" w:hAnsi="Times New Roman" w:cs="Times New Roman"/>
+          <w:sz w:val="24"/>
+          <w:szCs w:val="24"/>
+          <w:lang w:eastAsia="ru-RU"/>
+        </w:rPr>
+        <w:br/>
+        <w:t xml:space="preserve">Ф. И. О.: </w:t>
+      </w:r>
+      <w:r>
+        <w:rPr>
+          <w:rFonts w:ascii="Times New Roman" w:eastAsia="Times New Roman" w:hAnsi="Times New Roman" w:cs="Times New Roman"/>
+          <w:sz w:val="24"/>
+          <w:szCs w:val="24"/>
+          <w:lang w:eastAsia="ru-RU"/>
+        </w:rPr>
+        <w:t>Федоров А.В.</w:t>
+      </w:r>
+      <w:r>
+        <w:rPr>
+          <w:rFonts w:ascii="Times New Roman" w:eastAsia="Times New Roman" w:hAnsi="Times New Roman" w:cs="Times New Roman"/>
+          <w:sz w:val="24"/>
+          <w:szCs w:val="24"/>
+          <w:lang w:eastAsia="ru-RU"/>
+        </w:rPr>
+        <w:br/>
+        <w:t xml:space="preserve">ИНН/ОГРНИП: </w:t>
+      </w:r>
+      <w:r>
+        <w:rPr>
+          <w:rFonts w:ascii="Times New Roman" w:eastAsia="Times New Roman" w:hAnsi="Times New Roman" w:cs="Times New Roman"/>
+          <w:sz w:val="24"/>
+          <w:szCs w:val="24"/>
+          <w:lang w:eastAsia="ru-RU"/>
+        </w:rPr>
+        <w:t>120801748033</w:t>
+      </w:r>
+      <w:r>
+        <w:rPr>
+          <w:rFonts w:ascii="Times New Roman" w:eastAsia="Times New Roman" w:hAnsi="Times New Roman" w:cs="Times New Roman"/>
+          <w:sz w:val="24"/>
+          <w:szCs w:val="24"/>
+          <w:lang w:eastAsia="ru-RU"/>
+        </w:rPr>
+        <w:t>/</w:t>
+      </w:r>
+      <w:r>
+        <w:rPr>
+          <w:rFonts w:ascii="Times New Roman" w:eastAsia="Times New Roman" w:hAnsi="Times New Roman" w:cs="Times New Roman"/>
+          <w:sz w:val="24"/>
+          <w:szCs w:val="24"/>
+          <w:lang w:eastAsia="ru-RU"/>
+        </w:rPr>
+        <w:t>326120000034585</w:t>
+      </w:r>
+    </w:p>
+    <w:p>
+      <w:pPr>
+        <w:spacing w:after="0" w:line="240" w:lineRule="auto"/>
+        <w:rPr>
+          <w:rFonts w:ascii="Times New Roman" w:eastAsia="Times New Roman" w:hAnsi="Times New Roman" w:cs="Times New Roman"/>
+          <w:i/>
+          <w:sz w:val="24"/>
+          <w:szCs w:val="24"/>
+          <w:u w:val="single"/>
+          <w:lang w:eastAsia="ru-RU"/>
+        </w:rPr>
+      </w:pPr>
+      <w:r>
+        <w:rPr>
+          <w:rFonts w:ascii="Times New Roman" w:eastAsia="Times New Roman" w:hAnsi="Times New Roman" w:cs="Times New Roman"/>
+          <w:i/>
+          <w:sz w:val="24"/>
+          <w:szCs w:val="24"/>
+          <w:u w:val="single"/>
+          <w:lang w:eastAsia="ru-RU"/>
+        </w:rPr>
+        <w:t>Вариант 1:</w:t>
+      </w:r>
+    </w:p>
+    <w:p>
+      <w:pPr>
+        <w:spacing w:after="0" w:line="240" w:lineRule="auto"/>
+        <w:rPr>
+          <w:rFonts w:ascii="Times New Roman" w:eastAsia="Times New Roman" w:hAnsi="Times New Roman" w:cs="Times New Roman"/>
+          <w:sz w:val="24"/>
+          <w:szCs w:val="24"/>
+          <w:lang w:eastAsia="ru-RU"/>
+        </w:rPr>
+      </w:pPr>
+      <w:r>
+        <w:rPr>
+          <w:rFonts w:ascii="Times New Roman" w:eastAsia="Times New Roman" w:hAnsi="Times New Roman" w:cs="Times New Roman"/>
+          <w:sz w:val="24"/>
+          <w:szCs w:val="24"/>
+          <w:lang w:eastAsia="ru-RU"/>
+        </w:rPr>
+        <w:t>Б</w:t>
+      </w:r>
+      <w:r>
+        <w:rPr>
+          <w:rFonts w:ascii="Times New Roman" w:eastAsia="Times New Roman" w:hAnsi="Times New Roman" w:cs="Times New Roman"/>
+          <w:sz w:val="24"/>
+          <w:szCs w:val="24"/>
+          <w:lang w:eastAsia="ru-RU"/>
+        </w:rPr>
+        <w:t xml:space="preserve">анковские реквизиты: </w:t>
+      </w:r>
+    </w:p>
+    <w:p>
+      <w:pPr>
+        <w:spacing w:after="0" w:line="240" w:lineRule="auto"/>
+        <w:rPr>
+          <w:rFonts w:ascii="Times New Roman" w:eastAsia="Times New Roman" w:hAnsi="Times New Roman" w:cs="Times New Roman"/>
+          <w:sz w:val="24"/>
+          <w:szCs w:val="24"/>
+          <w:lang w:eastAsia="ru-RU"/>
+        </w:rPr>
+      </w:pPr>
+      <w:r>
+        <w:rPr>
+          <w:rFonts w:ascii="Times New Roman" w:eastAsia="Times New Roman" w:hAnsi="Times New Roman" w:cs="Times New Roman"/>
+          <w:sz w:val="24"/>
+          <w:szCs w:val="24"/>
+          <w:lang w:eastAsia="ru-RU"/>
+        </w:rPr>
+        <w:t xml:space="preserve">р/с </w:t>
+      </w:r>
+      <w:r>
+        <w:rPr>
+          <w:rFonts w:ascii="Times New Roman" w:eastAsia="Times New Roman" w:hAnsi="Times New Roman" w:cs="Times New Roman"/>
+          <w:sz w:val="24"/>
+          <w:szCs w:val="24"/>
+          <w:lang w:eastAsia="ru-RU"/>
+        </w:rPr>
+        <w:t>40802810537710003938</w:t>
+      </w:r>
+      <w:r>
+        <w:rPr>
+          <w:rFonts w:ascii="Times New Roman" w:eastAsia="Times New Roman" w:hAnsi="Times New Roman" w:cs="Times New Roman"/>
+          <w:sz w:val="24"/>
+          <w:szCs w:val="24"/>
+          <w:lang w:eastAsia="ru-RU"/>
+        </w:rPr>
+        <w:t>,</w:t>
+      </w:r>
+    </w:p>
+    <w:p>
+      <w:pPr>
+        <w:spacing w:after="0" w:line="240" w:lineRule="auto"/>
+        <w:rPr>
+          <w:rFonts w:ascii="Times New Roman" w:eastAsia="Times New Roman" w:hAnsi="Times New Roman" w:cs="Times New Roman"/>
+          <w:sz w:val="24"/>
+          <w:szCs w:val="24"/>
+          <w:lang w:eastAsia="ru-RU"/>
+        </w:rPr>
+      </w:pPr>
+      <w:r>
+        <w:rPr>
+          <w:rFonts w:ascii="Times New Roman" w:eastAsia="Times New Roman" w:hAnsi="Times New Roman" w:cs="Times New Roman"/>
+          <w:sz w:val="24"/>
+          <w:szCs w:val="24"/>
+          <w:lang w:eastAsia="ru-RU"/>
+        </w:rPr>
+        <w:t xml:space="preserve">к/с </w:t>
+      </w:r>
+      <w:r>
+        <w:rPr>
+          <w:rFonts w:ascii="Times New Roman" w:eastAsia="Times New Roman" w:hAnsi="Times New Roman" w:cs="Times New Roman"/>
+          <w:sz w:val="24"/>
+          <w:szCs w:val="24"/>
+          <w:lang w:eastAsia="ru-RU"/>
+        </w:rPr>
+        <w:t>30101810300000000601</w:t>
+      </w:r>
+    </w:p>
+    <w:p>
+      <w:pPr>
+        <w:spacing w:after="0" w:line="240" w:lineRule="auto"/>
+        <w:rPr>
+          <w:rFonts w:ascii="Times New Roman" w:eastAsia="Times New Roman" w:hAnsi="Times New Roman" w:cs="Times New Roman"/>
+          <w:sz w:val="24"/>
+          <w:szCs w:val="24"/>
+          <w:lang w:eastAsia="ru-RU"/>
+        </w:rPr>
+      </w:pPr>
+      <w:proofErr w:type="gramStart"/>
+      <w:r>
+        <w:rPr>
+          <w:rFonts w:ascii="Times New Roman" w:eastAsia="Times New Roman" w:hAnsi="Times New Roman" w:cs="Times New Roman"/>
+          <w:sz w:val="24"/>
+          <w:szCs w:val="24"/>
+          <w:lang w:eastAsia="ru-RU"/>
+        </w:rPr>
+        <w:t xml:space="preserve">БИК  </w:t>
+      </w:r>
+      <w:r>
+        <w:rPr>
+          <w:rFonts w:ascii="Times New Roman" w:eastAsia="Times New Roman" w:hAnsi="Times New Roman" w:cs="Times New Roman"/>
+          <w:sz w:val="24"/>
+          <w:szCs w:val="24"/>
+          <w:lang w:eastAsia="ru-RU"/>
+        </w:rPr>
+        <w:t>048073601</w:t>
+      </w:r>
+      <w:proofErr w:type="gramEnd"/>
+    </w:p>
+    <w:p>
+      <w:pPr>
+        <w:spacing w:after="0" w:line="240" w:lineRule="auto"/>
+        <w:rPr>
+          <w:rFonts w:ascii="Times New Roman" w:eastAsia="Times New Roman" w:hAnsi="Times New Roman" w:cs="Times New Roman"/>
+          <w:sz w:val="24"/>
+          <w:szCs w:val="24"/>
+          <w:lang w:eastAsia="ru-RU"/>
+        </w:rPr>
+      </w:pPr>
+      <w:r>
+        <w:rPr>
+          <w:rFonts w:ascii="Times New Roman" w:eastAsia="Times New Roman" w:hAnsi="Times New Roman" w:cs="Times New Roman"/>
+          <w:sz w:val="24"/>
+          <w:szCs w:val="24"/>
+          <w:lang w:eastAsia="ru-RU"/>
+        </w:rPr>
+        <w:t>БАШКИРСКОЕ ОТДЕЛЕНИЕ №8598 ПАО СБЕРБАНК</w:t>
+      </w:r>
+    </w:p>
+    <w:p>
+      <w:pPr>
+        <w:spacing w:after="0" w:line="240" w:lineRule="auto"/>
+        <w:rPr>
+          <w:rFonts w:ascii="Times New Roman" w:eastAsia="Times New Roman" w:hAnsi="Times New Roman" w:cs="Times New Roman"/>
+          <w:i/>
+          <w:sz w:val="24"/>
+          <w:szCs w:val="24"/>
+          <w:u w:val="single"/>
+          <w:lang w:eastAsia="ru-RU"/>
+        </w:rPr>
+      </w:pPr>
+      <w:r>
+        <w:rPr>
+          <w:rFonts w:ascii="Times New Roman" w:eastAsia="Times New Roman" w:hAnsi="Times New Roman" w:cs="Times New Roman"/>
+          <w:i/>
+          <w:sz w:val="24"/>
+          <w:szCs w:val="24"/>
+          <w:u w:val="single"/>
+          <w:lang w:eastAsia="ru-RU"/>
+        </w:rPr>
+        <w:t xml:space="preserve">Вариант </w:t>
+      </w:r>
+      <w:r>
+        <w:rPr>
+          <w:rFonts w:ascii="Times New Roman" w:eastAsia="Times New Roman" w:hAnsi="Times New Roman" w:cs="Times New Roman"/>
+          <w:i/>
+          <w:sz w:val="24"/>
+          <w:szCs w:val="24"/>
+          <w:u w:val="single"/>
+          <w:lang w:eastAsia="ru-RU"/>
+        </w:rPr>
+        <w:t>2</w:t>
+      </w:r>
+      <w:r>
+        <w:rPr>
+          <w:rFonts w:ascii="Times New Roman" w:eastAsia="Times New Roman" w:hAnsi="Times New Roman" w:cs="Times New Roman"/>
+          <w:i/>
+          <w:sz w:val="24"/>
+          <w:szCs w:val="24"/>
+          <w:u w:val="single"/>
+          <w:lang w:eastAsia="ru-RU"/>
+        </w:rPr>
+        <w:t>:</w:t>
+      </w:r>
+    </w:p>
+    <w:p>
+      <w:pPr>
+        <w:spacing w:after="0" w:line="240" w:lineRule="auto"/>
+        <w:rPr>
+          <w:rFonts w:ascii="Times New Roman" w:eastAsia="Times New Roman" w:hAnsi="Times New Roman" w:cs="Times New Roman"/>
+          <w:sz w:val="24"/>
+          <w:szCs w:val="24"/>
+          <w:lang w:val="en-US" w:eastAsia="ru-RU"/>
+        </w:rPr>
+      </w:pPr>
+      <w:r>
+        <w:rPr>
+          <w:rFonts w:ascii="Times New Roman" w:eastAsia="Times New Roman" w:hAnsi="Times New Roman" w:cs="Times New Roman"/>
+          <w:sz w:val="24"/>
+          <w:szCs w:val="24"/>
+          <w:lang w:eastAsia="ru-RU"/>
+        </w:rPr>
+        <w:t xml:space="preserve">№ карты: </w:t>
+      </w:r>
+      <w:r>
+        <w:rPr>
+          <w:rFonts w:ascii="Times New Roman" w:eastAsia="Times New Roman" w:hAnsi="Times New Roman" w:cs="Times New Roman"/>
+          <w:sz w:val="24"/>
+          <w:szCs w:val="24"/>
+          <w:lang w:eastAsia="ru-RU"/>
+        </w:rPr>
+        <w:t>4279 6700 1057 1509</w:t>
+      </w:r>
+      <w:r>
+        <w:rPr>
+          <w:rFonts w:ascii="Times New Roman" w:eastAsia="Times New Roman" w:hAnsi="Times New Roman" w:cs="Times New Roman"/>
+          <w:sz w:val="24"/>
+          <w:szCs w:val="24"/>
+          <w:lang w:eastAsia="ru-RU"/>
+        </w:rPr>
+        <w:br/>
+        <w:t>Подпись: __________________</w:t>
+      </w:r>
+    </w:p>
+    <w:p>
+      <w:pPr>
+        <w:spacing w:after="0" w:line="240" w:lineRule="auto"/>
+        <w:rPr>
+          <w:rFonts w:ascii="Times New Roman" w:eastAsia="Times New Roman" w:hAnsi="Times New Roman" w:cs="Times New Roman"/>
+          <w:b/>
+          <w:bCs/>
+          <w:sz w:val="24"/>
+          <w:szCs w:val="24"/>
+          <w:lang w:eastAsia="ru-RU"/>
+        </w:rPr>
+      </w:pPr>
+    </w:p>
+    <w:p>
+      <w:pPr>
+        <w:spacing w:after="0" w:line="240" w:lineRule="auto"/>
+        <w:rPr>
+          <w:rFonts w:ascii="Times New Roman" w:eastAsia="Times New Roman" w:hAnsi="Times New Roman" w:cs="Times New Roman"/>
+          <w:sz w:val="24"/>
+          <w:szCs w:val="24"/>
+          <w:lang w:eastAsia="ru-RU"/>
+        </w:rPr>
+      </w:pPr>
+      <w:r>
+        <w:rPr>
+          <w:rFonts w:ascii="Times New Roman" w:eastAsia="Times New Roman" w:hAnsi="Times New Roman" w:cs="Times New Roman"/>
+          <w:b/>
+          <w:bCs/>
+          <w:sz w:val="24"/>
+          <w:szCs w:val="24"/>
+          <w:lang w:eastAsia="ru-RU"/>
+        </w:rPr>
+        <w:t>Заказчик</w:t>
+      </w:r>
+      <w:r>
+        <w:rPr>
+          <w:rFonts w:ascii="Times New Roman" w:eastAsia="Times New Roman" w:hAnsi="Times New Roman" w:cs="Times New Roman"/>
+          <w:sz w:val="24"/>
+          <w:szCs w:val="24"/>
+          <w:lang w:eastAsia="ru-RU"/>
+        </w:rPr>
+        <w:br/>
+        <w:t>Ф. И. О.: ________________________</w:t>
+      </w:r>
+      <w:r>
+        <w:rPr>
+          <w:rFonts w:ascii="Times New Roman" w:eastAsia="Times New Roman" w:hAnsi="Times New Roman" w:cs="Times New Roman"/>
+          <w:sz w:val="24"/>
+          <w:szCs w:val="24"/>
+          <w:lang w:eastAsia="ru-RU"/>
+        </w:rPr>
+        <w:t>_____________</w:t>
+      </w:r>
+      <w:r>
+        <w:rPr>
+          <w:rFonts w:ascii="Times New Roman" w:eastAsia="Times New Roman" w:hAnsi="Times New Roman" w:cs="Times New Roman"/>
+          <w:sz w:val="24"/>
+          <w:szCs w:val="24"/>
+          <w:lang w:eastAsia="ru-RU"/>
+        </w:rPr>
+        <w:br/>
+        <w:t>Адрес: __________________</w:t>
+      </w:r>
+      <w:r>
+        <w:rPr>
+          <w:rFonts w:ascii="Times New Roman" w:eastAsia="Times New Roman" w:hAnsi="Times New Roman" w:cs="Times New Roman"/>
+          <w:sz w:val="24"/>
+          <w:szCs w:val="24"/>
+          <w:lang w:eastAsia="ru-RU"/>
+        </w:rPr>
+        <w:t>__</w:t>
+      </w:r>
+      <w:r>
+        <w:rPr>
+          <w:rFonts w:ascii="Times New Roman" w:eastAsia="Times New Roman" w:hAnsi="Times New Roman" w:cs="Times New Roman"/>
+          <w:sz w:val="24"/>
+          <w:szCs w:val="24"/>
+          <w:lang w:eastAsia="ru-RU"/>
+        </w:rPr>
+        <w:t>______</w:t>
+      </w:r>
+      <w:r>
+        <w:rPr>
+          <w:rFonts w:ascii="Times New Roman" w:eastAsia="Times New Roman" w:hAnsi="Times New Roman" w:cs="Times New Roman"/>
+          <w:sz w:val="24"/>
+          <w:szCs w:val="24"/>
+          <w:lang w:eastAsia="ru-RU"/>
+        </w:rPr>
+        <w:t>_____________</w:t>
+      </w:r>
+      <w:r>
+        <w:rPr>
+          <w:rFonts w:ascii="Times New Roman" w:eastAsia="Times New Roman" w:hAnsi="Times New Roman" w:cs="Times New Roman"/>
+          <w:sz w:val="24"/>
+          <w:szCs w:val="24"/>
+          <w:lang w:eastAsia="ru-RU"/>
+        </w:rPr>
+        <w:br/>
+        <w:t>Па</w:t>
+      </w:r>
+      <w:r>
+        <w:rPr>
+          <w:rFonts w:ascii="Times New Roman" w:eastAsia="Times New Roman" w:hAnsi="Times New Roman" w:cs="Times New Roman"/>
+          <w:sz w:val="24"/>
+          <w:szCs w:val="24"/>
+          <w:lang w:eastAsia="ru-RU"/>
+        </w:rPr>
+        <w:t>спортные данные: _____</w:t>
+      </w:r>
+      <w:r>
+        <w:rPr>
+          <w:rFonts w:ascii="Times New Roman" w:eastAsia="Times New Roman" w:hAnsi="Times New Roman" w:cs="Times New Roman"/>
+          <w:sz w:val="24"/>
+          <w:szCs w:val="24"/>
+          <w:lang w:eastAsia="ru-RU"/>
+        </w:rPr>
+        <w:t>_________</w:t>
+      </w:r>
+      <w:r>
+        <w:rPr>
+          <w:rFonts w:ascii="Times New Roman" w:eastAsia="Times New Roman" w:hAnsi="Times New Roman" w:cs="Times New Roman"/>
+          <w:sz w:val="24"/>
+          <w:szCs w:val="24"/>
+          <w:lang w:eastAsia="ru-RU"/>
+        </w:rPr>
+        <w:t>_____________</w:t>
+      </w:r>
+    </w:p>
+    <w:p>
+      <w:pPr>
+        <w:spacing w:after="0" w:line="240" w:lineRule="auto"/>
+        <w:rPr>
+          <w:rFonts w:ascii="Times New Roman" w:eastAsia="Times New Roman" w:hAnsi="Times New Roman" w:cs="Times New Roman"/>
+          <w:sz w:val="24"/>
+          <w:szCs w:val="24"/>
+          <w:lang w:val="en-US" w:eastAsia="ru-RU"/>
+        </w:rPr>
+      </w:pPr>
+      <w:r>
+        <w:rPr>
+          <w:rFonts w:ascii="Times New Roman" w:eastAsia="Times New Roman" w:hAnsi="Times New Roman" w:cs="Times New Roman"/>
+          <w:sz w:val="24"/>
+          <w:szCs w:val="24"/>
+          <w:lang w:eastAsia="ru-RU"/>
+        </w:rPr>
+        <w:t>________________________________</w:t>
+      </w:r>
+      <w:r>
+        <w:rPr>
+          <w:rFonts w:ascii="Times New Roman" w:eastAsia="Times New Roman" w:hAnsi="Times New Roman" w:cs="Times New Roman"/>
+          <w:sz w:val="24"/>
+          <w:szCs w:val="24"/>
+          <w:lang w:val="en-US" w:eastAsia="ru-RU"/>
+        </w:rPr>
+        <w:t>_____________</w:t>
+      </w:r>
+    </w:p>
+    <w:p>
+      <w:pPr>
+        <w:spacing w:after="0" w:line="240" w:lineRule="auto"/>
+        <w:rPr>
+          <w:rFonts w:ascii="Times New Roman" w:eastAsia="Times New Roman" w:hAnsi="Times New Roman" w:cs="Times New Roman"/>
+          <w:sz w:val="24"/>
+          <w:szCs w:val="24"/>
+          <w:lang w:val="en-US" w:eastAsia="ru-RU"/>
+        </w:rPr>
+      </w:pPr>
+      <w:r>
+        <w:rPr>
+          <w:rFonts w:ascii="Times New Roman" w:eastAsia="Times New Roman" w:hAnsi="Times New Roman" w:cs="Times New Roman"/>
+          <w:sz w:val="24"/>
+          <w:szCs w:val="24"/>
+          <w:lang w:eastAsia="ru-RU"/>
+        </w:rPr>
+        <w:t>________________________________</w:t>
+      </w:r>
+      <w:r>
+        <w:rPr>
+          <w:rFonts w:ascii="Times New Roman" w:eastAsia="Times New Roman" w:hAnsi="Times New Roman" w:cs="Times New Roman"/>
+          <w:sz w:val="24"/>
+          <w:szCs w:val="24"/>
+          <w:lang w:val="en-US" w:eastAsia="ru-RU"/>
+        </w:rPr>
+        <w:t>_____________</w:t>
+      </w:r>
+      <w:r>
+        <w:rPr>
+          <w:rFonts w:ascii="Times New Roman" w:eastAsia="Times New Roman" w:hAnsi="Times New Roman" w:cs="Times New Roman"/>
+          <w:sz w:val="24"/>
+          <w:szCs w:val="24"/>
+          <w:lang w:eastAsia="ru-RU"/>
+        </w:rPr>
+        <w:br/>
+        <w:t>Ко</w:t>
+      </w:r>
+      <w:r>
+        <w:rPr>
+          <w:rFonts w:ascii="Times New Roman" w:eastAsia="Times New Roman" w:hAnsi="Times New Roman" w:cs="Times New Roman"/>
+          <w:sz w:val="24"/>
+          <w:szCs w:val="24"/>
+          <w:lang w:eastAsia="ru-RU"/>
+        </w:rPr>
+        <w:t>нтакты: _______________________</w:t>
+      </w:r>
+      <w:r>
+        <w:rPr>
+          <w:rFonts w:ascii="Times New Roman" w:eastAsia="Times New Roman" w:hAnsi="Times New Roman" w:cs="Times New Roman"/>
+          <w:sz w:val="24"/>
+          <w:szCs w:val="24"/>
+          <w:lang w:val="en-US" w:eastAsia="ru-RU"/>
+        </w:rPr>
+        <w:t>_____________</w:t>
+      </w:r>
+      <w:r>
+        <w:rPr>
+          <w:rFonts w:ascii="Times New Roman" w:eastAsia="Times New Roman" w:hAnsi="Times New Roman" w:cs="Times New Roman"/>
+          <w:sz w:val="24"/>
+          <w:szCs w:val="24"/>
+          <w:lang w:eastAsia="ru-RU"/>
+        </w:rPr>
+        <w:br/>
+        <w:t>Подпись: __________________</w:t>
+      </w:r>
+    </w:p>
+    <w:p/>
     <w:sectPr>
       <w:pgSz w:w="11906" w:h="16838"/>
       <w:pgMar w:top="1134" w:right="850" w:bottom="1134" w:left="1701" w:header="708" w:footer="708" w:gutter="0"/>
@@ -17,6 +3110,467 @@
     </w:sectPr>
   </w:body>
 </w:document>
+</file>
+
+<file path=word/numbering.xml><?xml version="1.0" encoding="utf-8"?>
+<w:numbering xmlns:wpc="http://schemas.microsoft.com/office/word/2010/wordprocessingCanvas" xmlns:cx="http://schemas.microsoft.com/office/drawing/2014/chartex" xmlns:mc="http://schemas.openxmlformats.org/markup-compatibility/2006" xmlns:o="urn:schemas-microsoft-com:office:office" xmlns:r="http://schemas.openxmlformats.org/officeDocument/2006/relationships" xmlns:m="http://schemas.openxmlformats.org/officeDocument/2006/math" xmlns:v="urn:schemas-microsoft-com:vml" xmlns:wp14="http://schemas.microsoft.com/office/word/2010/wordprocessingDrawing" xmlns:wp="http://schemas.openxmlformats.org/drawingml/2006/wordprocessingDrawing" xmlns:w10="urn:schemas-microsoft-com:office:word" xmlns:w="http://schemas.openxmlformats.org/wordprocessingml/2006/main" xmlns:w14="http://schemas.microsoft.com/office/word/2010/wordml" xmlns:w15="http://schemas.microsoft.com/office/word/2012/wordml" xmlns:w16se="http://schemas.microsoft.com/office/word/2015/wordml/symex" xmlns:wpg="http://schemas.microsoft.com/office/word/2010/wordprocessingGroup" xmlns:wpi="http://schemas.microsoft.com/office/word/2010/wordprocessingInk" xmlns:wne="http://schemas.microsoft.com/office/word/2006/wordml" xmlns:wps="http://schemas.microsoft.com/office/word/2010/wordprocessingShape" mc:Ignorable="w14 w15 w16se wp14">
+  <w:abstractNum w:abstractNumId="0" w15:restartNumberingAfterBreak="0">
+    <w:nsid w:val="03F0307A"/>
+    <w:multiLevelType w:val="multilevel"/>
+    <w:tmpl w:val="D3CE3EB8"/>
+    <w:lvl w:ilvl="0">
+      <w:start w:val="1"/>
+      <w:numFmt w:val="bullet"/>
+      <w:lvlText w:val=""/>
+      <w:lvlJc w:val="left"/>
+      <w:pPr>
+        <w:tabs>
+          <w:tab w:val="num" w:pos="720"/>
+        </w:tabs>
+        <w:ind w:left="720" w:hanging="360"/>
+      </w:pPr>
+      <w:rPr>
+        <w:rFonts w:ascii="Symbol" w:hAnsi="Symbol" w:hint="default"/>
+        <w:sz w:val="20"/>
+      </w:rPr>
+    </w:lvl>
+    <w:lvl w:ilvl="1" w:tentative="1">
+      <w:start w:val="1"/>
+      <w:numFmt w:val="bullet"/>
+      <w:lvlText w:val="o"/>
+      <w:lvlJc w:val="left"/>
+      <w:pPr>
+        <w:tabs>
+          <w:tab w:val="num" w:pos="1440"/>
+        </w:tabs>
+        <w:ind w:left="1440" w:hanging="360"/>
+      </w:pPr>
+      <w:rPr>
+        <w:rFonts w:ascii="Courier New" w:hAnsi="Courier New" w:hint="default"/>
+        <w:sz w:val="20"/>
+      </w:rPr>
+    </w:lvl>
+    <w:lvl w:ilvl="2" w:tentative="1">
+      <w:start w:val="1"/>
+      <w:numFmt w:val="bullet"/>
+      <w:lvlText w:val=""/>
+      <w:lvlJc w:val="left"/>
+      <w:pPr>
+        <w:tabs>
+          <w:tab w:val="num" w:pos="2160"/>
+        </w:tabs>
+        <w:ind w:left="2160" w:hanging="360"/>
+      </w:pPr>
+      <w:rPr>
+        <w:rFonts w:ascii="Wingdings" w:hAnsi="Wingdings" w:hint="default"/>
+        <w:sz w:val="20"/>
+      </w:rPr>
+    </w:lvl>
+    <w:lvl w:ilvl="3" w:tentative="1">
+      <w:start w:val="1"/>
+      <w:numFmt w:val="bullet"/>
+      <w:lvlText w:val=""/>
+      <w:lvlJc w:val="left"/>
+      <w:pPr>
+        <w:tabs>
+          <w:tab w:val="num" w:pos="2880"/>
+        </w:tabs>
+        <w:ind w:left="2880" w:hanging="360"/>
+      </w:pPr>
+      <w:rPr>
+        <w:rFonts w:ascii="Wingdings" w:hAnsi="Wingdings" w:hint="default"/>
+        <w:sz w:val="20"/>
+      </w:rPr>
+    </w:lvl>
+    <w:lvl w:ilvl="4" w:tentative="1">
+      <w:start w:val="1"/>
+      <w:numFmt w:val="bullet"/>
+      <w:lvlText w:val=""/>
+      <w:lvlJc w:val="left"/>
+      <w:pPr>
+        <w:tabs>
+          <w:tab w:val="num" w:pos="3600"/>
+        </w:tabs>
+        <w:ind w:left="3600" w:hanging="360"/>
+      </w:pPr>
+      <w:rPr>
+        <w:rFonts w:ascii="Wingdings" w:hAnsi="Wingdings" w:hint="default"/>
+        <w:sz w:val="20"/>
+      </w:rPr>
+    </w:lvl>
+    <w:lvl w:ilvl="5" w:tentative="1">
+      <w:start w:val="1"/>
+      <w:numFmt w:val="bullet"/>
+      <w:lvlText w:val=""/>
+      <w:lvlJc w:val="left"/>
+      <w:pPr>
+        <w:tabs>
+          <w:tab w:val="num" w:pos="4320"/>
+        </w:tabs>
+        <w:ind w:left="4320" w:hanging="360"/>
+      </w:pPr>
+      <w:rPr>
+        <w:rFonts w:ascii="Wingdings" w:hAnsi="Wingdings" w:hint="default"/>
+        <w:sz w:val="20"/>
+      </w:rPr>
+    </w:lvl>
+    <w:lvl w:ilvl="6" w:tentative="1">
+      <w:start w:val="1"/>
+      <w:numFmt w:val="bullet"/>
+      <w:lvlText w:val=""/>
+      <w:lvlJc w:val="left"/>
+      <w:pPr>
+        <w:tabs>
+          <w:tab w:val="num" w:pos="5040"/>
+        </w:tabs>
+        <w:ind w:left="5040" w:hanging="360"/>
+      </w:pPr>
+      <w:rPr>
+        <w:rFonts w:ascii="Wingdings" w:hAnsi="Wingdings" w:hint="default"/>
+        <w:sz w:val="20"/>
+      </w:rPr>
+    </w:lvl>
+    <w:lvl w:ilvl="7" w:tentative="1">
+      <w:start w:val="1"/>
+      <w:numFmt w:val="bullet"/>
+      <w:lvlText w:val=""/>
+      <w:lvlJc w:val="left"/>
+      <w:pPr>
+        <w:tabs>
+          <w:tab w:val="num" w:pos="5760"/>
+        </w:tabs>
+        <w:ind w:left="5760" w:hanging="360"/>
+      </w:pPr>
+      <w:rPr>
+        <w:rFonts w:ascii="Wingdings" w:hAnsi="Wingdings" w:hint="default"/>
+        <w:sz w:val="20"/>
+      </w:rPr>
+    </w:lvl>
+    <w:lvl w:ilvl="8" w:tentative="1">
+      <w:start w:val="1"/>
+      <w:numFmt w:val="bullet"/>
+      <w:lvlText w:val=""/>
+      <w:lvlJc w:val="left"/>
+      <w:pPr>
+        <w:tabs>
+          <w:tab w:val="num" w:pos="6480"/>
+        </w:tabs>
+        <w:ind w:left="6480" w:hanging="360"/>
+      </w:pPr>
+      <w:rPr>
+        <w:rFonts w:ascii="Wingdings" w:hAnsi="Wingdings" w:hint="default"/>
+        <w:sz w:val="20"/>
+      </w:rPr>
+    </w:lvl>
+  </w:abstractNum>
+  <w:abstractNum w:abstractNumId="1" w15:restartNumberingAfterBreak="0">
+    <w:nsid w:val="3FA157AB"/>
+    <w:multiLevelType w:val="multilevel"/>
+    <w:tmpl w:val="E4EA90C4"/>
+    <w:lvl w:ilvl="0">
+      <w:start w:val="1"/>
+      <w:numFmt w:val="bullet"/>
+      <w:lvlText w:val=""/>
+      <w:lvlJc w:val="left"/>
+      <w:pPr>
+        <w:tabs>
+          <w:tab w:val="num" w:pos="720"/>
+        </w:tabs>
+        <w:ind w:left="720" w:hanging="360"/>
+      </w:pPr>
+      <w:rPr>
+        <w:rFonts w:ascii="Symbol" w:hAnsi="Symbol" w:hint="default"/>
+        <w:sz w:val="20"/>
+      </w:rPr>
+    </w:lvl>
+    <w:lvl w:ilvl="1" w:tentative="1">
+      <w:start w:val="1"/>
+      <w:numFmt w:val="bullet"/>
+      <w:lvlText w:val="o"/>
+      <w:lvlJc w:val="left"/>
+      <w:pPr>
+        <w:tabs>
+          <w:tab w:val="num" w:pos="1440"/>
+        </w:tabs>
+        <w:ind w:left="1440" w:hanging="360"/>
+      </w:pPr>
+      <w:rPr>
+        <w:rFonts w:ascii="Courier New" w:hAnsi="Courier New" w:hint="default"/>
+        <w:sz w:val="20"/>
+      </w:rPr>
+    </w:lvl>
+    <w:lvl w:ilvl="2" w:tentative="1">
+      <w:start w:val="1"/>
+      <w:numFmt w:val="bullet"/>
+      <w:lvlText w:val=""/>
+      <w:lvlJc w:val="left"/>
+      <w:pPr>
+        <w:tabs>
+          <w:tab w:val="num" w:pos="2160"/>
+        </w:tabs>
+        <w:ind w:left="2160" w:hanging="360"/>
+      </w:pPr>
+      <w:rPr>
+        <w:rFonts w:ascii="Wingdings" w:hAnsi="Wingdings" w:hint="default"/>
+        <w:sz w:val="20"/>
+      </w:rPr>
+    </w:lvl>
+    <w:lvl w:ilvl="3" w:tentative="1">
+      <w:start w:val="1"/>
+      <w:numFmt w:val="bullet"/>
+      <w:lvlText w:val=""/>
+      <w:lvlJc w:val="left"/>
+      <w:pPr>
+        <w:tabs>
+          <w:tab w:val="num" w:pos="2880"/>
+        </w:tabs>
+        <w:ind w:left="2880" w:hanging="360"/>
+      </w:pPr>
+      <w:rPr>
+        <w:rFonts w:ascii="Wingdings" w:hAnsi="Wingdings" w:hint="default"/>
+        <w:sz w:val="20"/>
+      </w:rPr>
+    </w:lvl>
+    <w:lvl w:ilvl="4" w:tentative="1">
+      <w:start w:val="1"/>
+      <w:numFmt w:val="bullet"/>
+      <w:lvlText w:val=""/>
+      <w:lvlJc w:val="left"/>
+      <w:pPr>
+        <w:tabs>
+          <w:tab w:val="num" w:pos="3600"/>
+        </w:tabs>
+        <w:ind w:left="3600" w:hanging="360"/>
+      </w:pPr>
+      <w:rPr>
+        <w:rFonts w:ascii="Wingdings" w:hAnsi="Wingdings" w:hint="default"/>
+        <w:sz w:val="20"/>
+      </w:rPr>
+    </w:lvl>
+    <w:lvl w:ilvl="5" w:tentative="1">
+      <w:start w:val="1"/>
+      <w:numFmt w:val="bullet"/>
+      <w:lvlText w:val=""/>
+      <w:lvlJc w:val="left"/>
+      <w:pPr>
+        <w:tabs>
+          <w:tab w:val="num" w:pos="4320"/>
+        </w:tabs>
+        <w:ind w:left="4320" w:hanging="360"/>
+      </w:pPr>
+      <w:rPr>
+        <w:rFonts w:ascii="Wingdings" w:hAnsi="Wingdings" w:hint="default"/>
+        <w:sz w:val="20"/>
+      </w:rPr>
+    </w:lvl>
+    <w:lvl w:ilvl="6" w:tentative="1">
+      <w:start w:val="1"/>
+      <w:numFmt w:val="bullet"/>
+      <w:lvlText w:val=""/>
+      <w:lvlJc w:val="left"/>
+      <w:pPr>
+        <w:tabs>
+          <w:tab w:val="num" w:pos="5040"/>
+        </w:tabs>
+        <w:ind w:left="5040" w:hanging="360"/>
+      </w:pPr>
+      <w:rPr>
+        <w:rFonts w:ascii="Wingdings" w:hAnsi="Wingdings" w:hint="default"/>
+        <w:sz w:val="20"/>
+      </w:rPr>
+    </w:lvl>
+    <w:lvl w:ilvl="7" w:tentative="1">
+      <w:start w:val="1"/>
+      <w:numFmt w:val="bullet"/>
+      <w:lvlText w:val=""/>
+      <w:lvlJc w:val="left"/>
+      <w:pPr>
+        <w:tabs>
+          <w:tab w:val="num" w:pos="5760"/>
+        </w:tabs>
+        <w:ind w:left="5760" w:hanging="360"/>
+      </w:pPr>
+      <w:rPr>
+        <w:rFonts w:ascii="Wingdings" w:hAnsi="Wingdings" w:hint="default"/>
+        <w:sz w:val="20"/>
+      </w:rPr>
+    </w:lvl>
+    <w:lvl w:ilvl="8" w:tentative="1">
+      <w:start w:val="1"/>
+      <w:numFmt w:val="bullet"/>
+      <w:lvlText w:val=""/>
+      <w:lvlJc w:val="left"/>
+      <w:pPr>
+        <w:tabs>
+          <w:tab w:val="num" w:pos="6480"/>
+        </w:tabs>
+        <w:ind w:left="6480" w:hanging="360"/>
+      </w:pPr>
+      <w:rPr>
+        <w:rFonts w:ascii="Wingdings" w:hAnsi="Wingdings" w:hint="default"/>
+        <w:sz w:val="20"/>
+      </w:rPr>
+    </w:lvl>
+  </w:abstractNum>
+  <w:abstractNum w:abstractNumId="2" w15:restartNumberingAfterBreak="0">
+    <w:nsid w:val="75B201B7"/>
+    <w:multiLevelType w:val="multilevel"/>
+    <w:tmpl w:val="F3082880"/>
+    <w:lvl w:ilvl="0">
+      <w:start w:val="1"/>
+      <w:numFmt w:val="bullet"/>
+      <w:lvlText w:val=""/>
+      <w:lvlJc w:val="left"/>
+      <w:pPr>
+        <w:tabs>
+          <w:tab w:val="num" w:pos="720"/>
+        </w:tabs>
+        <w:ind w:left="720" w:hanging="360"/>
+      </w:pPr>
+      <w:rPr>
+        <w:rFonts w:ascii="Symbol" w:hAnsi="Symbol" w:hint="default"/>
+        <w:sz w:val="20"/>
+      </w:rPr>
+    </w:lvl>
+    <w:lvl w:ilvl="1" w:tentative="1">
+      <w:start w:val="1"/>
+      <w:numFmt w:val="bullet"/>
+      <w:lvlText w:val="o"/>
+      <w:lvlJc w:val="left"/>
+      <w:pPr>
+        <w:tabs>
+          <w:tab w:val="num" w:pos="1440"/>
+        </w:tabs>
+        <w:ind w:left="1440" w:hanging="360"/>
+      </w:pPr>
+      <w:rPr>
+        <w:rFonts w:ascii="Courier New" w:hAnsi="Courier New" w:hint="default"/>
+        <w:sz w:val="20"/>
+      </w:rPr>
+    </w:lvl>
+    <w:lvl w:ilvl="2" w:tentative="1">
+      <w:start w:val="1"/>
+      <w:numFmt w:val="bullet"/>
+      <w:lvlText w:val=""/>
+      <w:lvlJc w:val="left"/>
+      <w:pPr>
+        <w:tabs>
+          <w:tab w:val="num" w:pos="2160"/>
+        </w:tabs>
+        <w:ind w:left="2160" w:hanging="360"/>
+      </w:pPr>
+      <w:rPr>
+        <w:rFonts w:ascii="Wingdings" w:hAnsi="Wingdings" w:hint="default"/>
+        <w:sz w:val="20"/>
+      </w:rPr>
+    </w:lvl>
+    <w:lvl w:ilvl="3" w:tentative="1">
+      <w:start w:val="1"/>
+      <w:numFmt w:val="bullet"/>
+      <w:lvlText w:val=""/>
+      <w:lvlJc w:val="left"/>
+      <w:pPr>
+        <w:tabs>
+          <w:tab w:val="num" w:pos="2880"/>
+        </w:tabs>
+        <w:ind w:left="2880" w:hanging="360"/>
+      </w:pPr>
+      <w:rPr>
+        <w:rFonts w:ascii="Wingdings" w:hAnsi="Wingdings" w:hint="default"/>
+        <w:sz w:val="20"/>
+      </w:rPr>
+    </w:lvl>
+    <w:lvl w:ilvl="4" w:tentative="1">
+      <w:start w:val="1"/>
+      <w:numFmt w:val="bullet"/>
+      <w:lvlText w:val=""/>
+      <w:lvlJc w:val="left"/>
+      <w:pPr>
+        <w:tabs>
+          <w:tab w:val="num" w:pos="3600"/>
+        </w:tabs>
+        <w:ind w:left="3600" w:hanging="360"/>
+      </w:pPr>
+      <w:rPr>
+        <w:rFonts w:ascii="Wingdings" w:hAnsi="Wingdings" w:hint="default"/>
+        <w:sz w:val="20"/>
+      </w:rPr>
+    </w:lvl>
+    <w:lvl w:ilvl="5" w:tentative="1">
+      <w:start w:val="1"/>
+      <w:numFmt w:val="bullet"/>
+      <w:lvlText w:val=""/>
+      <w:lvlJc w:val="left"/>
+      <w:pPr>
+        <w:tabs>
+          <w:tab w:val="num" w:pos="4320"/>
+        </w:tabs>
+        <w:ind w:left="4320" w:hanging="360"/>
+      </w:pPr>
+      <w:rPr>
+        <w:rFonts w:ascii="Wingdings" w:hAnsi="Wingdings" w:hint="default"/>
+        <w:sz w:val="20"/>
+      </w:rPr>
+    </w:lvl>
+    <w:lvl w:ilvl="6" w:tentative="1">
+      <w:start w:val="1"/>
+      <w:numFmt w:val="bullet"/>
+      <w:lvlText w:val=""/>
+      <w:lvlJc w:val="left"/>
+      <w:pPr>
+        <w:tabs>
+          <w:tab w:val="num" w:pos="5040"/>
+        </w:tabs>
+        <w:ind w:left="5040" w:hanging="360"/>
+      </w:pPr>
+      <w:rPr>
+        <w:rFonts w:ascii="Wingdings" w:hAnsi="Wingdings" w:hint="default"/>
+        <w:sz w:val="20"/>
+      </w:rPr>
+    </w:lvl>
+    <w:lvl w:ilvl="7" w:tentative="1">
+      <w:start w:val="1"/>
+      <w:numFmt w:val="bullet"/>
+      <w:lvlText w:val=""/>
+      <w:lvlJc w:val="left"/>
+      <w:pPr>
+        <w:tabs>
+          <w:tab w:val="num" w:pos="5760"/>
+        </w:tabs>
+        <w:ind w:left="5760" w:hanging="360"/>
+      </w:pPr>
+      <w:rPr>
+        <w:rFonts w:ascii="Wingdings" w:hAnsi="Wingdings" w:hint="default"/>
+        <w:sz w:val="20"/>
+      </w:rPr>
+    </w:lvl>
+    <w:lvl w:ilvl="8" w:tentative="1">
+      <w:start w:val="1"/>
+      <w:numFmt w:val="bullet"/>
+      <w:lvlText w:val=""/>
+      <w:lvlJc w:val="left"/>
+      <w:pPr>
+        <w:tabs>
+          <w:tab w:val="num" w:pos="6480"/>
+        </w:tabs>
+        <w:ind w:left="6480" w:hanging="360"/>
+      </w:pPr>
+      <w:rPr>
+        <w:rFonts w:ascii="Wingdings" w:hAnsi="Wingdings" w:hint="default"/>
+        <w:sz w:val="20"/>
+      </w:rPr>
+    </w:lvl>
+  </w:abstractNum>
+  <w:num w:numId="1">
+    <w:abstractNumId w:val="2"/>
+  </w:num>
+  <w:num w:numId="2">
+    <w:abstractNumId w:val="0"/>
+  </w:num>
+  <w:num w:numId="3">
+    <w:abstractNumId w:val="1"/>
+  </w:num>
+</w:numbering>
 </file>
 
 <file path=word/styles.xml><?xml version="1.0" encoding="utf-8"?>
@@ -28,6 +3582,678 @@
         <w:sz w:val="22"/>
         <w:szCs w:val="22"/>
         <w:lang w:val="ru-RU" w:eastAsia="en-US" w:bidi="ar-SA"/>
+      </w:rPr>
+    </w:rPrDefault>
+    <w:pPrDefault>
+      <w:pPr>
+        <w:spacing w:after="160" w:line="259" w:lineRule="auto"/>
+      </w:pPr>
+    </w:pPrDefault>
+  </w:docDefaults>
+  <w:latentStyles w:defLockedState="0" w:defUIPriority="99" w:defSemiHidden="0" w:defUnhideWhenUsed="0" w:defQFormat="0" w:count="371">
+    <w:lsdException w:name="Normal" w:uiPriority="0" w:qFormat="1"/>
+    <w:lsdException w:name="heading 1" w:uiPriority="9" w:qFormat="1"/>
+    <w:lsdException w:name="heading 2" w:semiHidden="1" w:uiPriority="9" w:unhideWhenUsed="1" w:qFormat="1"/>
+    <w:lsdException w:name="heading 3" w:semiHidden="1" w:uiPriority="9" w:unhideWhenUsed="1" w:qFormat="1"/>
+    <w:lsdException w:name="heading 4" w:semiHidden="1" w:uiPriority="9" w:unhideWhenUsed="1" w:qFormat="1"/>
+    <w:lsdException w:name="heading 5" w:semiHidden="1" w:uiPriority="9" w:unhideWhenUsed="1" w:qFormat="1"/>
+    <w:lsdException w:name="heading 6" w:semiHidden="1" w:uiPriority="9" w:unhideWhenUsed="1" w:qFormat="1"/>
+    <w:lsdException w:name="heading 7" w:semiHidden="1" w:uiPriority="9" w:unhideWhenUsed="1" w:qFormat="1"/>
+    <w:lsdException w:name="heading 8" w:semiHidden="1" w:uiPriority="9" w:unhideWhenUsed="1" w:qFormat="1"/>
+    <w:lsdException w:name="heading 9" w:semiHidden="1" w:uiPriority="9" w:unhideWhenUsed="1" w:qFormat="1"/>
+    <w:lsdException w:name="index 1" w:semiHidden="1" w:unhideWhenUsed="1"/>
+    <w:lsdException w:name="index 2" w:semiHidden="1" w:unhideWhenUsed="1"/>
+    <w:lsdException w:name="index 3" w:semiHidden="1" w:unhideWhenUsed="1"/>
+    <w:lsdException w:name="index 4" w:semiHidden="1" w:unhideWhenUsed="1"/>
+    <w:lsdException w:name="index 5" w:semiHidden="1" w:unhideWhenUsed="1"/>
+    <w:lsdException w:name="index 6" w:semiHidden="1" w:unhideWhenUsed="1"/>
+    <w:lsdException w:name="index 7" w:semiHidden="1" w:unhideWhenUsed="1"/>
+    <w:lsdException w:name="index 8" w:semiHidden="1" w:unhideWhenUsed="1"/>
+    <w:lsdException w:name="index 9" w:semiHidden="1" w:unhideWhenUsed="1"/>
+    <w:lsdException w:name="toc 1" w:semiHidden="1" w:uiPriority="39" w:unhideWhenUsed="1"/>
+    <w:lsdException w:name="toc 2" w:semiHidden="1" w:uiPriority="39" w:unhideWhenUsed="1"/>
+    <w:lsdException w:name="toc 3" w:semiHidden="1" w:uiPriority="39" w:unhideWhenUsed="1"/>
+    <w:lsdException w:name="toc 4" w:semiHidden="1" w:uiPriority="39" w:unhideWhenUsed="1"/>
+    <w:lsdException w:name="toc 5" w:semiHidden="1" w:uiPriority="39" w:unhideWhenUsed="1"/>
+    <w:lsdException w:name="toc 6" w:semiHidden="1" w:uiPriority="39" w:unhideWhenUsed="1"/>
+    <w:lsdException w:name="toc 7" w:semiHidden="1" w:uiPriority="39" w:unhideWhenUsed="1"/>
+    <w:lsdException w:name="toc 8" w:semiHidden="1" w:uiPriority="39" w:unhideWhenUsed="1"/>
+    <w:lsdException w:name="toc 9" w:semiHidden="1" w:uiPriority="39" w:unhideWhenUsed="1"/>
+    <w:lsdException w:name="Normal Indent" w:semiHidden="1" w:unhideWhenUsed="1"/>
+    <w:lsdException w:name="footnote text" w:semiHidden="1" w:unhideWhenUsed="1"/>
+    <w:lsdException w:name="annotation text" w:semiHidden="1" w:unhideWhenUsed="1"/>
+    <w:lsdException w:name="header" w:semiHidden="1" w:unhideWhenUsed="1"/>
+    <w:lsdException w:name="footer" w:semiHidden="1" w:unhideWhenUsed="1"/>
+    <w:lsdException w:name="index heading" w:semiHidden="1" w:unhideWhenUsed="1"/>
+    <w:lsdException w:name="caption" w:semiHidden="1" w:uiPriority="35" w:unhideWhenUsed="1" w:qFormat="1"/>
+    <w:lsdException w:name="table of figures" w:semiHidden="1" w:unhideWhenUsed="1"/>
+    <w:lsdException w:name="envelope address" w:semiHidden="1" w:unhideWhenUsed="1"/>
+    <w:lsdException w:name="envelope return" w:semiHidden="1" w:unhideWhenUsed="1"/>
+    <w:lsdException w:name="footnote reference" w:semiHidden="1" w:unhideWhenUsed="1"/>
+    <w:lsdException w:name="annotation reference" w:semiHidden="1" w:unhideWhenUsed="1"/>
+    <w:lsdException w:name="line number" w:semiHidden="1" w:unhideWhenUsed="1"/>
+    <w:lsdException w:name="page number" w:semiHidden="1" w:unhideWhenUsed="1"/>
+    <w:lsdException w:name="endnote reference" w:semiHidden="1" w:unhideWhenUsed="1"/>
+    <w:lsdException w:name="endnote text" w:semiHidden="1" w:unhideWhenUsed="1"/>
+    <w:lsdException w:name="table of authorities" w:semiHidden="1" w:unhideWhenUsed="1"/>
+    <w:lsdException w:name="macro" w:semiHidden="1" w:unhideWhenUsed="1"/>
+    <w:lsdException w:name="toa heading" w:semiHidden="1" w:unhideWhenUsed="1"/>
+    <w:lsdException w:name="List" w:semiHidden="1" w:unhideWhenUsed="1"/>
+    <w:lsdException w:name="List Bullet" w:semiHidden="1" w:unhideWhenUsed="1"/>
+    <w:lsdException w:name="List Number" w:semiHidden="1" w:unhideWhenUsed="1"/>
+    <w:lsdException w:name="List 2" w:semiHidden="1" w:unhideWhenUsed="1"/>
+    <w:lsdException w:name="List 3" w:semiHidden="1" w:unhideWhenUsed="1"/>
+    <w:lsdException w:name="List 4" w:semiHidden="1" w:unhideWhenUsed="1"/>
+    <w:lsdException w:name="List 5" w:semiHidden="1" w:unhideWhenUsed="1"/>
+    <w:lsdException w:name="List Bullet 2" w:semiHidden="1" w:unhideWhenUsed="1"/>
+    <w:lsdException w:name="List Bullet 3" w:semiHidden="1" w:unhideWhenUsed="1"/>
+    <w:lsdException w:name="List Bullet 4" w:semiHidden="1" w:unhideWhenUsed="1"/>
+    <w:lsdException w:name="List Bullet 5" w:semiHidden="1" w:unhideWhenUsed="1"/>
+    <w:lsdException w:name="List Number 2" w:semiHidden="1" w:unhideWhenUsed="1"/>
+    <w:lsdException w:name="List Number 3" w:semiHidden="1" w:unhideWhenUsed="1"/>
+    <w:lsdException w:name="List Number 4" w:semiHidden="1" w:unhideWhenUsed="1"/>
+    <w:lsdException w:name="List Number 5" w:semiHidden="1" w:unhideWhenUsed="1"/>
+    <w:lsdException w:name="Title" w:uiPriority="10" w:qFormat="1"/>
+    <w:lsdException w:name="Closing" w:semiHidden="1" w:unhideWhenUsed="1"/>
+    <w:lsdException w:name="Signature" w:semiHidden="1" w:unhideWhenUsed="1"/>
+    <w:lsdException w:name="Default Paragraph Font" w:semiHidden="1" w:uiPriority="1" w:unhideWhenUsed="1"/>
+    <w:lsdException w:name="Body Text" w:semiHidden="1" w:unhideWhenUsed="1"/>
+    <w:lsdException w:name="Body Text Indent" w:semiHidden="1" w:unhideWhenUsed="1"/>
+    <w:lsdException w:name="List Continue" w:semiHidden="1" w:unhideWhenUsed="1"/>
+    <w:lsdException w:name="List Continue 2" w:semiHidden="1" w:unhideWhenUsed="1"/>
+    <w:lsdException w:name="List Continue 3" w:semiHidden="1" w:unhideWhenUsed="1"/>
+    <w:lsdException w:name="List Continue 4" w:semiHidden="1" w:unhideWhenUsed="1"/>
+    <w:lsdException w:name="List Continue 5" w:semiHidden="1" w:unhideWhenUsed="1"/>
+    <w:lsdException w:name="Message Header" w:semiHidden="1" w:unhideWhenUsed="1"/>
+    <w:lsdException w:name="Subtitle" w:uiPriority="11" w:qFormat="1"/>
+    <w:lsdException w:name="Salutation" w:semiHidden="1" w:unhideWhenUsed="1"/>
+    <w:lsdException w:name="Date" w:semiHidden="1" w:unhideWhenUsed="1"/>
+    <w:lsdException w:name="Body Text First Indent" w:semiHidden="1" w:unhideWhenUsed="1"/>
+    <w:lsdException w:name="Body Text First Indent 2" w:semiHidden="1" w:unhideWhenUsed="1"/>
+    <w:lsdException w:name="Note Heading" w:semiHidden="1" w:unhideWhenUsed="1"/>
+    <w:lsdException w:name="Body Text 2" w:semiHidden="1" w:unhideWhenUsed="1"/>
+    <w:lsdException w:name="Body Text 3" w:semiHidden="1" w:unhideWhenUsed="1"/>
+    <w:lsdException w:name="Body Text Indent 2" w:semiHidden="1" w:unhideWhenUsed="1"/>
+    <w:lsdException w:name="Body Text Indent 3" w:semiHidden="1" w:unhideWhenUsed="1"/>
+    <w:lsdException w:name="Block Text" w:semiHidden="1" w:unhideWhenUsed="1"/>
+    <w:lsdException w:name="Hyperlink" w:semiHidden="1" w:unhideWhenUsed="1"/>
+    <w:lsdException w:name="FollowedHyperlink" w:semiHidden="1" w:unhideWhenUsed="1"/>
+    <w:lsdException w:name="Strong" w:uiPriority="22" w:qFormat="1"/>
+    <w:lsdException w:name="Emphasis" w:uiPriority="20" w:qFormat="1"/>
+    <w:lsdException w:name="Document Map" w:semiHidden="1" w:unhideWhenUsed="1"/>
+    <w:lsdException w:name="Plain Text" w:semiHidden="1" w:unhideWhenUsed="1"/>
+    <w:lsdException w:name="E-mail Signature" w:semiHidden="1" w:unhideWhenUsed="1"/>
+    <w:lsdException w:name="HTML Top of Form" w:semiHidden="1" w:unhideWhenUsed="1"/>
+    <w:lsdException w:name="HTML Bottom of Form" w:semiHidden="1" w:unhideWhenUsed="1"/>
+    <w:lsdException w:name="Normal (Web)" w:semiHidden="1" w:unhideWhenUsed="1"/>
+    <w:lsdException w:name="HTML Acronym" w:semiHidden="1" w:unhideWhenUsed="1"/>
+    <w:lsdException w:name="HTML Address" w:semiHidden="1" w:unhideWhenUsed="1"/>
+    <w:lsdException w:name="HTML Cite" w:semiHidden="1" w:unhideWhenUsed="1"/>
+    <w:lsdException w:name="HTML Code" w:semiHidden="1" w:unhideWhenUsed="1"/>
+    <w:lsdException w:name="HTML Definition" w:semiHidden="1" w:unhideWhenUsed="1"/>
+    <w:lsdException w:name="HTML Keyboard" w:semiHidden="1" w:unhideWhenUsed="1"/>
+    <w:lsdException w:name="HTML Preformatted" w:semiHidden="1" w:unhideWhenUsed="1"/>
+    <w:lsdException w:name="HTML Sample" w:semiHidden="1" w:unhideWhenUsed="1"/>
+    <w:lsdException w:name="HTML Typewriter" w:semiHidden="1" w:unhideWhenUsed="1"/>
+    <w:lsdException w:name="HTML Variable" w:semiHidden="1" w:unhideWhenUsed="1"/>
+    <w:lsdException w:name="Normal Table" w:semiHidden="1" w:unhideWhenUsed="1"/>
+    <w:lsdException w:name="annotation subject" w:semiHidden="1" w:unhideWhenUsed="1"/>
+    <w:lsdException w:name="No List" w:semiHidden="1" w:unhideWhenUsed="1"/>
+    <w:lsdException w:name="Outline List 1" w:semiHidden="1" w:unhideWhenUsed="1"/>
+    <w:lsdException w:name="Outline List 2" w:semiHidden="1" w:unhideWhenUsed="1"/>
+    <w:lsdException w:name="Outline List 3" w:semiHidden="1" w:unhideWhenUsed="1"/>
+    <w:lsdException w:name="Table Simple 1" w:semiHidden="1" w:unhideWhenUsed="1"/>
+    <w:lsdException w:name="Table Simple 2" w:semiHidden="1" w:unhideWhenUsed="1"/>
+    <w:lsdException w:name="Table Simple 3" w:semiHidden="1" w:unhideWhenUsed="1"/>
+    <w:lsdException w:name="Table Classic 1" w:semiHidden="1" w:unhideWhenUsed="1"/>
+    <w:lsdException w:name="Table Classic 2" w:semiHidden="1" w:unhideWhenUsed="1"/>
+    <w:lsdException w:name="Table Classic 3" w:semiHidden="1" w:unhideWhenUsed="1"/>
+    <w:lsdException w:name="Table Classic 4" w:semiHidden="1" w:unhideWhenUsed="1"/>
+    <w:lsdException w:name="Table Colorful 1" w:semiHidden="1" w:unhideWhenUsed="1"/>
+    <w:lsdException w:name="Table Colorful 2" w:semiHidden="1" w:unhideWhenUsed="1"/>
+    <w:lsdException w:name="Table Colorful 3" w:semiHidden="1" w:unhideWhenUsed="1"/>
+    <w:lsdException w:name="Table Columns 1" w:semiHidden="1" w:unhideWhenUsed="1"/>
+    <w:lsdException w:name="Table Columns 2" w:semiHidden="1" w:unhideWhenUsed="1"/>
+    <w:lsdException w:name="Table Columns 3" w:semiHidden="1" w:unhideWhenUsed="1"/>
+    <w:lsdException w:name="Table Columns 4" w:semiHidden="1" w:unhideWhenUsed="1"/>
+    <w:lsdException w:name="Table Columns 5" w:semiHidden="1" w:unhideWhenUsed="1"/>
+    <w:lsdException w:name="Table Grid 1" w:semiHidden="1" w:unhideWhenUsed="1"/>
+    <w:lsdException w:name="Table Grid 2" w:semiHidden="1" w:unhideWhenUsed="1"/>
+    <w:lsdException w:name="Table Grid 3" w:semiHidden="1" w:unhideWhenUsed="1"/>
+    <w:lsdException w:name="Table Grid 4" w:semiHidden="1" w:unhideWhenUsed="1"/>
+    <w:lsdException w:name="Table Grid 5" w:semiHidden="1" w:unhideWhenUsed="1"/>
+    <w:lsdException w:name="Table Grid 6" w:semiHidden="1" w:unhideWhenUsed="1"/>
+    <w:lsdException w:name="Table Grid 7" w:semiHidden="1" w:unhideWhenUsed="1"/>
+    <w:lsdException w:name="Table Grid 8" w:semiHidden="1" w:unhideWhenUsed="1"/>
+    <w:lsdException w:name="Table List 1" w:semiHidden="1" w:unhideWhenUsed="1"/>
+    <w:lsdException w:name="Table List 2" w:semiHidden="1" w:unhideWhenUsed="1"/>
+    <w:lsdException w:name="Table List 3" w:semiHidden="1" w:unhideWhenUsed="1"/>
+    <w:lsdException w:name="Table List 4" w:semiHidden="1" w:unhideWhenUsed="1"/>
+    <w:lsdException w:name="Table List 5" w:semiHidden="1" w:unhideWhenUsed="1"/>
+    <w:lsdException w:name="Table List 6" w:semiHidden="1" w:unhideWhenUsed="1"/>
+    <w:lsdException w:name="Table List 7" w:semiHidden="1" w:unhideWhenUsed="1"/>
+    <w:lsdException w:name="Table List 8" w:semiHidden="1" w:unhideWhenUsed="1"/>
+    <w:lsdException w:name="Table 3D effects 1" w:semiHidden="1" w:unhideWhenUsed="1"/>
+    <w:lsdException w:name="Table 3D effects 2" w:semiHidden="1" w:unhideWhenUsed="1"/>
+    <w:lsdException w:name="Table 3D effects 3" w:semiHidden="1" w:unhideWhenUsed="1"/>
+    <w:lsdException w:name="Table Contemporary" w:semiHidden="1" w:unhideWhenUsed="1"/>
+    <w:lsdException w:name="Table Elegant" w:semiHidden="1" w:unhideWhenUsed="1"/>
+    <w:lsdException w:name="Table Professional" w:semiHidden="1" w:unhideWhenUsed="1"/>
+    <w:lsdException w:name="Table Subtle 1" w:semiHidden="1" w:unhideWhenUsed="1"/>
+    <w:lsdException w:name="Table Subtle 2" w:semiHidden="1" w:unhideWhenUsed="1"/>
+    <w:lsdException w:name="Table Web 1" w:semiHidden="1" w:unhideWhenUsed="1"/>
+    <w:lsdException w:name="Table Web 2" w:semiHidden="1" w:unhideWhenUsed="1"/>
+    <w:lsdException w:name="Table Web 3" w:semiHidden="1" w:unhideWhenUsed="1"/>
+    <w:lsdException w:name="Balloon Text" w:semiHidden="1" w:unhideWhenUsed="1"/>
+    <w:lsdException w:name="Table Grid" w:uiPriority="39"/>
+    <w:lsdException w:name="Table Theme" w:semiHidden="1" w:unhideWhenUsed="1"/>
+    <w:lsdException w:name="Placeholder Text" w:semiHidden="1"/>
+    <w:lsdException w:name="No Spacing" w:uiPriority="1" w:qFormat="1"/>
+    <w:lsdException w:name="Light Shading" w:uiPriority="60"/>
+    <w:lsdException w:name="Light List" w:uiPriority="61"/>
+    <w:lsdException w:name="Light Grid" w:uiPriority="62"/>
+    <w:lsdException w:name="Medium Shading 1" w:uiPriority="63"/>
+    <w:lsdException w:name="Medium Shading 2" w:uiPriority="64"/>
+    <w:lsdException w:name="Medium List 1" w:uiPriority="65"/>
+    <w:lsdException w:name="Medium List 2" w:uiPriority="66"/>
+    <w:lsdException w:name="Medium Grid 1" w:uiPriority="67"/>
+    <w:lsdException w:name="Medium Grid 2" w:uiPriority="68"/>
+    <w:lsdException w:name="Medium Grid 3" w:uiPriority="69"/>
+    <w:lsdException w:name="Dark List" w:uiPriority="70"/>
+    <w:lsdException w:name="Colorful Shading" w:uiPriority="71"/>
+    <w:lsdException w:name="Colorful List" w:uiPriority="72"/>
+    <w:lsdException w:name="Colorful Grid" w:uiPriority="73"/>
+    <w:lsdException w:name="Light Shading Accent 1" w:uiPriority="60"/>
+    <w:lsdException w:name="Light List Accent 1" w:uiPriority="61"/>
+    <w:lsdException w:name="Light Grid Accent 1" w:uiPriority="62"/>
+    <w:lsdException w:name="Medium Shading 1 Accent 1" w:uiPriority="63"/>
+    <w:lsdException w:name="Medium Shading 2 Accent 1" w:uiPriority="64"/>
+    <w:lsdException w:name="Medium List 1 Accent 1" w:uiPriority="65"/>
+    <w:lsdException w:name="Revision" w:semiHidden="1"/>
+    <w:lsdException w:name="List Paragraph" w:uiPriority="34" w:qFormat="1"/>
+    <w:lsdException w:name="Quote" w:uiPriority="29" w:qFormat="1"/>
+    <w:lsdException w:name="Intense Quote" w:uiPriority="30" w:qFormat="1"/>
+    <w:lsdException w:name="Medium List 2 Accent 1" w:uiPriority="66"/>
+    <w:lsdException w:name="Medium Grid 1 Accent 1" w:uiPriority="67"/>
+    <w:lsdException w:name="Medium Grid 2 Accent 1" w:uiPriority="68"/>
+    <w:lsdException w:name="Medium Grid 3 Accent 1" w:uiPriority="69"/>
+    <w:lsdException w:name="Dark List Accent 1" w:uiPriority="70"/>
+    <w:lsdException w:name="Colorful Shading Accent 1" w:uiPriority="71"/>
+    <w:lsdException w:name="Colorful List Accent 1" w:uiPriority="72"/>
+    <w:lsdException w:name="Colorful Grid Accent 1" w:uiPriority="73"/>
+    <w:lsdException w:name="Light Shading Accent 2" w:uiPriority="60"/>
+    <w:lsdException w:name="Light List Accent 2" w:uiPriority="61"/>
+    <w:lsdException w:name="Light Grid Accent 2" w:uiPriority="62"/>
+    <w:lsdException w:name="Medium Shading 1 Accent 2" w:uiPriority="63"/>
+    <w:lsdException w:name="Medium Shading 2 Accent 2" w:uiPriority="64"/>
+    <w:lsdException w:name="Medium List 1 Accent 2" w:uiPriority="65"/>
+    <w:lsdException w:name="Medium List 2 Accent 2" w:uiPriority="66"/>
+    <w:lsdException w:name="Medium Grid 1 Accent 2" w:uiPriority="67"/>
+    <w:lsdException w:name="Medium Grid 2 Accent 2" w:uiPriority="68"/>
+    <w:lsdException w:name="Medium Grid 3 Accent 2" w:uiPriority="69"/>
+    <w:lsdException w:name="Dark List Accent 2" w:uiPriority="70"/>
+    <w:lsdException w:name="Colorful Shading Accent 2" w:uiPriority="71"/>
+    <w:lsdException w:name="Colorful List Accent 2" w:uiPriority="72"/>
+    <w:lsdException w:name="Colorful Grid Accent 2" w:uiPriority="73"/>
+    <w:lsdException w:name="Light Shading Accent 3" w:uiPriority="60"/>
+    <w:lsdException w:name="Light List Accent 3" w:uiPriority="61"/>
+    <w:lsdException w:name="Light Grid Accent 3" w:uiPriority="62"/>
+    <w:lsdException w:name="Medium Shading 1 Accent 3" w:uiPriority="63"/>
+    <w:lsdException w:name="Medium Shading 2 Accent 3" w:uiPriority="64"/>
+    <w:lsdException w:name="Medium List 1 Accent 3" w:uiPriority="65"/>
+    <w:lsdException w:name="Medium List 2 Accent 3" w:uiPriority="66"/>
+    <w:lsdException w:name="Medium Grid 1 Accent 3" w:uiPriority="67"/>
+    <w:lsdException w:name="Medium Grid 2 Accent 3" w:uiPriority="68"/>
+    <w:lsdException w:name="Medium Grid 3 Accent 3" w:uiPriority="69"/>
+    <w:lsdException w:name="Dark List Accent 3" w:uiPriority="70"/>
+    <w:lsdException w:name="Colorful Shading Accent 3" w:uiPriority="71"/>
+    <w:lsdException w:name="Colorful List Accent 3" w:uiPriority="72"/>
+    <w:lsdException w:name="Colorful Grid Accent 3" w:uiPriority="73"/>
+    <w:lsdException w:name="Light Shading Accent 4" w:uiPriority="60"/>
+    <w:lsdException w:name="Light List Accent 4" w:uiPriority="61"/>
+    <w:lsdException w:name="Light Grid Accent 4" w:uiPriority="62"/>
+    <w:lsdException w:name="Medium Shading 1 Accent 4" w:uiPriority="63"/>
+    <w:lsdException w:name="Medium Shading 2 Accent 4" w:uiPriority="64"/>
+    <w:lsdException w:name="Medium List 1 Accent 4" w:uiPriority="65"/>
+    <w:lsdException w:name="Medium List 2 Accent 4" w:uiPriority="66"/>
+    <w:lsdException w:name="Medium Grid 1 Accent 4" w:uiPriority="67"/>
+    <w:lsdException w:name="Medium Grid 2 Accent 4" w:uiPriority="68"/>
+    <w:lsdException w:name="Medium Grid 3 Accent 4" w:uiPriority="69"/>
+    <w:lsdException w:name="Dark List Accent 4" w:uiPriority="70"/>
+    <w:lsdException w:name="Colorful Shading Accent 4" w:uiPriority="71"/>
+    <w:lsdException w:name="Colorful List Accent 4" w:uiPriority="72"/>
+    <w:lsdException w:name="Colorful Grid Accent 4" w:uiPriority="73"/>
+    <w:lsdException w:name="Light Shading Accent 5" w:uiPriority="60"/>
+    <w:lsdException w:name="Light List Accent 5" w:uiPriority="61"/>
+    <w:lsdException w:name="Light Grid Accent 5" w:uiPriority="62"/>
+    <w:lsdException w:name="Medium Shading 1 Accent 5" w:uiPriority="63"/>
+    <w:lsdException w:name="Medium Shading 2 Accent 5" w:uiPriority="64"/>
+    <w:lsdException w:name="Medium List 1 Accent 5" w:uiPriority="65"/>
+    <w:lsdException w:name="Medium List 2 Accent 5" w:uiPriority="66"/>
+    <w:lsdException w:name="Medium Grid 1 Accent 5" w:uiPriority="67"/>
+    <w:lsdException w:name="Medium Grid 2 Accent 5" w:uiPriority="68"/>
+    <w:lsdException w:name="Medium Grid 3 Accent 5" w:uiPriority="69"/>
+    <w:lsdException w:name="Dark List Accent 5" w:uiPriority="70"/>
+    <w:lsdException w:name="Colorful Shading Accent 5" w:uiPriority="71"/>
+    <w:lsdException w:name="Colorful List Accent 5" w:uiPriority="72"/>
+    <w:lsdException w:name="Colorful Grid Accent 5" w:uiPriority="73"/>
+    <w:lsdException w:name="Light Shading Accent 6" w:uiPriority="60"/>
+    <w:lsdException w:name="Light List Accent 6" w:uiPriority="61"/>
+    <w:lsdException w:name="Light Grid Accent 6" w:uiPriority="62"/>
+    <w:lsdException w:name="Medium Shading 1 Accent 6" w:uiPriority="63"/>
+    <w:lsdException w:name="Medium Shading 2 Accent 6" w:uiPriority="64"/>
+    <w:lsdException w:name="Medium List 1 Accent 6" w:uiPriority="65"/>
+    <w:lsdException w:name="Medium List 2 Accent 6" w:uiPriority="66"/>
+    <w:lsdException w:name="Medium Grid 1 Accent 6" w:uiPriority="67"/>
+    <w:lsdException w:name="Medium Grid 2 Accent 6" w:uiPriority="68"/>
+    <w:lsdException w:name="Medium Grid 3 Accent 6" w:uiPriority="69"/>
+    <w:lsdException w:name="Dark List Accent 6" w:uiPriority="70"/>
+    <w:lsdException w:name="Colorful Shading Accent 6" w:uiPriority="71"/>
+    <w:lsdException w:name="Colorful List Accent 6" w:uiPriority="72"/>
+    <w:lsdException w:name="Colorful Grid Accent 6" w:uiPriority="73"/>
+    <w:lsdException w:name="Subtle Emphasis" w:uiPriority="19" w:qFormat="1"/>
+    <w:lsdException w:name="Intense Emphasis" w:uiPriority="21" w:qFormat="1"/>
+    <w:lsdException w:name="Subtle Reference" w:uiPriority="31" w:qFormat="1"/>
+    <w:lsdException w:name="Intense Reference" w:uiPriority="32" w:qFormat="1"/>
+    <w:lsdException w:name="Book Title" w:uiPriority="33" w:qFormat="1"/>
+    <w:lsdException w:name="Bibliography" w:semiHidden="1" w:uiPriority="37" w:unhideWhenUsed="1"/>
+    <w:lsdException w:name="TOC Heading" w:semiHidden="1" w:uiPriority="39" w:unhideWhenUsed="1" w:qFormat="1"/>
+    <w:lsdException w:name="Plain Table 1" w:uiPriority="41"/>
+    <w:lsdException w:name="Plain Table 2" w:uiPriority="42"/>
+    <w:lsdException w:name="Plain Table 3" w:uiPriority="43"/>
+    <w:lsdException w:name="Plain Table 4" w:uiPriority="44"/>
+    <w:lsdException w:name="Plain Table 5" w:uiPriority="45"/>
+    <w:lsdException w:name="Grid Table Light" w:uiPriority="40"/>
+    <w:lsdException w:name="Grid Table 1 Light" w:uiPriority="46"/>
+    <w:lsdException w:name="Grid Table 2" w:uiPriority="47"/>
+    <w:lsdException w:name="Grid Table 3" w:uiPriority="48"/>
+    <w:lsdException w:name="Grid Table 4" w:uiPriority="49"/>
+    <w:lsdException w:name="Grid Table 5 Dark" w:uiPriority="50"/>
+    <w:lsdException w:name="Grid Table 6 Colorful" w:uiPriority="51"/>
+    <w:lsdException w:name="Grid Table 7 Colorful" w:uiPriority="52"/>
+    <w:lsdException w:name="Grid Table 1 Light Accent 1" w:uiPriority="46"/>
+    <w:lsdException w:name="Grid Table 2 Accent 1" w:uiPriority="47"/>
+    <w:lsdException w:name="Grid Table 3 Accent 1" w:uiPriority="48"/>
+    <w:lsdException w:name="Grid Table 4 Accent 1" w:uiPriority="49"/>
+    <w:lsdException w:name="Grid Table 5 Dark Accent 1" w:uiPriority="50"/>
+    <w:lsdException w:name="Grid Table 6 Colorful Accent 1" w:uiPriority="51"/>
+    <w:lsdException w:name="Grid Table 7 Colorful Accent 1" w:uiPriority="52"/>
+    <w:lsdException w:name="Grid Table 1 Light Accent 2" w:uiPriority="46"/>
+    <w:lsdException w:name="Grid Table 2 Accent 2" w:uiPriority="47"/>
+    <w:lsdException w:name="Grid Table 3 Accent 2" w:uiPriority="48"/>
+    <w:lsdException w:name="Grid Table 4 Accent 2" w:uiPriority="49"/>
+    <w:lsdException w:name="Grid Table 5 Dark Accent 2" w:uiPriority="50"/>
+    <w:lsdException w:name="Grid Table 6 Colorful Accent 2" w:uiPriority="51"/>
+    <w:lsdException w:name="Grid Table 7 Colorful Accent 2" w:uiPriority="52"/>
+    <w:lsdException w:name="Grid Table 1 Light Accent 3" w:uiPriority="46"/>
+    <w:lsdException w:name="Grid Table 2 Accent 3" w:uiPriority="47"/>
+    <w:lsdException w:name="Grid Table 3 Accent 3" w:uiPriority="48"/>
+    <w:lsdException w:name="Grid Table 4 Accent 3" w:uiPriority="49"/>
+    <w:lsdException w:name="Grid Table 5 Dark Accent 3" w:uiPriority="50"/>
+    <w:lsdException w:name="Grid Table 6 Colorful Accent 3" w:uiPriority="51"/>
+    <w:lsdException w:name="Grid Table 7 Colorful Accent 3" w:uiPriority="52"/>
+    <w:lsdException w:name="Grid Table 1 Light Accent 4" w:uiPriority="46"/>
+    <w:lsdException w:name="Grid Table 2 Accent 4" w:uiPriority="47"/>
+    <w:lsdException w:name="Grid Table 3 Accent 4" w:uiPriority="48"/>
+    <w:lsdException w:name="Grid Table 4 Accent 4" w:uiPriority="49"/>
+    <w:lsdException w:name="Grid Table 5 Dark Accent 4" w:uiPriority="50"/>
+    <w:lsdException w:name="Grid Table 6 Colorful Accent 4" w:uiPriority="51"/>
+    <w:lsdException w:name="Grid Table 7 Colorful Accent 4" w:uiPriority="52"/>
+    <w:lsdException w:name="Grid Table 1 Light Accent 5" w:uiPriority="46"/>
+    <w:lsdException w:name="Grid Table 2 Accent 5" w:uiPriority="47"/>
+    <w:lsdException w:name="Grid Table 3 Accent 5" w:uiPriority="48"/>
+    <w:lsdException w:name="Grid Table 4 Accent 5" w:uiPriority="49"/>
+    <w:lsdException w:name="Grid Table 5 Dark Accent 5" w:uiPriority="50"/>
+    <w:lsdException w:name="Grid Table 6 Colorful Accent 5" w:uiPriority="51"/>
+    <w:lsdException w:name="Grid Table 7 Colorful Accent 5" w:uiPriority="52"/>
+    <w:lsdException w:name="Grid Table 1 Light Accent 6" w:uiPriority="46"/>
+    <w:lsdException w:name="Grid Table 2 Accent 6" w:uiPriority="47"/>
+    <w:lsdException w:name="Grid Table 3 Accent 6" w:uiPriority="48"/>
+    <w:lsdException w:name="Grid Table 4 Accent 6" w:uiPriority="49"/>
+    <w:lsdException w:name="Grid Table 5 Dark Accent 6" w:uiPriority="50"/>
+    <w:lsdException w:name="Grid Table 6 Colorful Accent 6" w:uiPriority="51"/>
+    <w:lsdException w:name="Grid Table 7 Colorful Accent 6" w:uiPriority="52"/>
+    <w:lsdException w:name="List Table 1 Light" w:uiPriority="46"/>
+    <w:lsdException w:name="List Table 2" w:uiPriority="47"/>
+    <w:lsdException w:name="List Table 3" w:uiPriority="48"/>
+    <w:lsdException w:name="List Table 4" w:uiPriority="49"/>
+    <w:lsdException w:name="List Table 5 Dark" w:uiPriority="50"/>
+    <w:lsdException w:name="List Table 6 Colorful" w:uiPriority="51"/>
+    <w:lsdException w:name="List Table 7 Colorful" w:uiPriority="52"/>
+    <w:lsdException w:name="List Table 1 Light Accent 1" w:uiPriority="46"/>
+    <w:lsdException w:name="List Table 2 Accent 1" w:uiPriority="47"/>
+    <w:lsdException w:name="List Table 3 Accent 1" w:uiPriority="48"/>
+    <w:lsdException w:name="List Table 4 Accent 1" w:uiPriority="49"/>
+    <w:lsdException w:name="List Table 5 Dark Accent 1" w:uiPriority="50"/>
+    <w:lsdException w:name="List Table 6 Colorful Accent 1" w:uiPriority="51"/>
+    <w:lsdException w:name="List Table 7 Colorful Accent 1" w:uiPriority="52"/>
+    <w:lsdException w:name="List Table 1 Light Accent 2" w:uiPriority="46"/>
+    <w:lsdException w:name="List Table 2 Accent 2" w:uiPriority="47"/>
+    <w:lsdException w:name="List Table 3 Accent 2" w:uiPriority="48"/>
+    <w:lsdException w:name="List Table 4 Accent 2" w:uiPriority="49"/>
+    <w:lsdException w:name="List Table 5 Dark Accent 2" w:uiPriority="50"/>
+    <w:lsdException w:name="List Table 6 Colorful Accent 2" w:uiPriority="51"/>
+    <w:lsdException w:name="List Table 7 Colorful Accent 2" w:uiPriority="52"/>
+    <w:lsdException w:name="List Table 1 Light Accent 3" w:uiPriority="46"/>
+    <w:lsdException w:name="List Table 2 Accent 3" w:uiPriority="47"/>
+    <w:lsdException w:name="List Table 3 Accent 3" w:uiPriority="48"/>
+    <w:lsdException w:name="List Table 4 Accent 3" w:uiPriority="49"/>
+    <w:lsdException w:name="List Table 5 Dark Accent 3" w:uiPriority="50"/>
+    <w:lsdException w:name="List Table 6 Colorful Accent 3" w:uiPriority="51"/>
+    <w:lsdException w:name="List Table 7 Colorful Accent 3" w:uiPriority="52"/>
+    <w:lsdException w:name="List Table 1 Light Accent 4" w:uiPriority="46"/>
+    <w:lsdException w:name="List Table 2 Accent 4" w:uiPriority="47"/>
+    <w:lsdException w:name="List Table 3 Accent 4" w:uiPriority="48"/>
+    <w:lsdException w:name="List Table 4 Accent 4" w:uiPriority="49"/>
+    <w:lsdException w:name="List Table 5 Dark Accent 4" w:uiPriority="50"/>
+    <w:lsdException w:name="List Table 6 Colorful Accent 4" w:uiPriority="51"/>
+    <w:lsdException w:name="List Table 7 Colorful Accent 4" w:uiPriority="52"/>
+    <w:lsdException w:name="List Table 1 Light Accent 5" w:uiPriority="46"/>
+    <w:lsdException w:name="List Table 2 Accent 5" w:uiPriority="47"/>
+    <w:lsdException w:name="List Table 3 Accent 5" w:uiPriority="48"/>
+    <w:lsdException w:name="List Table 4 Accent 5" w:uiPriority="49"/>
+    <w:lsdException w:name="List Table 5 Dark Accent 5" w:uiPriority="50"/>
+    <w:lsdException w:name="List Table 6 Colorful Accent 5" w:uiPriority="51"/>
+    <w:lsdException w:name="List Table 7 Colorful Accent 5" w:uiPriority="52"/>
+    <w:lsdException w:name="List Table 1 Light Accent 6" w:uiPriority="46"/>
+    <w:lsdException w:name="List Table 2 Accent 6" w:uiPriority="47"/>
+    <w:lsdException w:name="List Table 3 Accent 6" w:uiPriority="48"/>
+    <w:lsdException w:name="List Table 4 Accent 6" w:uiPriority="49"/>
+    <w:lsdException w:name="List Table 5 Dark Accent 6" w:uiPriority="50"/>
+    <w:lsdException w:name="List Table 6 Colorful Accent 6" w:uiPriority="51"/>
+    <w:lsdException w:name="List Table 7 Colorful Accent 6" w:uiPriority="52"/>
+  </w:latentStyles>
+  <w:style w:type="paragraph" w:default="1" w:styleId="a">
+    <w:name w:val="Normal"/>
+    <w:qFormat/>
+  </w:style>
+  <w:style w:type="paragraph" w:styleId="2">
+    <w:name w:val="heading 2"/>
+    <w:basedOn w:val="a"/>
+    <w:link w:val="20"/>
+    <w:uiPriority w:val="9"/>
+    <w:qFormat/>
+    <w:rsid w:val="00A336EA"/>
+    <w:pPr>
+      <w:spacing w:before="100" w:beforeAutospacing="1" w:after="100" w:afterAutospacing="1" w:line="240" w:lineRule="auto"/>
+      <w:outlineLvl w:val="1"/>
+    </w:pPr>
+    <w:rPr>
+      <w:rFonts w:ascii="Times New Roman" w:eastAsia="Times New Roman" w:hAnsi="Times New Roman" w:cs="Times New Roman"/>
+      <w:b/>
+      <w:bCs/>
+      <w:sz w:val="36"/>
+      <w:szCs w:val="36"/>
+      <w:lang w:eastAsia="ru-RU"/>
+    </w:rPr>
+  </w:style>
+  <w:style w:type="paragraph" w:styleId="3">
+    <w:name w:val="heading 3"/>
+    <w:basedOn w:val="a"/>
+    <w:link w:val="30"/>
+    <w:uiPriority w:val="9"/>
+    <w:qFormat/>
+    <w:rsid w:val="00A336EA"/>
+    <w:pPr>
+      <w:spacing w:before="100" w:beforeAutospacing="1" w:after="100" w:afterAutospacing="1" w:line="240" w:lineRule="auto"/>
+      <w:outlineLvl w:val="2"/>
+    </w:pPr>
+    <w:rPr>
+      <w:rFonts w:ascii="Times New Roman" w:eastAsia="Times New Roman" w:hAnsi="Times New Roman" w:cs="Times New Roman"/>
+      <w:b/>
+      <w:bCs/>
+      <w:sz w:val="27"/>
+      <w:szCs w:val="27"/>
+      <w:lang w:eastAsia="ru-RU"/>
+    </w:rPr>
+  </w:style>
+  <w:style w:type="character" w:default="1" w:styleId="a0">
+    <w:name w:val="Default Paragraph Font"/>
+    <w:uiPriority w:val="1"/>
+    <w:unhideWhenUsed/>
+  </w:style>
+  <w:style w:type="table" w:default="1" w:styleId="a1">
+    <w:name w:val="Normal Table"/>
+    <w:uiPriority w:val="99"/>
+    <w:semiHidden/>
+    <w:unhideWhenUsed/>
+    <w:tblPr>
+      <w:tblInd w:w="0" w:type="dxa"/>
+      <w:tblCellMar>
+        <w:top w:w="0" w:type="dxa"/>
+        <w:left w:w="108" w:type="dxa"/>
+        <w:bottom w:w="0" w:type="dxa"/>
+        <w:right w:w="108" w:type="dxa"/>
+      </w:tblCellMar>
+    </w:tblPr>
+  </w:style>
+  <w:style w:type="numbering" w:default="1" w:styleId="a2">
+    <w:name w:val="No List"/>
+    <w:uiPriority w:val="99"/>
+    <w:semiHidden/>
+    <w:unhideWhenUsed/>
+  </w:style>
+  <w:style w:type="character" w:customStyle="1" w:styleId="20">
+    <w:name w:val="Заголовок 2 Знак"/>
+    <w:basedOn w:val="a0"/>
+    <w:link w:val="2"/>
+    <w:uiPriority w:val="9"/>
+    <w:rsid w:val="00A336EA"/>
+    <w:rPr>
+      <w:rFonts w:ascii="Times New Roman" w:eastAsia="Times New Roman" w:hAnsi="Times New Roman" w:cs="Times New Roman"/>
+      <w:b/>
+      <w:bCs/>
+      <w:sz w:val="36"/>
+      <w:szCs w:val="36"/>
+      <w:lang w:eastAsia="ru-RU"/>
+    </w:rPr>
+  </w:style>
+  <w:style w:type="character" w:customStyle="1" w:styleId="30">
+    <w:name w:val="Заголовок 3 Знак"/>
+    <w:basedOn w:val="a0"/>
+    <w:link w:val="3"/>
+    <w:uiPriority w:val="9"/>
+    <w:rsid w:val="00A336EA"/>
+    <w:rPr>
+      <w:rFonts w:ascii="Times New Roman" w:eastAsia="Times New Roman" w:hAnsi="Times New Roman" w:cs="Times New Roman"/>
+      <w:b/>
+      <w:bCs/>
+      <w:sz w:val="27"/>
+      <w:szCs w:val="27"/>
+      <w:lang w:eastAsia="ru-RU"/>
+    </w:rPr>
+  </w:style>
+  <w:style w:type="paragraph" w:styleId="a3">
+    <w:name w:val="Normal (Web)"/>
+    <w:basedOn w:val="a"/>
+    <w:uiPriority w:val="99"/>
+    <w:semiHidden/>
+    <w:unhideWhenUsed/>
+    <w:rsid w:val="00A336EA"/>
+    <w:pPr>
+      <w:spacing w:before="100" w:beforeAutospacing="1" w:after="100" w:afterAutospacing="1" w:line="240" w:lineRule="auto"/>
+    </w:pPr>
+    <w:rPr>
+      <w:rFonts w:ascii="Times New Roman" w:eastAsia="Times New Roman" w:hAnsi="Times New Roman" w:cs="Times New Roman"/>
+      <w:sz w:val="24"/>
+      <w:szCs w:val="24"/>
+      <w:lang w:eastAsia="ru-RU"/>
+    </w:rPr>
+  </w:style>
+  <w:style w:type="character" w:styleId="a4">
+    <w:name w:val="Strong"/>
+    <w:basedOn w:val="a0"/>
+    <w:uiPriority w:val="22"/>
+    <w:qFormat/>
+    <w:rsid w:val="00A336EA"/>
+    <w:rPr>
+      <w:b/>
+      <w:bCs/>
+    </w:rPr>
+  </w:style>
+  <w:style w:type="character" w:styleId="a5">
+    <w:name w:val="Placeholder Text"/>
+    <w:basedOn w:val="a0"/>
+    <w:uiPriority w:val="99"/>
+    <w:semiHidden/>
+    <w:rsid w:val="00335D63"/>
+    <w:rPr>
+      <w:color w:val="808080"/>
+    </w:rPr>
+  </w:style>
+  <w:style w:type="character" w:customStyle="1" w:styleId="1">
+    <w:name w:val="Стиль1"/>
+    <w:basedOn w:val="a0"/>
+    <w:uiPriority w:val="1"/>
+    <w:rsid w:val="009F780A"/>
+    <w:rPr>
+      <w:bdr w:val="single" w:sz="4" w:space="0" w:color="auto"/>
+    </w:rPr>
+  </w:style>
+  <w:style w:type="character" w:styleId="a6">
+    <w:name w:val="Intense Emphasis"/>
+    <w:basedOn w:val="a0"/>
+    <w:uiPriority w:val="21"/>
+    <w:qFormat/>
+    <w:rsid w:val="009F780A"/>
+    <w:rPr>
+      <w:i/>
+      <w:iCs/>
+      <w:color w:val="5B9BD5" w:themeColor="accent1"/>
+    </w:rPr>
+  </w:style>
+</w:styles>
+</file>
+
+<file path=word/glossary/document.xml><?xml version="1.0" encoding="utf-8"?>
+<w:glossaryDocument xmlns:wpc="http://schemas.microsoft.com/office/word/2010/wordprocessingCanvas" xmlns:cx="http://schemas.microsoft.com/office/drawing/2014/chartex" xmlns:mc="http://schemas.openxmlformats.org/markup-compatibility/2006" xmlns:o="urn:schemas-microsoft-com:office:office" xmlns:r="http://schemas.openxmlformats.org/officeDocument/2006/relationships" xmlns:m="http://schemas.openxmlformats.org/officeDocument/2006/math" xmlns:v="urn:schemas-microsoft-com:vml" xmlns:wp14="http://schemas.microsoft.com/office/word/2010/wordprocessingDrawing" xmlns:wp="http://schemas.openxmlformats.org/drawingml/2006/wordprocessingDrawing" xmlns:w10="urn:schemas-microsoft-com:office:word" xmlns:w="http://schemas.openxmlformats.org/wordprocessingml/2006/main" xmlns:w14="http://schemas.microsoft.com/office/word/2010/wordml" xmlns:w15="http://schemas.microsoft.com/office/word/2012/wordml" xmlns:w16se="http://schemas.microsoft.com/office/word/2015/wordml/symex" xmlns:wpg="http://schemas.microsoft.com/office/word/2010/wordprocessingGroup" xmlns:wpi="http://schemas.microsoft.com/office/word/2010/wordprocessingInk" xmlns:wne="http://schemas.microsoft.com/office/word/2006/wordml" xmlns:wps="http://schemas.microsoft.com/office/word/2010/wordprocessingShape" mc:Ignorable="w14 w15 w16se wp14">
+  <w:docParts>
+    <w:docPart>
+      <w:docPartPr>
+        <w:name w:val="DefaultPlaceholder_-1854013439"/>
+        <w:category>
+          <w:name w:val="Общие"/>
+          <w:gallery w:val="placeholder"/>
+        </w:category>
+        <w:types>
+          <w:type w:val="bbPlcHdr"/>
+        </w:types>
+        <w:behaviors>
+          <w:behavior w:val="content"/>
+        </w:behaviors>
+        <w:guid w:val="{A5A0AE17-B7F9-4DF7-93E0-4022DF586310}"/>
+      </w:docPartPr>
+      <w:docPartBody>
+        <w:p>
+          <w:r>
+            <w:rPr>
+              <w:rStyle w:val="a3"/>
+            </w:rPr>
+            <w:t>Выберите элемент.</w:t>
+          </w:r>
+        </w:p>
+      </w:docPartBody>
+    </w:docPart>
+  </w:docParts>
+</w:glossaryDocument>
+</file>
+
+<file path=word/glossary/fontTable.xml><?xml version="1.0" encoding="utf-8"?>
+<w:fonts xmlns:mc="http://schemas.openxmlformats.org/markup-compatibility/2006" xmlns:r="http://schemas.openxmlformats.org/officeDocument/2006/relationships" xmlns:w="http://schemas.openxmlformats.org/wordprocessingml/2006/main" xmlns:w14="http://schemas.microsoft.com/office/word/2010/wordml" xmlns:w15="http://schemas.microsoft.com/office/word/2012/wordml" xmlns:w16se="http://schemas.microsoft.com/office/word/2015/wordml/symex" mc:Ignorable="w14 w15 w16se">
+  <w:font w:name="Symbol">
+    <w:panose1 w:val="05050102010706020507"/>
+    <w:charset w:val="02"/>
+    <w:family w:val="roman"/>
+    <w:pitch w:val="variable"/>
+    <w:sig w:usb0="00000000" w:usb1="10000000" w:usb2="00000000" w:usb3="00000000" w:csb0="80000000" w:csb1="00000000"/>
+  </w:font>
+  <w:font w:name="Times New Roman">
+    <w:panose1 w:val="02020603050405020304"/>
+    <w:charset w:val="CC"/>
+    <w:family w:val="roman"/>
+    <w:pitch w:val="variable"/>
+    <w:sig w:usb0="E0002EFF" w:usb1="C000785B" w:usb2="00000009" w:usb3="00000000" w:csb0="000001FF" w:csb1="00000000"/>
+  </w:font>
+  <w:font w:name="Courier New">
+    <w:panose1 w:val="02070309020205020404"/>
+    <w:charset w:val="CC"/>
+    <w:family w:val="modern"/>
+    <w:pitch w:val="fixed"/>
+    <w:sig w:usb0="E0002EFF" w:usb1="C0007843" w:usb2="00000009" w:usb3="00000000" w:csb0="000001FF" w:csb1="00000000"/>
+  </w:font>
+  <w:font w:name="Wingdings">
+    <w:panose1 w:val="05000000000000000000"/>
+    <w:charset w:val="02"/>
+    <w:family w:val="auto"/>
+    <w:pitch w:val="variable"/>
+    <w:sig w:usb0="00000000" w:usb1="10000000" w:usb2="00000000" w:usb3="00000000" w:csb0="80000000" w:csb1="00000000"/>
+  </w:font>
+  <w:font w:name="Calibri">
+    <w:altName w:val="Calibri"/>
+    <w:panose1 w:val="020F0502020204030204"/>
+    <w:charset w:val="CC"/>
+    <w:family w:val="swiss"/>
+    <w:pitch w:val="variable"/>
+    <w:sig w:usb0="E4002EFF" w:usb1="C000247B" w:usb2="00000009" w:usb3="00000000" w:csb0="000001FF" w:csb1="00000000"/>
+  </w:font>
+  <w:font w:name="Calibri Light">
+    <w:panose1 w:val="020F0302020204030204"/>
+    <w:charset w:val="CC"/>
+    <w:family w:val="swiss"/>
+    <w:pitch w:val="variable"/>
+    <w:sig w:usb0="E4002EFF" w:usb1="C000247B" w:usb2="00000009" w:usb3="00000000" w:csb0="000001FF" w:csb1="00000000"/>
+  </w:font>
+</w:fonts>
+</file>
+
+<file path=word/glossary/settings.xml><?xml version="1.0" encoding="utf-8"?>
+<w:settings xmlns:mc="http://schemas.openxmlformats.org/markup-compatibility/2006" xmlns:o="urn:schemas-microsoft-com:office:office" xmlns:r="http://schemas.openxmlformats.org/officeDocument/2006/relationships" xmlns:m="http://schemas.openxmlformats.org/officeDocument/2006/math" xmlns:v="urn:schemas-microsoft-com:vml" xmlns:w10="urn:schemas-microsoft-com:office:word" xmlns:w="http://schemas.openxmlformats.org/wordprocessingml/2006/main" xmlns:w14="http://schemas.microsoft.com/office/word/2010/wordml" xmlns:w15="http://schemas.microsoft.com/office/word/2012/wordml" xmlns:w16se="http://schemas.microsoft.com/office/word/2015/wordml/symex" xmlns:sl="http://schemas.openxmlformats.org/schemaLibrary/2006/main" mc:Ignorable="w14 w15 w16se">
+  <w:view w:val="normal"/>
+  <w:defaultTabStop w:val="708"/>
+  <w:characterSpacingControl w:val="doNotCompress"/>
+  <w:compat>
+    <w:useFELayout/>
+    <w:compatSetting w:name="compatibilityMode" w:uri="http://schemas.microsoft.com/office/word" w:val="15"/>
+    <w:compatSetting w:name="overrideTableStyleFontSizeAndJustification" w:uri="http://schemas.microsoft.com/office/word" w:val="1"/>
+    <w:compatSetting w:name="enableOpenTypeFeatures" w:uri="http://schemas.microsoft.com/office/word" w:val="1"/>
+    <w:compatSetting w:name="doNotFlipMirrorIndents" w:uri="http://schemas.microsoft.com/office/word" w:val="1"/>
+    <w:compatSetting w:name="differentiateMultirowTableHeaders" w:uri="http://schemas.microsoft.com/office/word" w:val="1"/>
+  </w:compat>
+  <w:rsids>
+    <w:rsidRoot w:val="00F53121"/>
+    <w:rsid w:val="004C5E58"/>
+    <w:rsid w:val="00F53121"/>
+  </w:rsids>
+  <m:mathPr>
+    <m:mathFont m:val="Cambria Math"/>
+    <m:brkBin m:val="before"/>
+    <m:brkBinSub m:val="--"/>
+    <m:smallFrac m:val="0"/>
+    <m:dispDef/>
+    <m:lMargin m:val="0"/>
+    <m:rMargin m:val="0"/>
+    <m:defJc m:val="centerGroup"/>
+    <m:wrapIndent m:val="1440"/>
+    <m:intLim m:val="subSup"/>
+    <m:naryLim m:val="undOvr"/>
+  </m:mathPr>
+  <w:themeFontLang w:val="ru-RU"/>
+  <w:clrSchemeMapping w:bg1="light1" w:t1="dark1" w:bg2="light2" w:t2="dark2" w:accent1="accent1" w:accent2="accent2" w:accent3="accent3" w:accent4="accent4" w:accent5="accent5" w:accent6="accent6" w:hyperlink="hyperlink" w:followedHyperlink="followedHyperlink"/>
+  <w:decimalSymbol w:val=","/>
+  <w:listSeparator w:val=";"/>
+  <w15:chartTrackingRefBased/>
+</w:settings>
+</file>
+
+<file path=word/glossary/styles.xml><?xml version="1.0" encoding="utf-8"?>
+<w:styles xmlns:mc="http://schemas.openxmlformats.org/markup-compatibility/2006" xmlns:r="http://schemas.openxmlformats.org/officeDocument/2006/relationships" xmlns:w="http://schemas.openxmlformats.org/wordprocessingml/2006/main" xmlns:w14="http://schemas.microsoft.com/office/word/2010/wordml" xmlns:w15="http://schemas.microsoft.com/office/word/2012/wordml" xmlns:w16se="http://schemas.microsoft.com/office/word/2015/wordml/symex" mc:Ignorable="w14 w15 w16se">
+  <w:docDefaults>
+    <w:rPrDefault>
+      <w:rPr>
+        <w:rFonts w:asciiTheme="minorHAnsi" w:eastAsiaTheme="minorEastAsia" w:hAnsiTheme="minorHAnsi" w:cstheme="minorBidi"/>
+        <w:sz w:val="22"/>
+        <w:szCs w:val="22"/>
+        <w:lang w:val="ru-RU" w:eastAsia="ru-RU" w:bidi="ar-SA"/>
       </w:rPr>
     </w:rPrDefault>
     <w:pPrDefault>
@@ -440,7 +4666,24 @@
     <w:semiHidden/>
     <w:unhideWhenUsed/>
   </w:style>
+  <w:style w:type="character" w:styleId="a3">
+    <w:name w:val="Placeholder Text"/>
+    <w:basedOn w:val="a0"/>
+    <w:uiPriority w:val="99"/>
+    <w:semiHidden/>
+    <w:rsid w:val="00F53121"/>
+    <w:rPr>
+      <w:color w:val="808080"/>
+    </w:rPr>
+  </w:style>
 </w:styles>
+</file>
+
+<file path=word/glossary/webSettings.xml><?xml version="1.0" encoding="utf-8"?>
+<w:webSettings xmlns:mc="http://schemas.openxmlformats.org/markup-compatibility/2006" xmlns:r="http://schemas.openxmlformats.org/officeDocument/2006/relationships" xmlns:w="http://schemas.openxmlformats.org/wordprocessingml/2006/main" xmlns:w14="http://schemas.microsoft.com/office/word/2010/wordml" xmlns:w15="http://schemas.microsoft.com/office/word/2012/wordml" xmlns:w16se="http://schemas.microsoft.com/office/word/2015/wordml/symex" mc:Ignorable="w14 w15 w16se">
+  <w:optimizeForBrowser/>
+  <w:allowPNG/>
+</w:webSettings>
 </file>
 
 <file path=word/theme/theme1.xml><?xml version="1.0" encoding="utf-8"?>
